--- a/09-通信电路/03-解调电路/FSK解调电路/FSK解调电路.docx
+++ b/09-通信电路/03-解调电路/FSK解调电路/FSK解调电路.docx
@@ -2155,6 +2155,20 @@
     </w:p>
     <w:bookmarkEnd w:id="26"/>
     <w:bookmarkEnd w:id="27"/>
+    <w:p>
+      <w:pPr>
+        <w:spacing w:before="360"/>
+        <w:jc w:val="center"/>
+      </w:pPr>
+      <w:r>
+        <w:rPr>
+          <w:rFonts w:ascii="Times New Roman" w:hAnsi="Times New Roman"/>
+          <w:color w:val="555555"/>
+          <w:sz w:val="21"/>
+        </w:rPr>
+        <w:t>材料收集者：杜文杰</w:t>
+      </w:r>
+    </w:p>
     <w:sectPr>
       <w:headerReference r:id="rId9" w:type="default"/>
       <w:footerReference r:id="rId10" w:type="default"/>

--- a/09-通信电路/03-解调电路/FSK解调电路/FSK解调电路.docx
+++ b/09-通信电路/03-解调电路/FSK解调电路/FSK解调电路.docx
@@ -1,6 +1,6 @@
 
 <file path=word/document.xml><?xml version="1.0" encoding="utf-8"?>
-<w:document xmlns:w="http://schemas.openxmlformats.org/wordprocessingml/2006/main" xmlns:m="http://schemas.openxmlformats.org/officeDocument/2006/math" xmlns:r="http://schemas.openxmlformats.org/officeDocument/2006/relationships" xmlns:o="urn:schemas-microsoft-com:office:office" xmlns:v="urn:schemas-microsoft-com:vml" xmlns:w10="urn:schemas-microsoft-com:office:word" xmlns:a="http://schemas.openxmlformats.org/drawingml/2006/main" xmlns:pic="http://schemas.openxmlformats.org/drawingml/2006/picture" xmlns:wp="http://schemas.openxmlformats.org/drawingml/2006/wordprocessingDrawing">
+<w:document xmlns:m="http://schemas.openxmlformats.org/officeDocument/2006/math" xmlns:r="http://schemas.openxmlformats.org/officeDocument/2006/relationships" xmlns:w="http://schemas.openxmlformats.org/wordprocessingml/2006/main" xmlns:o="urn:schemas-microsoft-com:office:office" xmlns:v="urn:schemas-microsoft-com:vml" xmlns:w10="urn:schemas-microsoft-com:office:word" xmlns:a="http://schemas.openxmlformats.org/drawingml/2006/main" xmlns:pic="http://schemas.openxmlformats.org/drawingml/2006/picture" xmlns:wp="http://schemas.openxmlformats.org/drawingml/2006/wordprocessingDrawing">
   <w:body>
     <w:bookmarkStart w:id="27" w:name="fsk-解调电路"/>
     <w:p>
@@ -8,11 +8,14 @@
         <w:pStyle w:val="Heading1"/>
       </w:pPr>
       <w:r>
+        <w:rPr>
+          <w:rFonts w:eastAsia="黑体"/>
+        </w:rPr>
         <w:t xml:space="preserve">FSK </w:t>
       </w:r>
       <w:r>
         <w:rPr>
-          <w:rFonts w:hint="eastAsia"/>
+          <w:rFonts w:hint="eastAsia" w:eastAsia="黑体"/>
         </w:rPr>
         <w:t xml:space="preserve">解调电路</w:t>
       </w:r>
@@ -24,7 +27,7 @@
       </w:pPr>
       <w:r>
         <w:rPr>
-          <w:rFonts w:hint="eastAsia"/>
+          <w:rFonts w:hint="eastAsia" w:eastAsia="黑体"/>
         </w:rPr>
         <w:t xml:space="preserve">拓扑描述</w:t>
       </w:r>
@@ -35,27 +38,33 @@
       </w:pPr>
       <w:r>
         <w:rPr>
-          <w:rFonts w:hint="eastAsia"/>
+          <w:rFonts w:hint="eastAsia" w:eastAsia="黑体"/>
         </w:rPr>
         <w:t xml:space="preserve">由</w:t>
       </w:r>
       <w:r>
+        <w:rPr>
+          <w:rFonts w:eastAsia="黑体"/>
+        </w:rPr>
         <w:t xml:space="preserve"> </w:t>
       </w:r>
       <w:r>
         <w:rPr>
-          <w:rFonts w:hint="eastAsia"/>
+          <w:rFonts w:hint="eastAsia" w:eastAsia="黑体"/>
           <w:b/>
           <w:bCs/>
         </w:rPr>
         <w:t xml:space="preserve">带通滤波器（或两个分支滤波器）F1</w:t>
       </w:r>
       <w:r>
+        <w:rPr>
+          <w:rFonts w:eastAsia="黑体"/>
+        </w:rPr>
         <w:t xml:space="preserve">、</w:t>
       </w:r>
       <w:r>
         <w:rPr>
-          <w:rFonts w:hint="eastAsia"/>
+          <w:rFonts w:hint="eastAsia" w:eastAsia="黑体"/>
           <w:b/>
           <w:bCs/>
         </w:rPr>
@@ -63,17 +72,21 @@
       </w:r>
       <w:r>
         <w:rPr>
+          <w:rFonts w:eastAsia="黑体"/>
           <w:b/>
           <w:bCs/>
         </w:rPr>
         <w:t xml:space="preserve"> U1</w:t>
       </w:r>
       <w:r>
+        <w:rPr>
+          <w:rFonts w:eastAsia="黑体"/>
+        </w:rPr>
         <w:t xml:space="preserve">、</w:t>
       </w:r>
       <w:r>
         <w:rPr>
-          <w:rFonts w:hint="eastAsia"/>
+          <w:rFonts w:hint="eastAsia" w:eastAsia="黑体"/>
           <w:b/>
           <w:bCs/>
         </w:rPr>
@@ -81,6 +94,7 @@
       </w:r>
       <w:r>
         <w:rPr>
+          <w:rFonts w:eastAsia="黑体"/>
           <w:b/>
           <w:bCs/>
         </w:rPr>
@@ -88,7 +102,7 @@
       </w:r>
       <w:r>
         <w:rPr>
-          <w:rFonts w:hint="eastAsia"/>
+          <w:rFonts w:hint="eastAsia" w:eastAsia="黑体"/>
           <w:b/>
           <w:bCs/>
         </w:rPr>
@@ -96,6 +110,7 @@
       </w:r>
       <w:r>
         <w:rPr>
+          <w:rFonts w:eastAsia="黑体"/>
           <w:b/>
           <w:bCs/>
         </w:rPr>
@@ -103,18 +118,21 @@
       </w:r>
       <w:r>
         <w:rPr>
-          <w:rFonts w:hint="eastAsia"/>
+          <w:rFonts w:hint="eastAsia" w:eastAsia="黑体"/>
           <w:b/>
           <w:bCs/>
         </w:rPr>
         <w:t xml:space="preserve">PLL/正交检波器）</w:t>
       </w:r>
       <w:r>
+        <w:rPr>
+          <w:rFonts w:eastAsia="黑体"/>
+        </w:rPr>
         <w:t xml:space="preserve">、</w:t>
       </w:r>
       <w:r>
         <w:rPr>
-          <w:rFonts w:hint="eastAsia"/>
+          <w:rFonts w:hint="eastAsia" w:eastAsia="黑体"/>
           <w:b/>
           <w:bCs/>
         </w:rPr>
@@ -122,32 +140,39 @@
       </w:r>
       <w:r>
         <w:rPr>
+          <w:rFonts w:eastAsia="黑体"/>
           <w:b/>
           <w:bCs/>
         </w:rPr>
         <w:t xml:space="preserve"> U3</w:t>
       </w:r>
       <w:r>
+        <w:rPr>
+          <w:rFonts w:eastAsia="黑体"/>
+        </w:rPr>
         <w:t xml:space="preserve"> </w:t>
       </w:r>
       <w:r>
         <w:rPr>
-          <w:rFonts w:hint="eastAsia"/>
+          <w:rFonts w:hint="eastAsia" w:eastAsia="黑体"/>
         </w:rPr>
         <w:t xml:space="preserve">组成，按功能分为滤波、限幅、鉴频与判决四类。电路共有</w:t>
       </w:r>
       <w:r>
+        <w:rPr>
+          <w:rFonts w:eastAsia="黑体"/>
+        </w:rPr>
         <w:t xml:space="preserve"> 7 </w:t>
       </w:r>
       <w:r>
         <w:rPr>
-          <w:rFonts w:hint="eastAsia"/>
+          <w:rFonts w:hint="eastAsia" w:eastAsia="黑体"/>
         </w:rPr>
         <w:t xml:space="preserve">个关键节点：</w:t>
       </w:r>
       <w:r>
         <w:rPr>
-          <w:rFonts w:hint="eastAsia"/>
+          <w:rFonts w:hint="eastAsia" w:eastAsia="黑体"/>
           <w:b/>
           <w:bCs/>
         </w:rPr>
@@ -155,6 +180,7 @@
       </w:r>
       <w:r>
         <w:rPr>
+          <w:rFonts w:eastAsia="黑体"/>
           <w:b/>
           <w:bCs/>
         </w:rPr>
@@ -162,7 +188,7 @@
       </w:r>
       <w:r>
         <w:rPr>
-          <w:rFonts w:hint="eastAsia"/>
+          <w:rFonts w:hint="eastAsia" w:eastAsia="黑体"/>
           <w:b/>
           <w:bCs/>
         </w:rPr>
@@ -170,22 +196,25 @@
       </w:r>
       <w:r>
         <w:rPr>
-          <w:rFonts w:hint="eastAsia"/>
+          <w:rFonts w:hint="eastAsia" w:eastAsia="黑体"/>
         </w:rPr>
         <w:t xml:space="preserve">（接收的</w:t>
       </w:r>
       <w:r>
+        <w:rPr>
+          <w:rFonts w:eastAsia="黑体"/>
+        </w:rPr>
         <w:t xml:space="preserve"> FSK </w:t>
       </w:r>
       <w:r>
         <w:rPr>
-          <w:rFonts w:hint="eastAsia"/>
+          <w:rFonts w:hint="eastAsia" w:eastAsia="黑体"/>
         </w:rPr>
         <w:t xml:space="preserve">信号）；</w:t>
       </w:r>
       <w:r>
         <w:rPr>
-          <w:rFonts w:hint="eastAsia"/>
+          <w:rFonts w:hint="eastAsia" w:eastAsia="黑体"/>
           <w:b/>
           <w:bCs/>
         </w:rPr>
@@ -193,6 +222,7 @@
       </w:r>
       <w:r>
         <w:rPr>
+          <w:rFonts w:eastAsia="黑体"/>
           <w:b/>
           <w:bCs/>
         </w:rPr>
@@ -200,7 +230,7 @@
       </w:r>
       <w:r>
         <w:rPr>
-          <w:rFonts w:hint="eastAsia"/>
+          <w:rFonts w:hint="eastAsia" w:eastAsia="黑体"/>
           <w:b/>
           <w:bCs/>
         </w:rPr>
@@ -208,13 +238,13 @@
       </w:r>
       <w:r>
         <w:rPr>
-          <w:rFonts w:hint="eastAsia"/>
+          <w:rFonts w:hint="eastAsia" w:eastAsia="黑体"/>
         </w:rPr>
         <w:t xml:space="preserve">（带通滤波输出）；</w:t>
       </w:r>
       <w:r>
         <w:rPr>
-          <w:rFonts w:hint="eastAsia"/>
+          <w:rFonts w:hint="eastAsia" w:eastAsia="黑体"/>
           <w:b/>
           <w:bCs/>
         </w:rPr>
@@ -222,6 +252,7 @@
       </w:r>
       <w:r>
         <w:rPr>
+          <w:rFonts w:eastAsia="黑体"/>
           <w:b/>
           <w:bCs/>
         </w:rPr>
@@ -229,7 +260,7 @@
       </w:r>
       <w:r>
         <w:rPr>
-          <w:rFonts w:hint="eastAsia"/>
+          <w:rFonts w:hint="eastAsia" w:eastAsia="黑体"/>
           <w:b/>
           <w:bCs/>
         </w:rPr>
@@ -237,13 +268,13 @@
       </w:r>
       <w:r>
         <w:rPr>
-          <w:rFonts w:hint="eastAsia"/>
+          <w:rFonts w:hint="eastAsia" w:eastAsia="黑体"/>
         </w:rPr>
         <w:t xml:space="preserve">（限幅器输出接鉴频器）；</w:t>
       </w:r>
       <w:r>
         <w:rPr>
-          <w:rFonts w:hint="eastAsia"/>
+          <w:rFonts w:hint="eastAsia" w:eastAsia="黑体"/>
           <w:b/>
           <w:bCs/>
         </w:rPr>
@@ -251,6 +282,7 @@
       </w:r>
       <w:r>
         <w:rPr>
+          <w:rFonts w:eastAsia="黑体"/>
           <w:b/>
           <w:bCs/>
         </w:rPr>
@@ -258,7 +290,7 @@
       </w:r>
       <w:r>
         <w:rPr>
-          <w:rFonts w:hint="eastAsia"/>
+          <w:rFonts w:hint="eastAsia" w:eastAsia="黑体"/>
           <w:b/>
           <w:bCs/>
         </w:rPr>
@@ -266,13 +298,13 @@
       </w:r>
       <w:r>
         <w:rPr>
-          <w:rFonts w:hint="eastAsia"/>
+          <w:rFonts w:hint="eastAsia" w:eastAsia="黑体"/>
         </w:rPr>
         <w:t xml:space="preserve">（鉴频器输出为随频偏变化的电压）；</w:t>
       </w:r>
       <w:r>
         <w:rPr>
-          <w:rFonts w:hint="eastAsia"/>
+          <w:rFonts w:hint="eastAsia" w:eastAsia="黑体"/>
           <w:b/>
           <w:bCs/>
         </w:rPr>
@@ -280,6 +312,7 @@
       </w:r>
       <w:r>
         <w:rPr>
+          <w:rFonts w:eastAsia="黑体"/>
           <w:b/>
           <w:bCs/>
         </w:rPr>
@@ -287,7 +320,7 @@
       </w:r>
       <w:r>
         <w:rPr>
-          <w:rFonts w:hint="eastAsia"/>
+          <w:rFonts w:hint="eastAsia" w:eastAsia="黑体"/>
           <w:b/>
           <w:bCs/>
         </w:rPr>
@@ -295,13 +328,13 @@
       </w:r>
       <w:r>
         <w:rPr>
-          <w:rFonts w:hint="eastAsia"/>
+          <w:rFonts w:hint="eastAsia" w:eastAsia="黑体"/>
         </w:rPr>
         <w:t xml:space="preserve">（抽样判决输出二进制基带）；</w:t>
       </w:r>
       <w:r>
         <w:rPr>
-          <w:rFonts w:hint="eastAsia"/>
+          <w:rFonts w:hint="eastAsia" w:eastAsia="黑体"/>
           <w:b/>
           <w:bCs/>
         </w:rPr>
@@ -309,6 +342,7 @@
       </w:r>
       <w:r>
         <w:rPr>
+          <w:rFonts w:eastAsia="黑体"/>
           <w:b/>
           <w:bCs/>
         </w:rPr>
@@ -316,7 +350,7 @@
       </w:r>
       <w:r>
         <w:rPr>
-          <w:rFonts w:hint="eastAsia"/>
+          <w:rFonts w:hint="eastAsia" w:eastAsia="黑体"/>
           <w:b/>
           <w:bCs/>
         </w:rPr>
@@ -324,6 +358,7 @@
       </w:r>
       <w:r>
         <w:rPr>
+          <w:rFonts w:eastAsia="黑体"/>
           <w:b/>
           <w:bCs/>
         </w:rPr>
@@ -331,13 +366,13 @@
       </w:r>
       <w:r>
         <w:rPr>
-          <w:rFonts w:hint="eastAsia"/>
+          <w:rFonts w:hint="eastAsia" w:eastAsia="黑体"/>
         </w:rPr>
         <w:t xml:space="preserve">；</w:t>
       </w:r>
       <w:r>
         <w:rPr>
-          <w:rFonts w:hint="eastAsia"/>
+          <w:rFonts w:hint="eastAsia" w:eastAsia="黑体"/>
           <w:b/>
           <w:bCs/>
         </w:rPr>
@@ -345,6 +380,7 @@
       </w:r>
       <w:r>
         <w:rPr>
+          <w:rFonts w:eastAsia="黑体"/>
           <w:b/>
           <w:bCs/>
         </w:rPr>
@@ -352,7 +388,7 @@
       </w:r>
       <w:r>
         <w:rPr>
-          <w:rFonts w:hint="eastAsia"/>
+          <w:rFonts w:hint="eastAsia" w:eastAsia="黑体"/>
           <w:b/>
           <w:bCs/>
         </w:rPr>
@@ -360,12 +396,16 @@
       </w:r>
       <w:r>
         <w:rPr>
+          <w:rFonts w:eastAsia="黑体"/>
           <w:b/>
           <w:bCs/>
         </w:rPr>
         <w:t xml:space="preserve"> GND</w:t>
       </w:r>
       <w:r>
+        <w:rPr>
+          <w:rFonts w:eastAsia="黑体"/>
+        </w:rPr>
         <w:t xml:space="preserve">。</w:t>
       </w:r>
     </w:p>
@@ -373,66 +413,79 @@
       <w:pPr/>
       <w:r>
         <w:rPr>
-          <w:rFonts w:hint="eastAsia"/>
+          <w:rFonts w:hint="eastAsia" w:eastAsia="黑体"/>
         </w:rPr>
         <w:t xml:space="preserve">各元件管脚连接：</w:t>
       </w:r>
       <w:r>
         <w:rPr>
-          <w:rFonts w:hint="eastAsia"/>
+          <w:rFonts w:hint="eastAsia" w:eastAsia="黑体"/>
           <w:b/>
           <w:bCs/>
         </w:rPr>
         <w:t xml:space="preserve">F1（带通滤波器）</w:t>
       </w:r>
       <w:r>
+        <w:rPr>
+          <w:rFonts w:eastAsia="黑体"/>
+        </w:rPr>
         <w:t xml:space="preserve"> </w:t>
       </w:r>
       <w:r>
         <w:rPr>
-          <w:rFonts w:hint="eastAsia"/>
+          <w:rFonts w:hint="eastAsia" w:eastAsia="黑体"/>
         </w:rPr>
         <w:t xml:space="preserve">输入脚接节点①、输出脚接节点②；</w:t>
       </w:r>
       <w:r>
         <w:rPr>
-          <w:rFonts w:hint="eastAsia"/>
+          <w:rFonts w:hint="eastAsia" w:eastAsia="黑体"/>
           <w:b/>
           <w:bCs/>
         </w:rPr>
         <w:t xml:space="preserve">U1（限幅器）</w:t>
       </w:r>
       <w:r>
+        <w:rPr>
+          <w:rFonts w:eastAsia="黑体"/>
+        </w:rPr>
         <w:t xml:space="preserve"> </w:t>
       </w:r>
       <w:r>
         <w:rPr>
-          <w:rFonts w:hint="eastAsia"/>
+          <w:rFonts w:hint="eastAsia" w:eastAsia="黑体"/>
         </w:rPr>
         <w:t xml:space="preserve">输入脚接节点②、输出脚接节点③；</w:t>
       </w:r>
       <w:r>
         <w:rPr>
-          <w:rFonts w:hint="eastAsia"/>
+          <w:rFonts w:hint="eastAsia" w:eastAsia="黑体"/>
           <w:b/>
           <w:bCs/>
         </w:rPr>
         <w:t xml:space="preserve">U2（鉴频器）</w:t>
       </w:r>
       <w:r>
+        <w:rPr>
+          <w:rFonts w:eastAsia="黑体"/>
+        </w:rPr>
         <w:t xml:space="preserve"> </w:t>
       </w:r>
       <w:r>
         <w:rPr>
-          <w:rFonts w:hint="eastAsia"/>
+          <w:rFonts w:hint="eastAsia" w:eastAsia="黑体"/>
         </w:rPr>
         <w:t xml:space="preserve">输入脚接节点③、输出脚接节点④，其参考零点对应中心频率；若采用</w:t>
       </w:r>
       <w:r>
+        <w:rPr>
+          <w:rFonts w:eastAsia="黑体"/>
+        </w:rPr>
         <w:t xml:space="preserve"> </w:t>
       </w:r>
       <w:r>
         <w:rPr>
+          <w:rFonts w:eastAsia="黑体"/>
           <w:b/>
           <w:bCs/>
         </w:rPr>
@@ -440,7 +493,7 @@
       </w:r>
       <w:r>
         <w:rPr>
-          <w:rFonts w:hint="eastAsia"/>
+          <w:rFonts w:hint="eastAsia" w:eastAsia="黑体"/>
           <w:b/>
           <w:bCs/>
         </w:rPr>
@@ -448,33 +501,39 @@
       </w:r>
       <w:r>
         <w:rPr>
-          <w:rFonts w:hint="eastAsia"/>
+          <w:rFonts w:hint="eastAsia" w:eastAsia="黑体"/>
         </w:rPr>
         <w:t xml:space="preserve">，VCO</w:t>
       </w:r>
       <w:r>
+        <w:rPr>
+          <w:rFonts w:eastAsia="黑体"/>
+        </w:rPr>
         <w:t xml:space="preserve"> </w:t>
       </w:r>
       <w:r>
         <w:rPr>
-          <w:rFonts w:hint="eastAsia"/>
+          <w:rFonts w:hint="eastAsia" w:eastAsia="黑体"/>
         </w:rPr>
         <w:t xml:space="preserve">输出反馈与输入比较、环路误差电压即为鉴频输出；非相干法可用两个中心频率匹配滤波支路分别检波后经比较器比较幅值得出判决；</w:t>
       </w:r>
       <w:r>
         <w:rPr>
-          <w:rFonts w:hint="eastAsia"/>
+          <w:rFonts w:hint="eastAsia" w:eastAsia="黑体"/>
           <w:b/>
           <w:bCs/>
         </w:rPr>
         <w:t xml:space="preserve">U3（抽样判决器/比较器）</w:t>
       </w:r>
       <w:r>
+        <w:rPr>
+          <w:rFonts w:eastAsia="黑体"/>
+        </w:rPr>
         <w:t xml:space="preserve"> </w:t>
       </w:r>
       <w:r>
         <w:rPr>
-          <w:rFonts w:hint="eastAsia"/>
+          <w:rFonts w:hint="eastAsia" w:eastAsia="黑体"/>
         </w:rPr>
         <w:t xml:space="preserve">信号输入脚接节点④、门限脚接零（或中点）门限、输出脚接节点⑤、时钟脚接位同步信号；各单元电源脚接节点⑥、地脚接节点⑦。</w:t>
       </w:r>
@@ -483,16 +542,19 @@
       <w:pPr/>
       <w:r>
         <w:rPr>
-          <w:rFonts w:hint="eastAsia"/>
+          <w:rFonts w:hint="eastAsia" w:eastAsia="黑体"/>
         </w:rPr>
         <w:t xml:space="preserve">由此构成”FSK</w:t>
       </w:r>
       <w:r>
+        <w:rPr>
+          <w:rFonts w:eastAsia="黑体"/>
+        </w:rPr>
         <w:t xml:space="preserve"> </w:t>
       </w:r>
       <w:r>
         <w:rPr>
-          <w:rFonts w:hint="eastAsia"/>
+          <w:rFonts w:hint="eastAsia" w:eastAsia="黑体"/>
         </w:rPr>
         <w:t xml:space="preserve">信号经滤波、限幅、鉴频（或匹配滤波）与门限判决恢复二进制基带”的频移键控解调组态，两频率分别对应正负输出电压。</w:t>
       </w:r>
@@ -505,7 +567,7 @@
       </w:pPr>
       <w:r>
         <w:rPr>
-          <w:rFonts w:hint="eastAsia"/>
+          <w:rFonts w:hint="eastAsia" w:eastAsia="黑体"/>
         </w:rPr>
         <w:t xml:space="preserve">工作原理</w:t>
       </w:r>
@@ -516,11 +578,14 @@
       </w:pPr>
       <w:r>
         <w:rPr>
-          <w:rFonts w:hint="eastAsia"/>
+          <w:rFonts w:hint="eastAsia" w:eastAsia="黑体"/>
         </w:rPr>
         <w:t xml:space="preserve">鉴频器输出的电压正比于瞬时频偏，对应两个频率</w:t>
       </w:r>
       <w:r>
+        <w:rPr>
+          <w:rFonts w:eastAsia="黑体"/>
+        </w:rPr>
         <w:t xml:space="preserve"> </w:t>
       </w:r>
       <m:oMath>
@@ -538,6 +603,9 @@
         </m:sSub>
       </m:oMath>
       <w:r>
+        <w:rPr>
+          <w:rFonts w:eastAsia="黑体"/>
+        </w:rPr>
         <w:t xml:space="preserve">、</w:t>
       </w:r>
       <m:oMath>
@@ -555,11 +623,14 @@
         </m:sSub>
       </m:oMath>
       <w:r>
+        <w:rPr>
+          <w:rFonts w:eastAsia="黑体"/>
+        </w:rPr>
         <w:t xml:space="preserve"> </w:t>
       </w:r>
       <w:r>
         <w:rPr>
-          <w:rFonts w:hint="eastAsia"/>
+          <w:rFonts w:hint="eastAsia" w:eastAsia="黑体"/>
         </w:rPr>
         <w:t xml:space="preserve">分别输出负、正电压，判决器以零（或中点）为门限区分符号。非相干法可用两个匹配滤波支路分别检波后比较幅值得出判决。</w:t>
       </w:r>
@@ -572,7 +643,7 @@
       </w:pPr>
       <w:r>
         <w:rPr>
-          <w:rFonts w:hint="eastAsia"/>
+          <w:rFonts w:hint="eastAsia" w:eastAsia="黑体"/>
         </w:rPr>
         <w:t xml:space="preserve">关键计算公式</w:t>
       </w:r>
@@ -586,7 +657,7 @@
       </w:pPr>
       <w:r>
         <w:rPr>
-          <w:rFonts w:hint="eastAsia"/>
+          <w:rFonts w:hint="eastAsia" w:eastAsia="黑体"/>
         </w:rPr>
         <w:t xml:space="preserve">鉴频输出与频偏关系：</w:t>
       </w:r>
@@ -672,11 +743,14 @@
         </w:numPr>
       </w:pPr>
       <w:r>
+        <w:rPr>
+          <w:rFonts w:eastAsia="黑体"/>
+        </w:rPr>
         <w:t xml:space="preserve">2FSK </w:t>
       </w:r>
       <w:r>
         <w:rPr>
-          <w:rFonts w:hint="eastAsia"/>
+          <w:rFonts w:hint="eastAsia" w:eastAsia="黑体"/>
         </w:rPr>
         <w:t xml:space="preserve">调制指数：</w:t>
       </w:r>
@@ -763,25 +837,31 @@
       </w:pPr>
       <w:r>
         <w:rPr>
-          <w:rFonts w:hint="eastAsia"/>
+          <w:rFonts w:hint="eastAsia" w:eastAsia="黑体"/>
         </w:rPr>
         <w:t xml:space="preserve">相干</w:t>
       </w:r>
       <w:r>
+        <w:rPr>
+          <w:rFonts w:eastAsia="黑体"/>
+        </w:rPr>
         <w:t xml:space="preserve"> 2FSK </w:t>
       </w:r>
       <w:r>
         <w:rPr>
-          <w:rFonts w:hint="eastAsia"/>
+          <w:rFonts w:hint="eastAsia" w:eastAsia="黑体"/>
         </w:rPr>
         <w:t xml:space="preserve">误码率（相干</w:t>
       </w:r>
       <w:r>
+        <w:rPr>
+          <w:rFonts w:eastAsia="黑体"/>
+        </w:rPr>
         <w:t xml:space="preserve"> </w:t>
       </w:r>
       <w:r>
         <w:rPr>
-          <w:rFonts w:hint="eastAsia"/>
+          <w:rFonts w:hint="eastAsia" w:eastAsia="黑体"/>
         </w:rPr>
         <w:t xml:space="preserve">BFSK，需本地载波同步）：</w:t>
       </w:r>
@@ -880,25 +960,31 @@
       </w:pPr>
       <w:r>
         <w:rPr>
-          <w:rFonts w:hint="eastAsia"/>
+          <w:rFonts w:hint="eastAsia" w:eastAsia="黑体"/>
         </w:rPr>
         <w:t xml:space="preserve">非相干</w:t>
       </w:r>
       <w:r>
+        <w:rPr>
+          <w:rFonts w:eastAsia="黑体"/>
+        </w:rPr>
         <w:t xml:space="preserve"> 2FSK </w:t>
       </w:r>
       <w:r>
         <w:rPr>
-          <w:rFonts w:hint="eastAsia"/>
+          <w:rFonts w:hint="eastAsia" w:eastAsia="黑体"/>
         </w:rPr>
         <w:t xml:space="preserve">误码率（非相干</w:t>
       </w:r>
       <w:r>
+        <w:rPr>
+          <w:rFonts w:eastAsia="黑体"/>
+        </w:rPr>
         <w:t xml:space="preserve"> </w:t>
       </w:r>
       <w:r>
         <w:rPr>
-          <w:rFonts w:hint="eastAsia"/>
+          <w:rFonts w:hint="eastAsia" w:eastAsia="黑体"/>
         </w:rPr>
         <w:t xml:space="preserve">BFSK，检波无载波同步）：</w:t>
       </w:r>
@@ -1040,7 +1126,7 @@
             </w:pPr>
             <w:r>
               <w:rPr>
-                <w:rFonts w:hint="eastAsia"/>
+                <w:rFonts w:hint="eastAsia" w:eastAsia="黑体"/>
               </w:rPr>
               <w:t xml:space="preserve">符号</w:t>
             </w:r>
@@ -1054,7 +1140,7 @@
             </w:pPr>
             <w:r>
               <w:rPr>
-                <w:rFonts w:hint="eastAsia"/>
+                <w:rFonts w:hint="eastAsia" w:eastAsia="黑体"/>
               </w:rPr>
               <w:t xml:space="preserve">含义</w:t>
             </w:r>
@@ -1068,7 +1154,7 @@
             </w:pPr>
             <w:r>
               <w:rPr>
-                <w:rFonts w:hint="eastAsia"/>
+                <w:rFonts w:hint="eastAsia" w:eastAsia="黑体"/>
               </w:rPr>
               <w:t xml:space="preserve">单位</w:t>
             </w:r>
@@ -1097,6 +1183,9 @@
               </m:sSub>
             </m:oMath>
             <w:r>
+              <w:rPr>
+                <w:rFonts w:eastAsia="黑体"/>
+              </w:rPr>
               <w:t xml:space="preserve">​</w:t>
             </w:r>
           </w:p>
@@ -1109,7 +1198,7 @@
             </w:pPr>
             <w:r>
               <w:rPr>
-                <w:rFonts w:hint="eastAsia"/>
+                <w:rFonts w:hint="eastAsia" w:eastAsia="黑体"/>
               </w:rPr>
               <w:t xml:space="preserve">鉴频灵敏度</w:t>
             </w:r>
@@ -1122,6 +1211,9 @@
               <w:pStyle w:val="Compact"/>
             </w:pPr>
             <w:r>
+              <w:rPr>
+                <w:rFonts w:eastAsia="黑体"/>
+              </w:rPr>
               <w:t xml:space="preserve">V/Hz</w:t>
             </w:r>
           </w:p>
@@ -1146,6 +1238,9 @@
               </m:r>
             </m:oMath>
             <w:r>
+              <w:rPr>
+                <w:rFonts w:eastAsia="黑体"/>
+              </w:rPr>
               <w:t xml:space="preserve">​</w:t>
             </w:r>
           </w:p>
@@ -1158,7 +1253,7 @@
             </w:pPr>
             <w:r>
               <w:rPr>
-                <w:rFonts w:hint="eastAsia"/>
+                <w:rFonts w:hint="eastAsia" w:eastAsia="黑体"/>
               </w:rPr>
               <w:t xml:space="preserve">频偏</w:t>
             </w:r>
@@ -1171,6 +1266,9 @@
               <w:pStyle w:val="Compact"/>
             </w:pPr>
             <w:r>
+              <w:rPr>
+                <w:rFonts w:eastAsia="黑体"/>
+              </w:rPr>
               <w:t xml:space="preserve">Hz</w:t>
             </w:r>
           </w:p>
@@ -1216,6 +1314,9 @@
               </m:sSub>
             </m:oMath>
             <w:r>
+              <w:rPr>
+                <w:rFonts w:eastAsia="黑体"/>
+              </w:rPr>
               <w:t xml:space="preserve">​</w:t>
             </w:r>
           </w:p>
@@ -1228,7 +1329,7 @@
             </w:pPr>
             <w:r>
               <w:rPr>
-                <w:rFonts w:hint="eastAsia"/>
+                <w:rFonts w:hint="eastAsia" w:eastAsia="黑体"/>
               </w:rPr>
               <w:t xml:space="preserve">两个键控频率</w:t>
             </w:r>
@@ -1241,6 +1342,9 @@
               <w:pStyle w:val="Compact"/>
             </w:pPr>
             <w:r>
+              <w:rPr>
+                <w:rFonts w:eastAsia="黑体"/>
+              </w:rPr>
               <w:t xml:space="preserve">Hz</w:t>
             </w:r>
           </w:p>
@@ -1268,6 +1372,9 @@
               </m:sSub>
             </m:oMath>
             <w:r>
+              <w:rPr>
+                <w:rFonts w:eastAsia="黑体"/>
+              </w:rPr>
               <w:t xml:space="preserve">​</w:t>
             </w:r>
           </w:p>
@@ -1280,7 +1387,7 @@
             </w:pPr>
             <w:r>
               <w:rPr>
-                <w:rFonts w:hint="eastAsia"/>
+                <w:rFonts w:hint="eastAsia" w:eastAsia="黑体"/>
               </w:rPr>
               <w:t xml:space="preserve">码率</w:t>
             </w:r>
@@ -1293,6 +1400,9 @@
               <w:pStyle w:val="Compact"/>
             </w:pPr>
             <w:r>
+              <w:rPr>
+                <w:rFonts w:eastAsia="黑体"/>
+              </w:rPr>
               <w:t xml:space="preserve">bit/s</w:t>
             </w:r>
           </w:p>
@@ -1320,6 +1430,9 @@
               </m:sSub>
             </m:oMath>
             <w:r>
+              <w:rPr>
+                <w:rFonts w:eastAsia="黑体"/>
+              </w:rPr>
               <w:t xml:space="preserve">​</w:t>
             </w:r>
           </w:p>
@@ -1332,7 +1445,7 @@
             </w:pPr>
             <w:r>
               <w:rPr>
-                <w:rFonts w:hint="eastAsia"/>
+                <w:rFonts w:hint="eastAsia" w:eastAsia="黑体"/>
               </w:rPr>
               <w:t xml:space="preserve">误码率</w:t>
             </w:r>
@@ -1345,6 +1458,9 @@
               <w:pStyle w:val="Compact"/>
             </w:pPr>
             <w:r>
+              <w:rPr>
+                <w:rFonts w:eastAsia="黑体"/>
+              </w:rPr>
               <w:t xml:space="preserve">—</w:t>
             </w:r>
           </w:p>
@@ -1359,7 +1475,7 @@
       </w:pPr>
       <w:r>
         <w:rPr>
-          <w:rFonts w:hint="eastAsia"/>
+          <w:rFonts w:hint="eastAsia" w:eastAsia="黑体"/>
         </w:rPr>
         <w:t xml:space="preserve">元件调整影响</w:t>
       </w:r>
@@ -1374,7 +1490,7 @@
       </w:pPr>
       <w:r>
         <w:rPr>
-          <w:rFonts w:hint="eastAsia"/>
+          <w:rFonts w:hint="eastAsia" w:eastAsia="黑体"/>
           <w:b/>
           <w:bCs/>
         </w:rPr>
@@ -1382,6 +1498,7 @@
       </w:r>
       <w:r>
         <w:rPr>
+          <w:rFonts w:eastAsia="黑体"/>
           <w:b/>
           <w:bCs/>
         </w:rPr>
@@ -1400,6 +1517,7 @@
       </m:oMath>
       <w:r>
         <w:rPr>
+          <w:rFonts w:eastAsia="黑体"/>
           <w:b/>
           <w:bCs/>
         </w:rPr>
@@ -1407,21 +1525,27 @@
       </w:r>
       <w:r>
         <w:rPr>
-          <w:rFonts w:hint="eastAsia"/>
+          <w:rFonts w:hint="eastAsia" w:eastAsia="黑体"/>
           <w:b/>
           <w:bCs/>
         </w:rPr>
         <w:t xml:space="preserve">减小</w:t>
       </w:r>
       <w:r>
+        <w:rPr>
+          <w:rFonts w:eastAsia="黑体"/>
+        </w:rPr>
         <w:t xml:space="preserve"> </w:t>
       </w:r>
       <w:r>
+        <w:rPr>
+          <w:rFonts w:eastAsia="黑体"/>
+        </w:rPr>
         <w:t xml:space="preserve">→ </w:t>
       </w:r>
       <w:r>
         <w:rPr>
-          <w:rFonts w:hint="eastAsia"/>
+          <w:rFonts w:hint="eastAsia" w:eastAsia="黑体"/>
         </w:rPr>
         <w:t xml:space="preserve">两符号区分度下降，误码率上升。</w:t>
       </w:r>
@@ -1436,7 +1560,7 @@
       </w:pPr>
       <w:r>
         <w:rPr>
-          <w:rFonts w:hint="eastAsia"/>
+          <w:rFonts w:hint="eastAsia" w:eastAsia="黑体"/>
           <w:b/>
           <w:bCs/>
         </w:rPr>
@@ -1444,6 +1568,7 @@
       </w:r>
       <w:r>
         <w:rPr>
+          <w:rFonts w:eastAsia="黑体"/>
           <w:b/>
           <w:bCs/>
         </w:rPr>
@@ -1451,21 +1576,27 @@
       </w:r>
       <w:r>
         <w:rPr>
-          <w:rFonts w:hint="eastAsia"/>
+          <w:rFonts w:hint="eastAsia" w:eastAsia="黑体"/>
           <w:b/>
           <w:bCs/>
         </w:rPr>
         <w:t xml:space="preserve">过大）</w:t>
       </w:r>
       <w:r>
+        <w:rPr>
+          <w:rFonts w:eastAsia="黑体"/>
+        </w:rPr>
         <w:t xml:space="preserve"> </w:t>
       </w:r>
       <w:r>
+        <w:rPr>
+          <w:rFonts w:eastAsia="黑体"/>
+        </w:rPr>
         <w:t xml:space="preserve">→ </w:t>
       </w:r>
       <w:r>
         <w:rPr>
-          <w:rFonts w:hint="eastAsia"/>
+          <w:rFonts w:hint="eastAsia" w:eastAsia="黑体"/>
         </w:rPr>
         <w:t xml:space="preserve">大频偏被压缩，判决余量不足。</w:t>
       </w:r>
@@ -1480,21 +1611,27 @@
       </w:pPr>
       <w:r>
         <w:rPr>
-          <w:rFonts w:hint="eastAsia"/>
+          <w:rFonts w:hint="eastAsia" w:eastAsia="黑体"/>
           <w:b/>
           <w:bCs/>
         </w:rPr>
         <w:t xml:space="preserve">带通滤波器带宽过窄</w:t>
       </w:r>
       <w:r>
+        <w:rPr>
+          <w:rFonts w:eastAsia="黑体"/>
+        </w:rPr>
         <w:t xml:space="preserve"> </w:t>
       </w:r>
       <w:r>
+        <w:rPr>
+          <w:rFonts w:eastAsia="黑体"/>
+        </w:rPr>
         <w:t xml:space="preserve">→ </w:t>
       </w:r>
       <w:r>
         <w:rPr>
-          <w:rFonts w:hint="eastAsia"/>
+          <w:rFonts w:hint="eastAsia" w:eastAsia="黑体"/>
         </w:rPr>
         <w:t xml:space="preserve">码间串扰增大，性能退化。</w:t>
       </w:r>
@@ -1509,21 +1646,27 @@
       </w:pPr>
       <w:r>
         <w:rPr>
-          <w:rFonts w:hint="eastAsia"/>
+          <w:rFonts w:hint="eastAsia" w:eastAsia="黑体"/>
           <w:b/>
           <w:bCs/>
         </w:rPr>
         <w:t xml:space="preserve">判决门限偏移</w:t>
       </w:r>
       <w:r>
+        <w:rPr>
+          <w:rFonts w:eastAsia="黑体"/>
+        </w:rPr>
         <w:t xml:space="preserve"> </w:t>
       </w:r>
       <w:r>
+        <w:rPr>
+          <w:rFonts w:eastAsia="黑体"/>
+        </w:rPr>
         <w:t xml:space="preserve">→ 0/1 </w:t>
       </w:r>
       <w:r>
         <w:rPr>
-          <w:rFonts w:hint="eastAsia"/>
+          <w:rFonts w:hint="eastAsia" w:eastAsia="黑体"/>
         </w:rPr>
         <w:t xml:space="preserve">误判不对称，误码率上升。</w:t>
       </w:r>
@@ -1538,21 +1681,27 @@
       </w:pPr>
       <w:r>
         <w:rPr>
-          <w:rFonts w:hint="eastAsia"/>
+          <w:rFonts w:hint="eastAsia" w:eastAsia="黑体"/>
           <w:b/>
           <w:bCs/>
         </w:rPr>
         <w:t xml:space="preserve">本地参考频率漂移</w:t>
       </w:r>
       <w:r>
+        <w:rPr>
+          <w:rFonts w:eastAsia="黑体"/>
+        </w:rPr>
         <w:t xml:space="preserve"> </w:t>
       </w:r>
       <w:r>
+        <w:rPr>
+          <w:rFonts w:eastAsia="黑体"/>
+        </w:rPr>
         <w:t xml:space="preserve">→ </w:t>
       </w:r>
       <w:r>
         <w:rPr>
-          <w:rFonts w:hint="eastAsia"/>
+          <w:rFonts w:hint="eastAsia" w:eastAsia="黑体"/>
         </w:rPr>
         <w:t xml:space="preserve">鉴频零点偏移，引入偏置误差。</w:t>
       </w:r>
@@ -1565,7 +1714,7 @@
       </w:pPr>
       <w:r>
         <w:rPr>
-          <w:rFonts w:hint="eastAsia"/>
+          <w:rFonts w:hint="eastAsia" w:eastAsia="黑体"/>
         </w:rPr>
         <w:t xml:space="preserve">典型参数示例</w:t>
       </w:r>
@@ -1580,11 +1729,14 @@
       </w:pPr>
       <w:r>
         <w:rPr>
-          <w:rFonts w:hint="eastAsia"/>
+          <w:rFonts w:hint="eastAsia" w:eastAsia="黑体"/>
         </w:rPr>
         <w:t xml:space="preserve">取</w:t>
       </w:r>
       <w:r>
+        <w:rPr>
+          <w:rFonts w:eastAsia="黑体"/>
+        </w:rPr>
         <w:t xml:space="preserve"> </w:t>
       </w:r>
       <m:oMath>
@@ -1630,7 +1782,7 @@
       </m:oMath>
       <w:r>
         <w:rPr>
-          <w:rFonts w:hint="eastAsia"/>
+          <w:rFonts w:hint="eastAsia" w:eastAsia="黑体"/>
         </w:rPr>
         <w:t xml:space="preserve">（非相干）：</w:t>
       </w:r>
@@ -1709,6 +1861,9 @@
         </m:sSup>
       </m:oMath>
       <w:r>
+        <w:rPr>
+          <w:rFonts w:eastAsia="黑体"/>
+        </w:rPr>
         <w:t xml:space="preserve">。</w:t>
       </w:r>
     </w:p>
@@ -1722,11 +1877,14 @@
       </w:pPr>
       <w:r>
         <w:rPr>
-          <w:rFonts w:hint="eastAsia"/>
+          <w:rFonts w:hint="eastAsia" w:eastAsia="黑体"/>
         </w:rPr>
         <w:t xml:space="preserve">取</w:t>
       </w:r>
       <w:r>
+        <w:rPr>
+          <w:rFonts w:eastAsia="黑体"/>
+        </w:rPr>
         <w:t xml:space="preserve"> </w:t>
       </w:r>
       <m:oMath>
@@ -1763,6 +1921,9 @@
         </m:r>
       </m:oMath>
       <w:r>
+        <w:rPr>
+          <w:rFonts w:eastAsia="黑体"/>
+        </w:rPr>
         <w:t xml:space="preserve">、</w:t>
       </w:r>
       <m:oMath>
@@ -1799,6 +1960,9 @@
         </m:r>
       </m:oMath>
       <w:r>
+        <w:rPr>
+          <w:rFonts w:eastAsia="黑体"/>
+        </w:rPr>
         <w:t xml:space="preserve">、</w:t>
       </w:r>
       <m:oMath>
@@ -1836,7 +2000,7 @@
       </m:oMath>
       <w:r>
         <w:rPr>
-          <w:rFonts w:hint="eastAsia"/>
+          <w:rFonts w:hint="eastAsia" w:eastAsia="黑体"/>
         </w:rPr>
         <w:t xml:space="preserve">：</w:t>
       </w:r>
@@ -1873,6 +2037,9 @@
         </m:r>
       </m:oMath>
       <w:r>
+        <w:rPr>
+          <w:rFonts w:eastAsia="黑体"/>
+        </w:rPr>
         <w:t xml:space="preserve">。</w:t>
       </w:r>
     </w:p>
@@ -1884,7 +2051,7 @@
       </w:pPr>
       <w:r>
         <w:rPr>
-          <w:rFonts w:hint="eastAsia"/>
+          <w:rFonts w:hint="eastAsia" w:eastAsia="黑体"/>
         </w:rPr>
         <w:t xml:space="preserve">常见器件型号</w:t>
       </w:r>
@@ -1898,20 +2065,26 @@
         </w:numPr>
       </w:pPr>
       <w:r>
+        <w:rPr>
+          <w:rFonts w:eastAsia="黑体"/>
+        </w:rPr>
         <w:t xml:space="preserve">PLL </w:t>
       </w:r>
       <w:r>
         <w:rPr>
-          <w:rFonts w:hint="eastAsia"/>
+          <w:rFonts w:hint="eastAsia" w:eastAsia="黑体"/>
         </w:rPr>
         <w:t xml:space="preserve">鉴频：NE565、XR2211（FSK</w:t>
       </w:r>
       <w:r>
+        <w:rPr>
+          <w:rFonts w:eastAsia="黑体"/>
+        </w:rPr>
         <w:t xml:space="preserve"> </w:t>
       </w:r>
       <w:r>
         <w:rPr>
-          <w:rFonts w:hint="eastAsia"/>
+          <w:rFonts w:hint="eastAsia" w:eastAsia="黑体"/>
         </w:rPr>
         <w:t xml:space="preserve">解调专用）。</w:t>
       </w:r>
@@ -1926,16 +2099,19 @@
       </w:pPr>
       <w:r>
         <w:rPr>
-          <w:rFonts w:hint="eastAsia"/>
+          <w:rFonts w:hint="eastAsia" w:eastAsia="黑体"/>
         </w:rPr>
         <w:t xml:space="preserve">鉴频</w:t>
       </w:r>
       <w:r>
+        <w:rPr>
+          <w:rFonts w:eastAsia="黑体"/>
+        </w:rPr>
         <w:t xml:space="preserve"> </w:t>
       </w:r>
       <w:r>
         <w:rPr>
-          <w:rFonts w:hint="eastAsia"/>
+          <w:rFonts w:hint="eastAsia" w:eastAsia="黑体"/>
         </w:rPr>
         <w:t xml:space="preserve">IC：MC3359、SA604。</w:t>
       </w:r>
@@ -1950,7 +2126,7 @@
       </w:pPr>
       <w:r>
         <w:rPr>
-          <w:rFonts w:hint="eastAsia"/>
+          <w:rFonts w:hint="eastAsia" w:eastAsia="黑体"/>
         </w:rPr>
         <w:t xml:space="preserve">比较器：LM393、LM311。</w:t>
       </w:r>
@@ -1963,7 +2139,7 @@
       </w:pPr>
       <w:r>
         <w:rPr>
-          <w:rFonts w:hint="eastAsia"/>
+          <w:rFonts w:hint="eastAsia" w:eastAsia="黑体"/>
         </w:rPr>
         <w:t xml:space="preserve">注意事项</w:t>
       </w:r>
@@ -1978,20 +2154,26 @@
       </w:pPr>
       <w:r>
         <w:rPr>
-          <w:rFonts w:hint="eastAsia"/>
+          <w:rFonts w:hint="eastAsia" w:eastAsia="黑体"/>
         </w:rPr>
         <w:t xml:space="preserve">相干</w:t>
       </w:r>
       <w:r>
+        <w:rPr>
+          <w:rFonts w:eastAsia="黑体"/>
+        </w:rPr>
         <w:t xml:space="preserve"> FSK </w:t>
       </w:r>
       <w:r>
         <w:rPr>
-          <w:rFonts w:hint="eastAsia"/>
+          <w:rFonts w:hint="eastAsia" w:eastAsia="黑体"/>
         </w:rPr>
         <w:t xml:space="preserve">需保证本地载波与接收信号同步，性能优于非相干约</w:t>
       </w:r>
       <w:r>
+        <w:rPr>
+          <w:rFonts w:eastAsia="黑体"/>
+        </w:rPr>
         <w:t xml:space="preserve"> 3 dB。</w:t>
       </w:r>
     </w:p>
@@ -2005,16 +2187,19 @@
       </w:pPr>
       <w:r>
         <w:rPr>
-          <w:rFonts w:hint="eastAsia"/>
+          <w:rFonts w:hint="eastAsia" w:eastAsia="黑体"/>
         </w:rPr>
         <w:t xml:space="preserve">非相干</w:t>
       </w:r>
       <w:r>
+        <w:rPr>
+          <w:rFonts w:eastAsia="黑体"/>
+        </w:rPr>
         <w:t xml:space="preserve"> FSK </w:t>
       </w:r>
       <w:r>
         <w:rPr>
-          <w:rFonts w:hint="eastAsia"/>
+          <w:rFonts w:hint="eastAsia" w:eastAsia="黑体"/>
         </w:rPr>
         <w:t xml:space="preserve">无需载波同步，实现简单，适用于低成本系统。</w:t>
       </w:r>
@@ -2029,11 +2214,14 @@
       </w:pPr>
       <w:r>
         <w:rPr>
-          <w:rFonts w:hint="eastAsia"/>
+          <w:rFonts w:hint="eastAsia" w:eastAsia="黑体"/>
         </w:rPr>
         <w:t xml:space="preserve">带通滤波需覆盖</w:t>
       </w:r>
       <w:r>
+        <w:rPr>
+          <w:rFonts w:eastAsia="黑体"/>
+        </w:rPr>
         <w:t xml:space="preserve"> </w:t>
       </w:r>
       <m:oMath>
@@ -2051,6 +2239,9 @@
         </m:sSub>
       </m:oMath>
       <w:r>
+        <w:rPr>
+          <w:rFonts w:eastAsia="黑体"/>
+        </w:rPr>
         <w:t xml:space="preserve">、</w:t>
       </w:r>
       <m:oMath>
@@ -2068,11 +2259,14 @@
         </m:sSub>
       </m:oMath>
       <w:r>
+        <w:rPr>
+          <w:rFonts w:eastAsia="黑体"/>
+        </w:rPr>
         <w:t xml:space="preserve"> </w:t>
       </w:r>
       <w:r>
         <w:rPr>
-          <w:rFonts w:hint="eastAsia"/>
+          <w:rFonts w:hint="eastAsia" w:eastAsia="黑体"/>
         </w:rPr>
         <w:t xml:space="preserve">并抑制带外噪声，带宽与码率匹配。</w:t>
       </w:r>
@@ -2087,11 +2281,14 @@
       </w:pPr>
       <w:r>
         <w:rPr>
-          <w:rFonts w:hint="eastAsia"/>
+          <w:rFonts w:hint="eastAsia" w:eastAsia="黑体"/>
         </w:rPr>
         <w:t xml:space="preserve">中频/鉴频中心频率漂移会导致偏置，需定期校准或用</w:t>
       </w:r>
       <w:r>
+        <w:rPr>
+          <w:rFonts w:eastAsia="黑体"/>
+        </w:rPr>
         <w:t xml:space="preserve"> AFC。</w:t>
       </w:r>
     </w:p>
@@ -2103,7 +2300,7 @@
       </w:pPr>
       <w:r>
         <w:rPr>
-          <w:rFonts w:hint="eastAsia"/>
+          <w:rFonts w:hint="eastAsia" w:eastAsia="黑体"/>
         </w:rPr>
         <w:t xml:space="preserve">参考资料</w:t>
       </w:r>
@@ -2117,6 +2314,9 @@
         </w:numPr>
       </w:pPr>
       <w:r>
+        <w:rPr>
+          <w:rFonts w:eastAsia="黑体"/>
+        </w:rPr>
         <w:t xml:space="preserve">Wikipedia: Frequency-shift keying。</w:t>
       </w:r>
     </w:p>
@@ -2130,7 +2330,7 @@
       </w:pPr>
       <w:r>
         <w:rPr>
-          <w:rFonts w:hint="eastAsia"/>
+          <w:rFonts w:hint="eastAsia" w:eastAsia="黑体"/>
         </w:rPr>
         <w:t xml:space="preserve">《通信原理》（樊昌信）。</w:t>
       </w:r>
@@ -2144,11 +2344,14 @@
         </w:numPr>
       </w:pPr>
       <w:r>
+        <w:rPr>
+          <w:rFonts w:eastAsia="黑体"/>
+        </w:rPr>
         <w:t xml:space="preserve">Exar XR2211 </w:t>
       </w:r>
       <w:r>
         <w:rPr>
-          <w:rFonts w:hint="eastAsia"/>
+          <w:rFonts w:hint="eastAsia" w:eastAsia="黑体"/>
         </w:rPr>
         <w:t xml:space="preserve">数据手册。</w:t>
       </w:r>
@@ -2162,11 +2365,11 @@
       </w:pPr>
       <w:r>
         <w:rPr>
-          <w:rFonts w:ascii="Times New Roman" w:hAnsi="Times New Roman"/>
+          <w:rFonts w:ascii="Times New Roman" w:hAnsi="Times New Roman" w:eastAsia="黑体"/>
           <w:color w:val="555555"/>
           <w:sz w:val="21"/>
         </w:rPr>
-        <w:t>材料收集者：杜文杰</w:t>
+        <w:t>材料收集者：杜文杰，WX手机：19519196569，QQ:3478827729</w:t>
       </w:r>
     </w:p>
     <w:sectPr>
@@ -2186,7 +2389,7 @@
 </file>
 
 <file path=word/footer1.xml><?xml version="1.0" encoding="utf-8"?>
-<w:ftr xmlns:m="http://schemas.openxmlformats.org/officeDocument/2006/math" xmlns:mc="http://schemas.openxmlformats.org/markup-compatibility/2006" xmlns:mo="http://schemas.microsoft.com/office/mac/office/2008/main" xmlns:mv="urn:schemas-microsoft-com:mac:vml" xmlns:o="urn:schemas-microsoft-com:office:office" xmlns:r="http://schemas.openxmlformats.org/officeDocument/2006/relationships" xmlns:v="urn:schemas-microsoft-com:vml" xmlns:w10="urn:schemas-microsoft-com:office:word" xmlns:w14="http://schemas.microsoft.com/office/word/2010/wordml" xmlns:w="http://schemas.openxmlformats.org/wordprocessingml/2006/main" xmlns:wne="http://schemas.microsoft.com/office/word/2006/wordml" xmlns:wp14="http://schemas.microsoft.com/office/word/2010/wordprocessingDrawing" xmlns:wp="http://schemas.openxmlformats.org/drawingml/2006/wordprocessingDrawing" xmlns:wpc="http://schemas.microsoft.com/office/word/2010/wordprocessingCanvas" xmlns:wpg="http://schemas.microsoft.com/office/word/2010/wordprocessingGroup" xmlns:wpi="http://schemas.microsoft.com/office/word/2010/wordprocessingInk" xmlns:wps="http://schemas.microsoft.com/office/word/2010/wordprocessingShape" mc:Ignorable="w14 wp14">
+<w:ftr xmlns:mc="http://schemas.openxmlformats.org/markup-compatibility/2006" xmlns:w="http://schemas.openxmlformats.org/wordprocessingml/2006/main" xmlns:m="http://schemas.openxmlformats.org/officeDocument/2006/math" xmlns:mo="http://schemas.microsoft.com/office/mac/office/2008/main" xmlns:mv="urn:schemas-microsoft-com:mac:vml" xmlns:o="urn:schemas-microsoft-com:office:office" xmlns:r="http://schemas.openxmlformats.org/officeDocument/2006/relationships" xmlns:v="urn:schemas-microsoft-com:vml" xmlns:w10="urn:schemas-microsoft-com:office:word" xmlns:w14="http://schemas.microsoft.com/office/word/2010/wordml" xmlns:wne="http://schemas.microsoft.com/office/word/2006/wordml" xmlns:wp14="http://schemas.microsoft.com/office/word/2010/wordprocessingDrawing" xmlns:wp="http://schemas.openxmlformats.org/drawingml/2006/wordprocessingDrawing" xmlns:wpc="http://schemas.microsoft.com/office/word/2010/wordprocessingCanvas" xmlns:wpg="http://schemas.microsoft.com/office/word/2010/wordprocessingGroup" xmlns:wpi="http://schemas.microsoft.com/office/word/2010/wordprocessingInk" xmlns:wps="http://schemas.microsoft.com/office/word/2010/wordprocessingShape" mc:Ignorable="w14 wp14">
   <w:p>
     <w:pPr>
       <w:pStyle w:val="Footer"/>
@@ -2194,12 +2397,14 @@
     </w:pPr>
     <w:r>
       <w:rPr>
+        <w:rFonts w:eastAsia="黑体"/>
         <w:sz w:val="18"/>
       </w:rPr>
       <w:t xml:space="preserve">第 </w:t>
     </w:r>
     <w:r>
       <w:rPr>
+        <w:rFonts w:eastAsia="黑体"/>
         <w:sz w:val="18"/>
       </w:rPr>
       <w:fldChar w:fldCharType="begin"/>
@@ -2208,6 +2413,7 @@
     </w:r>
     <w:r>
       <w:rPr>
+        <w:rFonts w:eastAsia="黑体"/>
         <w:sz w:val="18"/>
       </w:rPr>
       <w:t xml:space="preserve"> 页</w:t>
@@ -2221,6 +2427,9 @@
   <w:footnote w:type="continuationSeparator" w:id="0">
     <w:p>
       <w:r>
+        <w:rPr>
+          <w:rFonts w:eastAsia="黑体"/>
+        </w:rPr>
         <w:continuationSeparator/>
       </w:r>
     </w:p>
@@ -2228,6 +2437,9 @@
   <w:footnote w:type="separator" w:id="-1">
     <w:p>
       <w:r>
+        <w:rPr>
+          <w:rFonts w:eastAsia="黑体"/>
+        </w:rPr>
         <w:separator/>
       </w:r>
     </w:p>
@@ -2236,7 +2448,7 @@
 </file>
 
 <file path=word/header1.xml><?xml version="1.0" encoding="utf-8"?>
-<w:hdr xmlns:m="http://schemas.openxmlformats.org/officeDocument/2006/math" xmlns:mc="http://schemas.openxmlformats.org/markup-compatibility/2006" xmlns:mo="http://schemas.microsoft.com/office/mac/office/2008/main" xmlns:mv="urn:schemas-microsoft-com:mac:vml" xmlns:o="urn:schemas-microsoft-com:office:office" xmlns:r="http://schemas.openxmlformats.org/officeDocument/2006/relationships" xmlns:v="urn:schemas-microsoft-com:vml" xmlns:w10="urn:schemas-microsoft-com:office:word" xmlns:w14="http://schemas.microsoft.com/office/word/2010/wordml" xmlns:w="http://schemas.openxmlformats.org/wordprocessingml/2006/main" xmlns:wne="http://schemas.microsoft.com/office/word/2006/wordml" xmlns:wp14="http://schemas.microsoft.com/office/word/2010/wordprocessingDrawing" xmlns:wp="http://schemas.openxmlformats.org/drawingml/2006/wordprocessingDrawing" xmlns:wpc="http://schemas.microsoft.com/office/word/2010/wordprocessingCanvas" xmlns:wpg="http://schemas.microsoft.com/office/word/2010/wordprocessingGroup" xmlns:wpi="http://schemas.microsoft.com/office/word/2010/wordprocessingInk" xmlns:wps="http://schemas.microsoft.com/office/word/2010/wordprocessingShape" mc:Ignorable="w14 wp14">
+<w:hdr xmlns:mc="http://schemas.openxmlformats.org/markup-compatibility/2006" xmlns:w="http://schemas.openxmlformats.org/wordprocessingml/2006/main" xmlns:m="http://schemas.openxmlformats.org/officeDocument/2006/math" xmlns:mo="http://schemas.microsoft.com/office/mac/office/2008/main" xmlns:mv="urn:schemas-microsoft-com:mac:vml" xmlns:o="urn:schemas-microsoft-com:office:office" xmlns:r="http://schemas.openxmlformats.org/officeDocument/2006/relationships" xmlns:v="urn:schemas-microsoft-com:vml" xmlns:w10="urn:schemas-microsoft-com:office:word" xmlns:w14="http://schemas.microsoft.com/office/word/2010/wordml" xmlns:wne="http://schemas.microsoft.com/office/word/2006/wordml" xmlns:wp14="http://schemas.microsoft.com/office/word/2010/wordprocessingDrawing" xmlns:wp="http://schemas.openxmlformats.org/drawingml/2006/wordprocessingDrawing" xmlns:wpc="http://schemas.microsoft.com/office/word/2010/wordprocessingCanvas" xmlns:wpg="http://schemas.microsoft.com/office/word/2010/wordprocessingGroup" xmlns:wpi="http://schemas.microsoft.com/office/word/2010/wordprocessingInk" xmlns:wps="http://schemas.microsoft.com/office/word/2010/wordprocessingShape" mc:Ignorable="w14 wp14">
   <w:p>
     <w:pPr>
       <w:pStyle w:val="Header"/>
@@ -2244,7 +2456,7 @@
     </w:pPr>
     <w:r>
       <w:rPr>
-        <w:rFonts w:ascii="Times New Roman" w:hAnsi="Times New Roman"/>
+        <w:rFonts w:ascii="Times New Roman" w:hAnsi="Times New Roman" w:eastAsia="黑体"/>
         <w:sz w:val="18"/>
         <w:rFonts w:eastAsia="黑体"/>
         <w:rFonts w:eastAsia="黑体"/>
@@ -2256,7 +2468,7 @@
 </file>
 
 <file path=word/numbering.xml><?xml version="1.0" encoding="utf-8"?>
-<w:numbering xmlns:m="http://schemas.openxmlformats.org/officeDocument/2006/math" xmlns:mc="http://schemas.openxmlformats.org/markup-compatibility/2006" xmlns:mo="http://schemas.microsoft.com/office/mac/office/2008/main" xmlns:mv="urn:schemas-microsoft-com:mac:vml" xmlns:o="urn:schemas-microsoft-com:office:office" xmlns:r="http://schemas.openxmlformats.org/officeDocument/2006/relationships" xmlns:v="urn:schemas-microsoft-com:vml" xmlns:w="http://schemas.openxmlformats.org/wordprocessingml/2006/main" xmlns:w10="urn:schemas-microsoft-com:office:word" xmlns:w14="http://schemas.microsoft.com/office/word/2010/wordml" xmlns:wne="http://schemas.microsoft.com/office/word/2006/wordml" xmlns:wp="http://schemas.openxmlformats.org/drawingml/2006/wordprocessingDrawing" xmlns:wp14="http://schemas.microsoft.com/office/word/2010/wordprocessingDrawing" xmlns:wpc="http://schemas.microsoft.com/office/word/2010/wordprocessingCanvas" xmlns:wpg="http://schemas.microsoft.com/office/word/2010/wordprocessingGroup" xmlns:wpi="http://schemas.microsoft.com/office/word/2010/wordprocessingInk" xmlns:wps="http://schemas.microsoft.com/office/word/2010/wordprocessingShape" mc:Ignorable="w14 wp14">
+<w:numbering xmlns:mc="http://schemas.openxmlformats.org/markup-compatibility/2006" xmlns:w="http://schemas.openxmlformats.org/wordprocessingml/2006/main" xmlns:m="http://schemas.openxmlformats.org/officeDocument/2006/math" xmlns:mo="http://schemas.microsoft.com/office/mac/office/2008/main" xmlns:mv="urn:schemas-microsoft-com:mac:vml" xmlns:o="urn:schemas-microsoft-com:office:office" xmlns:r="http://schemas.openxmlformats.org/officeDocument/2006/relationships" xmlns:v="urn:schemas-microsoft-com:vml" xmlns:w10="urn:schemas-microsoft-com:office:word" xmlns:w14="http://schemas.microsoft.com/office/word/2010/wordml" xmlns:wne="http://schemas.microsoft.com/office/word/2006/wordml" xmlns:wp="http://schemas.openxmlformats.org/drawingml/2006/wordprocessingDrawing" xmlns:wp14="http://schemas.microsoft.com/office/word/2010/wordprocessingDrawing" xmlns:wpc="http://schemas.microsoft.com/office/word/2010/wordprocessingCanvas" xmlns:wpg="http://schemas.microsoft.com/office/word/2010/wordprocessingGroup" xmlns:wpi="http://schemas.microsoft.com/office/word/2010/wordprocessingInk" xmlns:wps="http://schemas.microsoft.com/office/word/2010/wordprocessingShape" mc:Ignorable="w14 wp14">
   <w:abstractNum w:abstractNumId="0">
     <w:nsid w:val="FFFFFF7C"/>
     <w:multiLevelType w:val="singleLevel"/>
@@ -2343,7 +2555,7 @@
         <w:ind w:hanging="360" w:left="1440"/>
       </w:pPr>
       <w:rPr>
-        <w:rFonts w:ascii="Symbol" w:hAnsi="Symbol" w:hint="default"/>
+        <w:rFonts w:ascii="Symbol" w:hAnsi="Symbol" w:hint="default" w:eastAsia="黑体"/>
       </w:rPr>
     </w:lvl>
   </w:abstractNum>
@@ -2364,7 +2576,7 @@
         <w:ind w:hanging="360" w:left="1080"/>
       </w:pPr>
       <w:rPr>
-        <w:rFonts w:ascii="Symbol" w:hAnsi="Symbol" w:hint="default"/>
+        <w:rFonts w:ascii="Symbol" w:hAnsi="Symbol" w:hint="default" w:eastAsia="黑体"/>
       </w:rPr>
     </w:lvl>
   </w:abstractNum>
@@ -2385,7 +2597,7 @@
         <w:ind w:hanging="360" w:left="720"/>
       </w:pPr>
       <w:rPr>
-        <w:rFonts w:ascii="Symbol" w:hAnsi="Symbol" w:hint="default"/>
+        <w:rFonts w:ascii="Symbol" w:hAnsi="Symbol" w:hint="default" w:eastAsia="黑体"/>
       </w:rPr>
     </w:lvl>
   </w:abstractNum>
@@ -2424,7 +2636,7 @@
         <w:ind w:hanging="360" w:left="360"/>
       </w:pPr>
       <w:rPr>
-        <w:rFonts w:ascii="Symbol" w:hAnsi="Symbol" w:hint="default"/>
+        <w:rFonts w:ascii="Symbol" w:hAnsi="Symbol" w:hint="default" w:eastAsia="黑体"/>
       </w:rPr>
     </w:lvl>
   </w:abstractNum>
@@ -2515,7 +2727,7 @@
         <w:ind w:left="720" w:hanging="360"/>
       </w:pPr>
       <w:rPr>
-        <w:rFonts w:ascii="Symbol" w:hAnsi="Symbol" w:cs="Symbol" w:hint="default"/>
+        <w:rFonts w:ascii="Symbol" w:hAnsi="Symbol" w:cs="Symbol" w:hint="default" w:eastAsia="黑体"/>
       </w:rPr>
     </w:lvl>
     <w:lvl w:ilvl="1">
@@ -2526,7 +2738,7 @@
         <w:ind w:left="1440" w:hanging="360"/>
       </w:pPr>
       <w:rPr>
-        <w:rFonts w:ascii="Courier New" w:hAnsi="Courier New" w:cs="Courier New" w:hint="default"/>
+        <w:rFonts w:ascii="Courier New" w:hAnsi="Courier New" w:cs="Courier New" w:hint="default" w:eastAsia="黑体"/>
       </w:rPr>
     </w:lvl>
     <w:lvl w:ilvl="2">
@@ -2537,7 +2749,7 @@
         <w:ind w:left="2160" w:hanging="360"/>
       </w:pPr>
       <w:rPr>
-        <w:rFonts w:ascii="Wingdings" w:hAnsi="Wingdings" w:cs="Wingdings" w:hint="default"/>
+        <w:rFonts w:ascii="Wingdings" w:hAnsi="Wingdings" w:cs="Wingdings" w:hint="default" w:eastAsia="黑体"/>
       </w:rPr>
     </w:lvl>
     <w:lvl w:ilvl="3">
@@ -2548,7 +2760,7 @@
         <w:ind w:left="2880" w:hanging="360"/>
       </w:pPr>
       <w:rPr>
-        <w:rFonts w:ascii="Symbol" w:hAnsi="Symbol" w:cs="Symbol" w:hint="default"/>
+        <w:rFonts w:ascii="Symbol" w:hAnsi="Symbol" w:cs="Symbol" w:hint="default" w:eastAsia="黑体"/>
       </w:rPr>
     </w:lvl>
     <w:lvl w:ilvl="4">
@@ -2559,7 +2771,7 @@
         <w:ind w:left="3600" w:hanging="360"/>
       </w:pPr>
       <w:rPr>
-        <w:rFonts w:ascii="Courier New" w:hAnsi="Courier New" w:cs="Courier New" w:hint="default"/>
+        <w:rFonts w:ascii="Courier New" w:hAnsi="Courier New" w:cs="Courier New" w:hint="default" w:eastAsia="黑体"/>
       </w:rPr>
     </w:lvl>
     <w:lvl w:ilvl="5">
@@ -2570,7 +2782,7 @@
         <w:ind w:left="4320" w:hanging="360"/>
       </w:pPr>
       <w:rPr>
-        <w:rFonts w:ascii="Wingdings" w:hAnsi="Wingdings" w:cs="Wingdings" w:hint="default"/>
+        <w:rFonts w:ascii="Wingdings" w:hAnsi="Wingdings" w:cs="Wingdings" w:hint="default" w:eastAsia="黑体"/>
       </w:rPr>
     </w:lvl>
     <w:lvl w:ilvl="6">
@@ -2581,7 +2793,7 @@
         <w:ind w:left="5040" w:hanging="360"/>
       </w:pPr>
       <w:rPr>
-        <w:rFonts w:ascii="Symbol" w:hAnsi="Symbol" w:cs="Symbol" w:hint="default"/>
+        <w:rFonts w:ascii="Symbol" w:hAnsi="Symbol" w:cs="Symbol" w:hint="default" w:eastAsia="黑体"/>
       </w:rPr>
     </w:lvl>
     <w:lvl w:ilvl="7">
@@ -2592,7 +2804,7 @@
         <w:ind w:left="5760" w:hanging="360"/>
       </w:pPr>
       <w:rPr>
-        <w:rFonts w:ascii="Courier New" w:hAnsi="Courier New" w:cs="Courier New" w:hint="default"/>
+        <w:rFonts w:ascii="Courier New" w:hAnsi="Courier New" w:cs="Courier New" w:hint="default" w:eastAsia="黑体"/>
       </w:rPr>
     </w:lvl>
     <w:lvl w:ilvl="8">
@@ -2603,7 +2815,7 @@
         <w:ind w:left="6480" w:hanging="360"/>
       </w:pPr>
       <w:rPr>
-        <w:rFonts w:ascii="Wingdings" w:hAnsi="Wingdings" w:cs="Wingdings" w:hint="default"/>
+        <w:rFonts w:ascii="Wingdings" w:hAnsi="Wingdings" w:cs="Wingdings" w:hint="default" w:eastAsia="黑体"/>
       </w:rPr>
     </w:lvl>
   </w:abstractNum>
@@ -2659,11 +2871,11 @@
 </file>
 
 <file path=word/styles.xml><?xml version="1.0" encoding="utf-8"?>
-<w:styles xmlns:mc="http://schemas.openxmlformats.org/markup-compatibility/2006" xmlns:r="http://schemas.openxmlformats.org/officeDocument/2006/relationships" xmlns:w="http://schemas.openxmlformats.org/wordprocessingml/2006/main" xmlns:w14="http://schemas.microsoft.com/office/word/2010/wordml" mc:Ignorable="w14">
+<w:styles xmlns:mc="http://schemas.openxmlformats.org/markup-compatibility/2006" xmlns:w="http://schemas.openxmlformats.org/wordprocessingml/2006/main" xmlns:r="http://schemas.openxmlformats.org/officeDocument/2006/relationships" xmlns:w14="http://schemas.microsoft.com/office/word/2010/wordml" mc:Ignorable="w14">
   <w:docDefaults>
     <w:rPrDefault>
       <w:rPr>
-        <w:rFonts w:asciiTheme="minorHAnsi" w:cstheme="minorBidi" w:eastAsiaTheme="minorEastAsia" w:hAnsiTheme="minorHAnsi"/>
+        <w:rFonts w:asciiTheme="minorHAnsi" w:cstheme="minorBidi" w:hAnsiTheme="minorHAnsi" w:eastAsia="黑体"/>
         <w:sz w:val="22"/>
         <w:szCs w:val="22"/>
         <w:lang w:bidi="ar-SA" w:eastAsia="en-US" w:val="en-US"/>
@@ -2885,7 +3097,7 @@
       <w:outlineLvl w:val="0"/>
     </w:pPr>
     <w:rPr>
-      <w:rFonts w:ascii="Times New Roman" w:asciiTheme="majorHAnsi" w:cstheme="majorBidi" w:eastAsia="黑体" w:eastAsiaTheme="majorEastAsia" w:hAnsi="Times New Roman" w:hAnsiTheme="majorHAnsi"/>
+      <w:rFonts w:ascii="Times New Roman" w:asciiTheme="majorHAnsi" w:cstheme="majorBidi" w:eastAsia="黑体" w:hAnsi="Times New Roman" w:hAnsiTheme="majorHAnsi"/>
       <w:b/>
       <w:bCs/>
       <w:color w:val="1F3864"/>
@@ -2909,7 +3121,7 @@
       <w:outlineLvl w:val="1"/>
     </w:pPr>
     <w:rPr>
-      <w:rFonts w:ascii="Times New Roman" w:asciiTheme="majorHAnsi" w:cstheme="majorBidi" w:eastAsia="黑体" w:eastAsiaTheme="majorEastAsia" w:hAnsi="Times New Roman" w:hAnsiTheme="majorHAnsi"/>
+      <w:rFonts w:ascii="Times New Roman" w:asciiTheme="majorHAnsi" w:cstheme="majorBidi" w:eastAsia="黑体" w:hAnsi="Times New Roman" w:hAnsiTheme="majorHAnsi"/>
       <w:b/>
       <w:bCs/>
       <w:color w:val="2E4E7E"/>
@@ -2933,7 +3145,7 @@
       <w:outlineLvl w:val="2"/>
     </w:pPr>
     <w:rPr>
-      <w:rFonts w:ascii="Times New Roman" w:asciiTheme="majorHAnsi" w:cstheme="majorBidi" w:eastAsia="黑体" w:eastAsiaTheme="majorEastAsia" w:hAnsi="Times New Roman" w:hAnsiTheme="majorHAnsi"/>
+      <w:rFonts w:ascii="Times New Roman" w:asciiTheme="majorHAnsi" w:cstheme="majorBidi" w:eastAsia="黑体" w:hAnsi="Times New Roman" w:hAnsiTheme="majorHAnsi"/>
       <w:b/>
       <w:bCs/>
       <w:color w:val="2E4E7E"/>
@@ -2957,7 +3169,7 @@
       <w:outlineLvl w:val="3"/>
     </w:pPr>
     <w:rPr>
-      <w:rFonts w:ascii="Times New Roman" w:asciiTheme="majorHAnsi" w:cstheme="majorBidi" w:eastAsia="黑体" w:eastAsiaTheme="majorEastAsia" w:hAnsi="Times New Roman" w:hAnsiTheme="majorHAnsi"/>
+      <w:rFonts w:ascii="Times New Roman" w:asciiTheme="majorHAnsi" w:cstheme="majorBidi" w:eastAsia="黑体" w:hAnsi="Times New Roman" w:hAnsiTheme="majorHAnsi"/>
       <w:b/>
       <w:bCs/>
       <w:i/>
@@ -2983,7 +3195,7 @@
       <w:outlineLvl w:val="4"/>
     </w:pPr>
     <w:rPr>
-      <w:rFonts w:ascii="Times New Roman" w:asciiTheme="majorHAnsi" w:cstheme="majorBidi" w:eastAsia="黑体" w:eastAsiaTheme="majorEastAsia" w:hAnsi="Times New Roman" w:hAnsiTheme="majorHAnsi"/>
+      <w:rFonts w:ascii="Times New Roman" w:asciiTheme="majorHAnsi" w:cstheme="majorBidi" w:eastAsia="黑体" w:hAnsi="Times New Roman" w:hAnsiTheme="majorHAnsi"/>
       <w:b/>
       <w:color w:val="333333"/>
       <w:sz w:val="22"/>
@@ -3006,7 +3218,7 @@
       <w:outlineLvl w:val="5"/>
     </w:pPr>
     <w:rPr>
-      <w:rFonts w:asciiTheme="majorHAnsi" w:cstheme="majorBidi" w:eastAsiaTheme="majorEastAsia" w:hAnsiTheme="majorHAnsi"/>
+      <w:rFonts w:asciiTheme="majorHAnsi" w:cstheme="majorBidi" w:hAnsiTheme="majorHAnsi" w:eastAsia="黑体"/>
       <w:i/>
       <w:iCs/>
       <w:color w:themeColor="accent1" w:themeShade="7F" w:val="243F60"/>
@@ -3029,7 +3241,7 @@
       <w:outlineLvl w:val="6"/>
     </w:pPr>
     <w:rPr>
-      <w:rFonts w:asciiTheme="majorHAnsi" w:cstheme="majorBidi" w:eastAsiaTheme="majorEastAsia" w:hAnsiTheme="majorHAnsi"/>
+      <w:rFonts w:asciiTheme="majorHAnsi" w:cstheme="majorBidi" w:hAnsiTheme="majorHAnsi" w:eastAsia="黑体"/>
       <w:i/>
       <w:iCs/>
       <w:color w:themeColor="text1" w:themeTint="BF" w:val="404040"/>
@@ -3052,7 +3264,7 @@
       <w:outlineLvl w:val="7"/>
     </w:pPr>
     <w:rPr>
-      <w:rFonts w:asciiTheme="majorHAnsi" w:cstheme="majorBidi" w:eastAsiaTheme="majorEastAsia" w:hAnsiTheme="majorHAnsi"/>
+      <w:rFonts w:asciiTheme="majorHAnsi" w:cstheme="majorBidi" w:hAnsiTheme="majorHAnsi" w:eastAsia="黑体"/>
       <w:color w:themeColor="accent1" w:val="4F81BD"/>
       <w:sz w:val="20"/>
       <w:szCs w:val="20"/>
@@ -3075,7 +3287,7 @@
       <w:outlineLvl w:val="8"/>
     </w:pPr>
     <w:rPr>
-      <w:rFonts w:asciiTheme="majorHAnsi" w:cstheme="majorBidi" w:eastAsiaTheme="majorEastAsia" w:hAnsiTheme="majorHAnsi"/>
+      <w:rFonts w:asciiTheme="majorHAnsi" w:cstheme="majorBidi" w:hAnsiTheme="majorHAnsi" w:eastAsia="黑体"/>
       <w:i/>
       <w:iCs/>
       <w:color w:themeColor="text1" w:themeTint="BF" w:val="404040"/>
@@ -3126,7 +3338,7 @@
     <w:uiPriority w:val="9"/>
     <w:rsid w:val="00FC693F"/>
     <w:rPr>
-      <w:rFonts w:asciiTheme="majorHAnsi" w:cstheme="majorBidi" w:eastAsiaTheme="majorEastAsia" w:hAnsiTheme="majorHAnsi"/>
+      <w:rFonts w:asciiTheme="majorHAnsi" w:cstheme="majorBidi" w:hAnsiTheme="majorHAnsi" w:eastAsia="黑体"/>
       <w:b/>
       <w:bCs/>
       <w:color w:themeColor="accent1" w:themeShade="BF" w:val="365F91"/>
@@ -3141,7 +3353,7 @@
     <w:uiPriority w:val="9"/>
     <w:rsid w:val="00FC693F"/>
     <w:rPr>
-      <w:rFonts w:asciiTheme="majorHAnsi" w:cstheme="majorBidi" w:eastAsiaTheme="majorEastAsia" w:hAnsiTheme="majorHAnsi"/>
+      <w:rFonts w:asciiTheme="majorHAnsi" w:cstheme="majorBidi" w:hAnsiTheme="majorHAnsi" w:eastAsia="黑体"/>
       <w:b/>
       <w:bCs/>
       <w:color w:themeColor="accent1" w:val="4F81BD"/>
@@ -3156,7 +3368,7 @@
     <w:uiPriority w:val="9"/>
     <w:rsid w:val="00FC693F"/>
     <w:rPr>
-      <w:rFonts w:asciiTheme="majorHAnsi" w:cstheme="majorBidi" w:eastAsiaTheme="majorEastAsia" w:hAnsiTheme="majorHAnsi"/>
+      <w:rFonts w:asciiTheme="majorHAnsi" w:cstheme="majorBidi" w:hAnsiTheme="majorHAnsi" w:eastAsia="黑体"/>
       <w:b/>
       <w:bCs/>
       <w:color w:themeColor="accent1" w:val="4F81BD"/>
@@ -3179,7 +3391,7 @@
       <w:contextualSpacing/>
     </w:pPr>
     <w:rPr>
-      <w:rFonts w:ascii="Times New Roman" w:asciiTheme="majorHAnsi" w:cstheme="majorBidi" w:eastAsia="黑体" w:eastAsiaTheme="majorEastAsia" w:hAnsi="Times New Roman" w:hAnsiTheme="majorHAnsi"/>
+      <w:rFonts w:ascii="Times New Roman" w:asciiTheme="majorHAnsi" w:cstheme="majorBidi" w:eastAsia="黑体" w:hAnsi="Times New Roman" w:hAnsiTheme="majorHAnsi"/>
       <w:b/>
       <w:color w:val="1F3864"/>
       <w:spacing w:val="5"/>
@@ -3195,7 +3407,7 @@
     <w:uiPriority w:val="10"/>
     <w:rsid w:val="00FC693F"/>
     <w:rPr>
-      <w:rFonts w:asciiTheme="majorHAnsi" w:cstheme="majorBidi" w:eastAsiaTheme="majorEastAsia" w:hAnsiTheme="majorHAnsi"/>
+      <w:rFonts w:asciiTheme="majorHAnsi" w:cstheme="majorBidi" w:hAnsiTheme="majorHAnsi" w:eastAsia="黑体"/>
       <w:color w:themeColor="text2" w:themeShade="BF" w:val="17365D"/>
       <w:spacing w:val="5"/>
       <w:kern w:val="28"/>
@@ -3217,7 +3429,7 @@
       </w:numPr>
     </w:pPr>
     <w:rPr>
-      <w:rFonts w:asciiTheme="majorHAnsi" w:cstheme="majorBidi" w:eastAsiaTheme="majorEastAsia" w:hAnsiTheme="majorHAnsi"/>
+      <w:rFonts w:asciiTheme="majorHAnsi" w:cstheme="majorBidi" w:hAnsiTheme="majorHAnsi" w:eastAsia="黑体"/>
       <w:i/>
       <w:iCs/>
       <w:color w:themeColor="accent1" w:val="4F81BD"/>
@@ -3233,7 +3445,7 @@
     <w:uiPriority w:val="11"/>
     <w:rsid w:val="00FC693F"/>
     <w:rPr>
-      <w:rFonts w:asciiTheme="majorHAnsi" w:cstheme="majorBidi" w:eastAsiaTheme="majorEastAsia" w:hAnsiTheme="majorHAnsi"/>
+      <w:rFonts w:asciiTheme="majorHAnsi" w:cstheme="majorBidi" w:hAnsiTheme="majorHAnsi" w:eastAsia="黑体"/>
       <w:i/>
       <w:iCs/>
       <w:color w:themeColor="accent1" w:val="4F81BD"/>
@@ -3300,6 +3512,7 @@
       <w:spacing w:after="120"/>
     </w:pPr>
     <w:rPr>
+      <w:rFonts w:eastAsia="黑体"/>
       <w:sz w:val="16"/>
       <w:szCs w:val="16"/>
     </w:rPr>
@@ -3311,6 +3524,7 @@
     <w:uiPriority w:val="99"/>
     <w:rsid w:val="00AA1D8D"/>
     <w:rPr>
+      <w:rFonts w:eastAsia="黑体"/>
       <w:sz w:val="16"/>
       <w:szCs w:val="16"/>
     </w:rPr>
@@ -3480,7 +3694,7 @@
       </w:tabs>
     </w:pPr>
     <w:rPr>
-      <w:rFonts w:ascii="Courier" w:hAnsi="Courier"/>
+      <w:rFonts w:ascii="Courier" w:hAnsi="Courier" w:eastAsia="黑体"/>
       <w:sz w:val="20"/>
       <w:szCs w:val="20"/>
     </w:rPr>
@@ -3492,7 +3706,7 @@
     <w:uiPriority w:val="99"/>
     <w:rsid w:val="0029639D"/>
     <w:rPr>
-      <w:rFonts w:ascii="Courier" w:hAnsi="Courier"/>
+      <w:rFonts w:ascii="Courier" w:hAnsi="Courier" w:eastAsia="黑体"/>
       <w:sz w:val="20"/>
       <w:szCs w:val="20"/>
     </w:rPr>
@@ -3528,6 +3742,7 @@
     <w:uiPriority w:val="29"/>
     <w:rsid w:val="00FC693F"/>
     <w:rPr>
+      <w:rFonts w:eastAsia="黑体"/>
       <w:i/>
       <w:iCs/>
       <w:color w:themeColor="text1" w:val="000000"/>
@@ -3541,7 +3756,7 @@
     <w:semiHidden/>
     <w:rsid w:val="00FC693F"/>
     <w:rPr>
-      <w:rFonts w:asciiTheme="majorHAnsi" w:cstheme="majorBidi" w:eastAsiaTheme="majorEastAsia" w:hAnsiTheme="majorHAnsi"/>
+      <w:rFonts w:asciiTheme="majorHAnsi" w:cstheme="majorBidi" w:hAnsiTheme="majorHAnsi" w:eastAsia="黑体"/>
       <w:b/>
       <w:bCs/>
       <w:i/>
@@ -3557,7 +3772,7 @@
     <w:semiHidden/>
     <w:rsid w:val="00FC693F"/>
     <w:rPr>
-      <w:rFonts w:asciiTheme="majorHAnsi" w:cstheme="majorBidi" w:eastAsiaTheme="majorEastAsia" w:hAnsiTheme="majorHAnsi"/>
+      <w:rFonts w:asciiTheme="majorHAnsi" w:cstheme="majorBidi" w:hAnsiTheme="majorHAnsi" w:eastAsia="黑体"/>
       <w:color w:themeColor="accent1" w:themeShade="7F" w:val="243F60"/>
     </w:rPr>
   </w:style>
@@ -3569,7 +3784,7 @@
     <w:semiHidden/>
     <w:rsid w:val="00FC693F"/>
     <w:rPr>
-      <w:rFonts w:asciiTheme="majorHAnsi" w:cstheme="majorBidi" w:eastAsiaTheme="majorEastAsia" w:hAnsiTheme="majorHAnsi"/>
+      <w:rFonts w:asciiTheme="majorHAnsi" w:cstheme="majorBidi" w:hAnsiTheme="majorHAnsi" w:eastAsia="黑体"/>
       <w:i/>
       <w:iCs/>
       <w:color w:themeColor="accent1" w:themeShade="7F" w:val="243F60"/>
@@ -3583,7 +3798,7 @@
     <w:semiHidden/>
     <w:rsid w:val="00FC693F"/>
     <w:rPr>
-      <w:rFonts w:asciiTheme="majorHAnsi" w:cstheme="majorBidi" w:eastAsiaTheme="majorEastAsia" w:hAnsiTheme="majorHAnsi"/>
+      <w:rFonts w:asciiTheme="majorHAnsi" w:cstheme="majorBidi" w:hAnsiTheme="majorHAnsi" w:eastAsia="黑体"/>
       <w:i/>
       <w:iCs/>
       <w:color w:themeColor="text1" w:themeTint="BF" w:val="404040"/>
@@ -3597,7 +3812,7 @@
     <w:semiHidden/>
     <w:rsid w:val="00FC693F"/>
     <w:rPr>
-      <w:rFonts w:asciiTheme="majorHAnsi" w:cstheme="majorBidi" w:eastAsiaTheme="majorEastAsia" w:hAnsiTheme="majorHAnsi"/>
+      <w:rFonts w:asciiTheme="majorHAnsi" w:cstheme="majorBidi" w:hAnsiTheme="majorHAnsi" w:eastAsia="黑体"/>
       <w:color w:themeColor="accent1" w:val="4F81BD"/>
       <w:sz w:val="20"/>
       <w:szCs w:val="20"/>
@@ -3611,7 +3826,7 @@
     <w:semiHidden/>
     <w:rsid w:val="00FC693F"/>
     <w:rPr>
-      <w:rFonts w:asciiTheme="majorHAnsi" w:cstheme="majorBidi" w:eastAsiaTheme="majorEastAsia" w:hAnsiTheme="majorHAnsi"/>
+      <w:rFonts w:asciiTheme="majorHAnsi" w:cstheme="majorBidi" w:hAnsiTheme="majorHAnsi" w:eastAsia="黑体"/>
       <w:i/>
       <w:iCs/>
       <w:color w:themeColor="text1" w:themeTint="BF" w:val="404040"/>
@@ -3632,6 +3847,7 @@
       <w:spacing w:line="240" w:lineRule="auto"/>
     </w:pPr>
     <w:rPr>
+      <w:rFonts w:eastAsia="黑体"/>
       <w:b/>
       <w:bCs/>
       <w:color w:themeColor="accent1" w:val="4F81BD"/>
@@ -3646,6 +3862,7 @@
     <w:qFormat/>
     <w:rsid w:val="00FC693F"/>
     <w:rPr>
+      <w:rFonts w:eastAsia="黑体"/>
       <w:b/>
       <w:bCs/>
     </w:rPr>
@@ -3657,6 +3874,7 @@
     <w:qFormat/>
     <w:rsid w:val="00FC693F"/>
     <w:rPr>
+      <w:rFonts w:eastAsia="黑体"/>
       <w:i/>
       <w:iCs/>
     </w:rPr>
@@ -3677,6 +3895,7 @@
       <w:ind w:left="936" w:right="936"/>
     </w:pPr>
     <w:rPr>
+      <w:rFonts w:eastAsia="黑体"/>
       <w:b/>
       <w:bCs/>
       <w:i/>
@@ -3691,6 +3910,7 @@
     <w:uiPriority w:val="30"/>
     <w:rsid w:val="00FC693F"/>
     <w:rPr>
+      <w:rFonts w:eastAsia="黑体"/>
       <w:b/>
       <w:bCs/>
       <w:i/>
@@ -3705,6 +3925,7 @@
     <w:qFormat/>
     <w:rsid w:val="00FC693F"/>
     <w:rPr>
+      <w:rFonts w:eastAsia="黑体"/>
       <w:i/>
       <w:iCs/>
       <w:color w:themeColor="text1" w:themeTint="7F" w:val="808080"/>
@@ -3717,6 +3938,7 @@
     <w:qFormat/>
     <w:rsid w:val="00FC693F"/>
     <w:rPr>
+      <w:rFonts w:eastAsia="黑体"/>
       <w:b/>
       <w:bCs/>
       <w:i/>
@@ -3731,6 +3953,7 @@
     <w:qFormat/>
     <w:rsid w:val="00FC693F"/>
     <w:rPr>
+      <w:rFonts w:eastAsia="黑体"/>
       <w:smallCaps/>
       <w:color w:themeColor="accent2" w:val="C0504D"/>
       <w:u w:val="single"/>
@@ -3743,6 +3966,7 @@
     <w:qFormat/>
     <w:rsid w:val="00FC693F"/>
     <w:rPr>
+      <w:rFonts w:eastAsia="黑体"/>
       <w:b/>
       <w:bCs/>
       <w:smallCaps/>
@@ -3758,6 +3982,7 @@
     <w:qFormat/>
     <w:rsid w:val="00FC693F"/>
     <w:rPr>
+      <w:rFonts w:eastAsia="黑体"/>
       <w:b/>
       <w:bCs/>
       <w:smallCaps/>
@@ -3812,6 +4037,7 @@
       <w:spacing w:after="0" w:line="240" w:lineRule="auto"/>
     </w:pPr>
     <w:rPr>
+      <w:rFonts w:eastAsia="黑体"/>
       <w:color w:themeColor="text1" w:themeShade="BF" w:val="000000"/>
     </w:rPr>
     <w:tblPr>
@@ -3834,6 +4060,7 @@
         <w:spacing w:after="0" w:before="0" w:line="240" w:lineRule="auto"/>
       </w:pPr>
       <w:rPr>
+        <w:rFonts w:eastAsia="黑体"/>
         <w:b/>
         <w:bCs/>
       </w:rPr>
@@ -3854,6 +4081,7 @@
         <w:spacing w:after="0" w:before="0" w:line="240" w:lineRule="auto"/>
       </w:pPr>
       <w:rPr>
+        <w:rFonts w:eastAsia="黑体"/>
         <w:b/>
         <w:bCs/>
       </w:rPr>
@@ -3871,12 +4099,14 @@
     </w:tblStylePr>
     <w:tblStylePr w:type="firstCol">
       <w:rPr>
+        <w:rFonts w:eastAsia="黑体"/>
         <w:b/>
         <w:bCs/>
       </w:rPr>
     </w:tblStylePr>
     <w:tblStylePr w:type="lastCol">
       <w:rPr>
+        <w:rFonts w:eastAsia="黑体"/>
         <w:b/>
         <w:bCs/>
       </w:rPr>
@@ -3915,6 +4145,7 @@
       <w:spacing w:after="0" w:line="240" w:lineRule="auto"/>
     </w:pPr>
     <w:rPr>
+      <w:rFonts w:eastAsia="黑体"/>
       <w:color w:themeColor="accent1" w:themeShade="BF" w:val="365F91"/>
     </w:rPr>
     <w:tblPr>
@@ -3937,6 +4168,7 @@
         <w:spacing w:after="0" w:before="0" w:line="240" w:lineRule="auto"/>
       </w:pPr>
       <w:rPr>
+        <w:rFonts w:eastAsia="黑体"/>
         <w:b/>
         <w:bCs/>
       </w:rPr>
@@ -3957,6 +4189,7 @@
         <w:spacing w:after="0" w:before="0" w:line="240" w:lineRule="auto"/>
       </w:pPr>
       <w:rPr>
+        <w:rFonts w:eastAsia="黑体"/>
         <w:b/>
         <w:bCs/>
       </w:rPr>
@@ -3974,12 +4207,14 @@
     </w:tblStylePr>
     <w:tblStylePr w:type="firstCol">
       <w:rPr>
+        <w:rFonts w:eastAsia="黑体"/>
         <w:b/>
         <w:bCs/>
       </w:rPr>
     </w:tblStylePr>
     <w:tblStylePr w:type="lastCol">
       <w:rPr>
+        <w:rFonts w:eastAsia="黑体"/>
         <w:b/>
         <w:bCs/>
       </w:rPr>
@@ -4018,6 +4253,7 @@
       <w:spacing w:after="0" w:line="240" w:lineRule="auto"/>
     </w:pPr>
     <w:rPr>
+      <w:rFonts w:eastAsia="黑体"/>
       <w:color w:themeColor="accent2" w:themeShade="BF" w:val="943634"/>
     </w:rPr>
     <w:tblPr>
@@ -4040,6 +4276,7 @@
         <w:spacing w:after="0" w:before="0" w:line="240" w:lineRule="auto"/>
       </w:pPr>
       <w:rPr>
+        <w:rFonts w:eastAsia="黑体"/>
         <w:b/>
         <w:bCs/>
       </w:rPr>
@@ -4060,6 +4297,7 @@
         <w:spacing w:after="0" w:before="0" w:line="240" w:lineRule="auto"/>
       </w:pPr>
       <w:rPr>
+        <w:rFonts w:eastAsia="黑体"/>
         <w:b/>
         <w:bCs/>
       </w:rPr>
@@ -4077,12 +4315,14 @@
     </w:tblStylePr>
     <w:tblStylePr w:type="firstCol">
       <w:rPr>
+        <w:rFonts w:eastAsia="黑体"/>
         <w:b/>
         <w:bCs/>
       </w:rPr>
     </w:tblStylePr>
     <w:tblStylePr w:type="lastCol">
       <w:rPr>
+        <w:rFonts w:eastAsia="黑体"/>
         <w:b/>
         <w:bCs/>
       </w:rPr>
@@ -4121,6 +4361,7 @@
       <w:spacing w:after="0" w:line="240" w:lineRule="auto"/>
     </w:pPr>
     <w:rPr>
+      <w:rFonts w:eastAsia="黑体"/>
       <w:color w:themeColor="accent3" w:themeShade="BF" w:val="76923C"/>
     </w:rPr>
     <w:tblPr>
@@ -4143,6 +4384,7 @@
         <w:spacing w:after="0" w:before="0" w:line="240" w:lineRule="auto"/>
       </w:pPr>
       <w:rPr>
+        <w:rFonts w:eastAsia="黑体"/>
         <w:b/>
         <w:bCs/>
       </w:rPr>
@@ -4163,6 +4405,7 @@
         <w:spacing w:after="0" w:before="0" w:line="240" w:lineRule="auto"/>
       </w:pPr>
       <w:rPr>
+        <w:rFonts w:eastAsia="黑体"/>
         <w:b/>
         <w:bCs/>
       </w:rPr>
@@ -4180,12 +4423,14 @@
     </w:tblStylePr>
     <w:tblStylePr w:type="firstCol">
       <w:rPr>
+        <w:rFonts w:eastAsia="黑体"/>
         <w:b/>
         <w:bCs/>
       </w:rPr>
     </w:tblStylePr>
     <w:tblStylePr w:type="lastCol">
       <w:rPr>
+        <w:rFonts w:eastAsia="黑体"/>
         <w:b/>
         <w:bCs/>
       </w:rPr>
@@ -4224,6 +4469,7 @@
       <w:spacing w:after="0" w:line="240" w:lineRule="auto"/>
     </w:pPr>
     <w:rPr>
+      <w:rFonts w:eastAsia="黑体"/>
       <w:color w:themeColor="accent4" w:themeShade="BF" w:val="5F497A"/>
     </w:rPr>
     <w:tblPr>
@@ -4246,6 +4492,7 @@
         <w:spacing w:after="0" w:before="0" w:line="240" w:lineRule="auto"/>
       </w:pPr>
       <w:rPr>
+        <w:rFonts w:eastAsia="黑体"/>
         <w:b/>
         <w:bCs/>
       </w:rPr>
@@ -4266,6 +4513,7 @@
         <w:spacing w:after="0" w:before="0" w:line="240" w:lineRule="auto"/>
       </w:pPr>
       <w:rPr>
+        <w:rFonts w:eastAsia="黑体"/>
         <w:b/>
         <w:bCs/>
       </w:rPr>
@@ -4283,12 +4531,14 @@
     </w:tblStylePr>
     <w:tblStylePr w:type="firstCol">
       <w:rPr>
+        <w:rFonts w:eastAsia="黑体"/>
         <w:b/>
         <w:bCs/>
       </w:rPr>
     </w:tblStylePr>
     <w:tblStylePr w:type="lastCol">
       <w:rPr>
+        <w:rFonts w:eastAsia="黑体"/>
         <w:b/>
         <w:bCs/>
       </w:rPr>
@@ -4327,6 +4577,7 @@
       <w:spacing w:after="0" w:line="240" w:lineRule="auto"/>
     </w:pPr>
     <w:rPr>
+      <w:rFonts w:eastAsia="黑体"/>
       <w:color w:themeColor="accent5" w:themeShade="BF" w:val="31849B"/>
     </w:rPr>
     <w:tblPr>
@@ -4349,6 +4600,7 @@
         <w:spacing w:after="0" w:before="0" w:line="240" w:lineRule="auto"/>
       </w:pPr>
       <w:rPr>
+        <w:rFonts w:eastAsia="黑体"/>
         <w:b/>
         <w:bCs/>
       </w:rPr>
@@ -4369,6 +4621,7 @@
         <w:spacing w:after="0" w:before="0" w:line="240" w:lineRule="auto"/>
       </w:pPr>
       <w:rPr>
+        <w:rFonts w:eastAsia="黑体"/>
         <w:b/>
         <w:bCs/>
       </w:rPr>
@@ -4386,12 +4639,14 @@
     </w:tblStylePr>
     <w:tblStylePr w:type="firstCol">
       <w:rPr>
+        <w:rFonts w:eastAsia="黑体"/>
         <w:b/>
         <w:bCs/>
       </w:rPr>
     </w:tblStylePr>
     <w:tblStylePr w:type="lastCol">
       <w:rPr>
+        <w:rFonts w:eastAsia="黑体"/>
         <w:b/>
         <w:bCs/>
       </w:rPr>
@@ -4430,6 +4685,7 @@
       <w:spacing w:after="0" w:line="240" w:lineRule="auto"/>
     </w:pPr>
     <w:rPr>
+      <w:rFonts w:eastAsia="黑体"/>
       <w:color w:themeColor="accent6" w:themeShade="BF" w:val="E36C0A"/>
     </w:rPr>
     <w:tblPr>
@@ -4452,6 +4708,7 @@
         <w:spacing w:after="0" w:before="0" w:line="240" w:lineRule="auto"/>
       </w:pPr>
       <w:rPr>
+        <w:rFonts w:eastAsia="黑体"/>
         <w:b/>
         <w:bCs/>
       </w:rPr>
@@ -4472,6 +4729,7 @@
         <w:spacing w:after="0" w:before="0" w:line="240" w:lineRule="auto"/>
       </w:pPr>
       <w:rPr>
+        <w:rFonts w:eastAsia="黑体"/>
         <w:b/>
         <w:bCs/>
       </w:rPr>
@@ -4489,12 +4747,14 @@
     </w:tblStylePr>
     <w:tblStylePr w:type="firstCol">
       <w:rPr>
+        <w:rFonts w:eastAsia="黑体"/>
         <w:b/>
         <w:bCs/>
       </w:rPr>
     </w:tblStylePr>
     <w:tblStylePr w:type="lastCol">
       <w:rPr>
+        <w:rFonts w:eastAsia="黑体"/>
         <w:b/>
         <w:bCs/>
       </w:rPr>
@@ -4554,6 +4814,7 @@
         <w:spacing w:after="0" w:before="0" w:line="240" w:lineRule="auto"/>
       </w:pPr>
       <w:rPr>
+        <w:rFonts w:eastAsia="黑体"/>
         <w:b/>
         <w:bCs/>
         <w:color w:themeColor="background1" w:val="FFFFFF"/>
@@ -4568,6 +4829,7 @@
         <w:spacing w:after="0" w:before="0" w:line="240" w:lineRule="auto"/>
       </w:pPr>
       <w:rPr>
+        <w:rFonts w:eastAsia="黑体"/>
         <w:b/>
         <w:bCs/>
       </w:rPr>
@@ -4583,12 +4845,14 @@
     </w:tblStylePr>
     <w:tblStylePr w:type="firstCol">
       <w:rPr>
+        <w:rFonts w:eastAsia="黑体"/>
         <w:b/>
         <w:bCs/>
       </w:rPr>
     </w:tblStylePr>
     <w:tblStylePr w:type="lastCol">
       <w:rPr>
+        <w:rFonts w:eastAsia="黑体"/>
         <w:b/>
         <w:bCs/>
       </w:rPr>
@@ -4646,6 +4910,7 @@
         <w:spacing w:after="0" w:before="0" w:line="240" w:lineRule="auto"/>
       </w:pPr>
       <w:rPr>
+        <w:rFonts w:eastAsia="黑体"/>
         <w:b/>
         <w:bCs/>
         <w:color w:themeColor="background1" w:val="FFFFFF"/>
@@ -4660,6 +4925,7 @@
         <w:spacing w:after="0" w:before="0" w:line="240" w:lineRule="auto"/>
       </w:pPr>
       <w:rPr>
+        <w:rFonts w:eastAsia="黑体"/>
         <w:b/>
         <w:bCs/>
       </w:rPr>
@@ -4675,12 +4941,14 @@
     </w:tblStylePr>
     <w:tblStylePr w:type="firstCol">
       <w:rPr>
+        <w:rFonts w:eastAsia="黑体"/>
         <w:b/>
         <w:bCs/>
       </w:rPr>
     </w:tblStylePr>
     <w:tblStylePr w:type="lastCol">
       <w:rPr>
+        <w:rFonts w:eastAsia="黑体"/>
         <w:b/>
         <w:bCs/>
       </w:rPr>
@@ -4738,6 +5006,7 @@
         <w:spacing w:after="0" w:before="0" w:line="240" w:lineRule="auto"/>
       </w:pPr>
       <w:rPr>
+        <w:rFonts w:eastAsia="黑体"/>
         <w:b/>
         <w:bCs/>
         <w:color w:themeColor="background1" w:val="FFFFFF"/>
@@ -4752,6 +5021,7 @@
         <w:spacing w:after="0" w:before="0" w:line="240" w:lineRule="auto"/>
       </w:pPr>
       <w:rPr>
+        <w:rFonts w:eastAsia="黑体"/>
         <w:b/>
         <w:bCs/>
       </w:rPr>
@@ -4767,12 +5037,14 @@
     </w:tblStylePr>
     <w:tblStylePr w:type="firstCol">
       <w:rPr>
+        <w:rFonts w:eastAsia="黑体"/>
         <w:b/>
         <w:bCs/>
       </w:rPr>
     </w:tblStylePr>
     <w:tblStylePr w:type="lastCol">
       <w:rPr>
+        <w:rFonts w:eastAsia="黑体"/>
         <w:b/>
         <w:bCs/>
       </w:rPr>
@@ -4830,6 +5102,7 @@
         <w:spacing w:after="0" w:before="0" w:line="240" w:lineRule="auto"/>
       </w:pPr>
       <w:rPr>
+        <w:rFonts w:eastAsia="黑体"/>
         <w:b/>
         <w:bCs/>
         <w:color w:themeColor="background1" w:val="FFFFFF"/>
@@ -4844,6 +5117,7 @@
         <w:spacing w:after="0" w:before="0" w:line="240" w:lineRule="auto"/>
       </w:pPr>
       <w:rPr>
+        <w:rFonts w:eastAsia="黑体"/>
         <w:b/>
         <w:bCs/>
       </w:rPr>
@@ -4859,12 +5133,14 @@
     </w:tblStylePr>
     <w:tblStylePr w:type="firstCol">
       <w:rPr>
+        <w:rFonts w:eastAsia="黑体"/>
         <w:b/>
         <w:bCs/>
       </w:rPr>
     </w:tblStylePr>
     <w:tblStylePr w:type="lastCol">
       <w:rPr>
+        <w:rFonts w:eastAsia="黑体"/>
         <w:b/>
         <w:bCs/>
       </w:rPr>
@@ -4922,6 +5198,7 @@
         <w:spacing w:after="0" w:before="0" w:line="240" w:lineRule="auto"/>
       </w:pPr>
       <w:rPr>
+        <w:rFonts w:eastAsia="黑体"/>
         <w:b/>
         <w:bCs/>
         <w:color w:themeColor="background1" w:val="FFFFFF"/>
@@ -4936,6 +5213,7 @@
         <w:spacing w:after="0" w:before="0" w:line="240" w:lineRule="auto"/>
       </w:pPr>
       <w:rPr>
+        <w:rFonts w:eastAsia="黑体"/>
         <w:b/>
         <w:bCs/>
       </w:rPr>
@@ -4951,12 +5229,14 @@
     </w:tblStylePr>
     <w:tblStylePr w:type="firstCol">
       <w:rPr>
+        <w:rFonts w:eastAsia="黑体"/>
         <w:b/>
         <w:bCs/>
       </w:rPr>
     </w:tblStylePr>
     <w:tblStylePr w:type="lastCol">
       <w:rPr>
+        <w:rFonts w:eastAsia="黑体"/>
         <w:b/>
         <w:bCs/>
       </w:rPr>
@@ -5014,6 +5294,7 @@
         <w:spacing w:after="0" w:before="0" w:line="240" w:lineRule="auto"/>
       </w:pPr>
       <w:rPr>
+        <w:rFonts w:eastAsia="黑体"/>
         <w:b/>
         <w:bCs/>
         <w:color w:themeColor="background1" w:val="FFFFFF"/>
@@ -5028,6 +5309,7 @@
         <w:spacing w:after="0" w:before="0" w:line="240" w:lineRule="auto"/>
       </w:pPr>
       <w:rPr>
+        <w:rFonts w:eastAsia="黑体"/>
         <w:b/>
         <w:bCs/>
       </w:rPr>
@@ -5043,12 +5325,14 @@
     </w:tblStylePr>
     <w:tblStylePr w:type="firstCol">
       <w:rPr>
+        <w:rFonts w:eastAsia="黑体"/>
         <w:b/>
         <w:bCs/>
       </w:rPr>
     </w:tblStylePr>
     <w:tblStylePr w:type="lastCol">
       <w:rPr>
+        <w:rFonts w:eastAsia="黑体"/>
         <w:b/>
         <w:bCs/>
       </w:rPr>
@@ -5106,6 +5390,7 @@
         <w:spacing w:after="0" w:before="0" w:line="240" w:lineRule="auto"/>
       </w:pPr>
       <w:rPr>
+        <w:rFonts w:eastAsia="黑体"/>
         <w:b/>
         <w:bCs/>
         <w:color w:themeColor="background1" w:val="FFFFFF"/>
@@ -5120,6 +5405,7 @@
         <w:spacing w:after="0" w:before="0" w:line="240" w:lineRule="auto"/>
       </w:pPr>
       <w:rPr>
+        <w:rFonts w:eastAsia="黑体"/>
         <w:b/>
         <w:bCs/>
       </w:rPr>
@@ -5135,12 +5421,14 @@
     </w:tblStylePr>
     <w:tblStylePr w:type="firstCol">
       <w:rPr>
+        <w:rFonts w:eastAsia="黑体"/>
         <w:b/>
         <w:bCs/>
       </w:rPr>
     </w:tblStylePr>
     <w:tblStylePr w:type="lastCol">
       <w:rPr>
+        <w:rFonts w:eastAsia="黑体"/>
         <w:b/>
         <w:bCs/>
       </w:rPr>
@@ -5200,7 +5488,7 @@
         <w:spacing w:after="0" w:before="0" w:line="240" w:lineRule="auto"/>
       </w:pPr>
       <w:rPr>
-        <w:rFonts w:asciiTheme="majorHAnsi" w:cstheme="majorBidi" w:eastAsiaTheme="majorEastAsia" w:hAnsiTheme="majorHAnsi"/>
+        <w:rFonts w:asciiTheme="majorHAnsi" w:cstheme="majorBidi" w:hAnsiTheme="majorHAnsi" w:eastAsia="黑体"/>
         <w:b/>
         <w:bCs/>
       </w:rPr>
@@ -5221,7 +5509,7 @@
         <w:spacing w:after="0" w:before="0" w:line="240" w:lineRule="auto"/>
       </w:pPr>
       <w:rPr>
-        <w:rFonts w:asciiTheme="majorHAnsi" w:cstheme="majorBidi" w:eastAsiaTheme="majorEastAsia" w:hAnsiTheme="majorHAnsi"/>
+        <w:rFonts w:asciiTheme="majorHAnsi" w:cstheme="majorBidi" w:hAnsiTheme="majorHAnsi" w:eastAsia="黑体"/>
         <w:b/>
         <w:bCs/>
       </w:rPr>
@@ -5239,14 +5527,14 @@
     </w:tblStylePr>
     <w:tblStylePr w:type="firstCol">
       <w:rPr>
-        <w:rFonts w:asciiTheme="majorHAnsi" w:cstheme="majorBidi" w:eastAsiaTheme="majorEastAsia" w:hAnsiTheme="majorHAnsi"/>
+        <w:rFonts w:asciiTheme="majorHAnsi" w:cstheme="majorBidi" w:hAnsiTheme="majorHAnsi" w:eastAsia="黑体"/>
         <w:b/>
         <w:bCs/>
       </w:rPr>
     </w:tblStylePr>
     <w:tblStylePr w:type="lastCol">
       <w:rPr>
-        <w:rFonts w:asciiTheme="majorHAnsi" w:cstheme="majorBidi" w:eastAsiaTheme="majorEastAsia" w:hAnsiTheme="majorHAnsi"/>
+        <w:rFonts w:asciiTheme="majorHAnsi" w:cstheme="majorBidi" w:hAnsiTheme="majorHAnsi" w:eastAsia="黑体"/>
         <w:b/>
         <w:bCs/>
       </w:rPr>
@@ -5330,7 +5618,7 @@
         <w:spacing w:after="0" w:before="0" w:line="240" w:lineRule="auto"/>
       </w:pPr>
       <w:rPr>
-        <w:rFonts w:asciiTheme="majorHAnsi" w:cstheme="majorBidi" w:eastAsiaTheme="majorEastAsia" w:hAnsiTheme="majorHAnsi"/>
+        <w:rFonts w:asciiTheme="majorHAnsi" w:cstheme="majorBidi" w:hAnsiTheme="majorHAnsi" w:eastAsia="黑体"/>
         <w:b/>
         <w:bCs/>
       </w:rPr>
@@ -5351,7 +5639,7 @@
         <w:spacing w:after="0" w:before="0" w:line="240" w:lineRule="auto"/>
       </w:pPr>
       <w:rPr>
-        <w:rFonts w:asciiTheme="majorHAnsi" w:cstheme="majorBidi" w:eastAsiaTheme="majorEastAsia" w:hAnsiTheme="majorHAnsi"/>
+        <w:rFonts w:asciiTheme="majorHAnsi" w:cstheme="majorBidi" w:hAnsiTheme="majorHAnsi" w:eastAsia="黑体"/>
         <w:b/>
         <w:bCs/>
       </w:rPr>
@@ -5369,14 +5657,14 @@
     </w:tblStylePr>
     <w:tblStylePr w:type="firstCol">
       <w:rPr>
-        <w:rFonts w:asciiTheme="majorHAnsi" w:cstheme="majorBidi" w:eastAsiaTheme="majorEastAsia" w:hAnsiTheme="majorHAnsi"/>
+        <w:rFonts w:asciiTheme="majorHAnsi" w:cstheme="majorBidi" w:hAnsiTheme="majorHAnsi" w:eastAsia="黑体"/>
         <w:b/>
         <w:bCs/>
       </w:rPr>
     </w:tblStylePr>
     <w:tblStylePr w:type="lastCol">
       <w:rPr>
-        <w:rFonts w:asciiTheme="majorHAnsi" w:cstheme="majorBidi" w:eastAsiaTheme="majorEastAsia" w:hAnsiTheme="majorHAnsi"/>
+        <w:rFonts w:asciiTheme="majorHAnsi" w:cstheme="majorBidi" w:hAnsiTheme="majorHAnsi" w:eastAsia="黑体"/>
         <w:b/>
         <w:bCs/>
       </w:rPr>
@@ -5460,7 +5748,7 @@
         <w:spacing w:after="0" w:before="0" w:line="240" w:lineRule="auto"/>
       </w:pPr>
       <w:rPr>
-        <w:rFonts w:asciiTheme="majorHAnsi" w:cstheme="majorBidi" w:eastAsiaTheme="majorEastAsia" w:hAnsiTheme="majorHAnsi"/>
+        <w:rFonts w:asciiTheme="majorHAnsi" w:cstheme="majorBidi" w:hAnsiTheme="majorHAnsi" w:eastAsia="黑体"/>
         <w:b/>
         <w:bCs/>
       </w:rPr>
@@ -5481,7 +5769,7 @@
         <w:spacing w:after="0" w:before="0" w:line="240" w:lineRule="auto"/>
       </w:pPr>
       <w:rPr>
-        <w:rFonts w:asciiTheme="majorHAnsi" w:cstheme="majorBidi" w:eastAsiaTheme="majorEastAsia" w:hAnsiTheme="majorHAnsi"/>
+        <w:rFonts w:asciiTheme="majorHAnsi" w:cstheme="majorBidi" w:hAnsiTheme="majorHAnsi" w:eastAsia="黑体"/>
         <w:b/>
         <w:bCs/>
       </w:rPr>
@@ -5499,14 +5787,14 @@
     </w:tblStylePr>
     <w:tblStylePr w:type="firstCol">
       <w:rPr>
-        <w:rFonts w:asciiTheme="majorHAnsi" w:cstheme="majorBidi" w:eastAsiaTheme="majorEastAsia" w:hAnsiTheme="majorHAnsi"/>
+        <w:rFonts w:asciiTheme="majorHAnsi" w:cstheme="majorBidi" w:hAnsiTheme="majorHAnsi" w:eastAsia="黑体"/>
         <w:b/>
         <w:bCs/>
       </w:rPr>
     </w:tblStylePr>
     <w:tblStylePr w:type="lastCol">
       <w:rPr>
-        <w:rFonts w:asciiTheme="majorHAnsi" w:cstheme="majorBidi" w:eastAsiaTheme="majorEastAsia" w:hAnsiTheme="majorHAnsi"/>
+        <w:rFonts w:asciiTheme="majorHAnsi" w:cstheme="majorBidi" w:hAnsiTheme="majorHAnsi" w:eastAsia="黑体"/>
         <w:b/>
         <w:bCs/>
       </w:rPr>
@@ -5590,7 +5878,7 @@
         <w:spacing w:after="0" w:before="0" w:line="240" w:lineRule="auto"/>
       </w:pPr>
       <w:rPr>
-        <w:rFonts w:asciiTheme="majorHAnsi" w:cstheme="majorBidi" w:eastAsiaTheme="majorEastAsia" w:hAnsiTheme="majorHAnsi"/>
+        <w:rFonts w:asciiTheme="majorHAnsi" w:cstheme="majorBidi" w:hAnsiTheme="majorHAnsi" w:eastAsia="黑体"/>
         <w:b/>
         <w:bCs/>
       </w:rPr>
@@ -5611,7 +5899,7 @@
         <w:spacing w:after="0" w:before="0" w:line="240" w:lineRule="auto"/>
       </w:pPr>
       <w:rPr>
-        <w:rFonts w:asciiTheme="majorHAnsi" w:cstheme="majorBidi" w:eastAsiaTheme="majorEastAsia" w:hAnsiTheme="majorHAnsi"/>
+        <w:rFonts w:asciiTheme="majorHAnsi" w:cstheme="majorBidi" w:hAnsiTheme="majorHAnsi" w:eastAsia="黑体"/>
         <w:b/>
         <w:bCs/>
       </w:rPr>
@@ -5629,14 +5917,14 @@
     </w:tblStylePr>
     <w:tblStylePr w:type="firstCol">
       <w:rPr>
-        <w:rFonts w:asciiTheme="majorHAnsi" w:cstheme="majorBidi" w:eastAsiaTheme="majorEastAsia" w:hAnsiTheme="majorHAnsi"/>
+        <w:rFonts w:asciiTheme="majorHAnsi" w:cstheme="majorBidi" w:hAnsiTheme="majorHAnsi" w:eastAsia="黑体"/>
         <w:b/>
         <w:bCs/>
       </w:rPr>
     </w:tblStylePr>
     <w:tblStylePr w:type="lastCol">
       <w:rPr>
-        <w:rFonts w:asciiTheme="majorHAnsi" w:cstheme="majorBidi" w:eastAsiaTheme="majorEastAsia" w:hAnsiTheme="majorHAnsi"/>
+        <w:rFonts w:asciiTheme="majorHAnsi" w:cstheme="majorBidi" w:hAnsiTheme="majorHAnsi" w:eastAsia="黑体"/>
         <w:b/>
         <w:bCs/>
       </w:rPr>
@@ -5720,7 +6008,7 @@
         <w:spacing w:after="0" w:before="0" w:line="240" w:lineRule="auto"/>
       </w:pPr>
       <w:rPr>
-        <w:rFonts w:asciiTheme="majorHAnsi" w:cstheme="majorBidi" w:eastAsiaTheme="majorEastAsia" w:hAnsiTheme="majorHAnsi"/>
+        <w:rFonts w:asciiTheme="majorHAnsi" w:cstheme="majorBidi" w:hAnsiTheme="majorHAnsi" w:eastAsia="黑体"/>
         <w:b/>
         <w:bCs/>
       </w:rPr>
@@ -5741,7 +6029,7 @@
         <w:spacing w:after="0" w:before="0" w:line="240" w:lineRule="auto"/>
       </w:pPr>
       <w:rPr>
-        <w:rFonts w:asciiTheme="majorHAnsi" w:cstheme="majorBidi" w:eastAsiaTheme="majorEastAsia" w:hAnsiTheme="majorHAnsi"/>
+        <w:rFonts w:asciiTheme="majorHAnsi" w:cstheme="majorBidi" w:hAnsiTheme="majorHAnsi" w:eastAsia="黑体"/>
         <w:b/>
         <w:bCs/>
       </w:rPr>
@@ -5759,14 +6047,14 @@
     </w:tblStylePr>
     <w:tblStylePr w:type="firstCol">
       <w:rPr>
-        <w:rFonts w:asciiTheme="majorHAnsi" w:cstheme="majorBidi" w:eastAsiaTheme="majorEastAsia" w:hAnsiTheme="majorHAnsi"/>
+        <w:rFonts w:asciiTheme="majorHAnsi" w:cstheme="majorBidi" w:hAnsiTheme="majorHAnsi" w:eastAsia="黑体"/>
         <w:b/>
         <w:bCs/>
       </w:rPr>
     </w:tblStylePr>
     <w:tblStylePr w:type="lastCol">
       <w:rPr>
-        <w:rFonts w:asciiTheme="majorHAnsi" w:cstheme="majorBidi" w:eastAsiaTheme="majorEastAsia" w:hAnsiTheme="majorHAnsi"/>
+        <w:rFonts w:asciiTheme="majorHAnsi" w:cstheme="majorBidi" w:hAnsiTheme="majorHAnsi" w:eastAsia="黑体"/>
         <w:b/>
         <w:bCs/>
       </w:rPr>
@@ -5850,7 +6138,7 @@
         <w:spacing w:after="0" w:before="0" w:line="240" w:lineRule="auto"/>
       </w:pPr>
       <w:rPr>
-        <w:rFonts w:asciiTheme="majorHAnsi" w:cstheme="majorBidi" w:eastAsiaTheme="majorEastAsia" w:hAnsiTheme="majorHAnsi"/>
+        <w:rFonts w:asciiTheme="majorHAnsi" w:cstheme="majorBidi" w:hAnsiTheme="majorHAnsi" w:eastAsia="黑体"/>
         <w:b/>
         <w:bCs/>
       </w:rPr>
@@ -5871,7 +6159,7 @@
         <w:spacing w:after="0" w:before="0" w:line="240" w:lineRule="auto"/>
       </w:pPr>
       <w:rPr>
-        <w:rFonts w:asciiTheme="majorHAnsi" w:cstheme="majorBidi" w:eastAsiaTheme="majorEastAsia" w:hAnsiTheme="majorHAnsi"/>
+        <w:rFonts w:asciiTheme="majorHAnsi" w:cstheme="majorBidi" w:hAnsiTheme="majorHAnsi" w:eastAsia="黑体"/>
         <w:b/>
         <w:bCs/>
       </w:rPr>
@@ -5889,14 +6177,14 @@
     </w:tblStylePr>
     <w:tblStylePr w:type="firstCol">
       <w:rPr>
-        <w:rFonts w:asciiTheme="majorHAnsi" w:cstheme="majorBidi" w:eastAsiaTheme="majorEastAsia" w:hAnsiTheme="majorHAnsi"/>
+        <w:rFonts w:asciiTheme="majorHAnsi" w:cstheme="majorBidi" w:hAnsiTheme="majorHAnsi" w:eastAsia="黑体"/>
         <w:b/>
         <w:bCs/>
       </w:rPr>
     </w:tblStylePr>
     <w:tblStylePr w:type="lastCol">
       <w:rPr>
-        <w:rFonts w:asciiTheme="majorHAnsi" w:cstheme="majorBidi" w:eastAsiaTheme="majorEastAsia" w:hAnsiTheme="majorHAnsi"/>
+        <w:rFonts w:asciiTheme="majorHAnsi" w:cstheme="majorBidi" w:hAnsiTheme="majorHAnsi" w:eastAsia="黑体"/>
         <w:b/>
         <w:bCs/>
       </w:rPr>
@@ -5980,7 +6268,7 @@
         <w:spacing w:after="0" w:before="0" w:line="240" w:lineRule="auto"/>
       </w:pPr>
       <w:rPr>
-        <w:rFonts w:asciiTheme="majorHAnsi" w:cstheme="majorBidi" w:eastAsiaTheme="majorEastAsia" w:hAnsiTheme="majorHAnsi"/>
+        <w:rFonts w:asciiTheme="majorHAnsi" w:cstheme="majorBidi" w:hAnsiTheme="majorHAnsi" w:eastAsia="黑体"/>
         <w:b/>
         <w:bCs/>
       </w:rPr>
@@ -6001,7 +6289,7 @@
         <w:spacing w:after="0" w:before="0" w:line="240" w:lineRule="auto"/>
       </w:pPr>
       <w:rPr>
-        <w:rFonts w:asciiTheme="majorHAnsi" w:cstheme="majorBidi" w:eastAsiaTheme="majorEastAsia" w:hAnsiTheme="majorHAnsi"/>
+        <w:rFonts w:asciiTheme="majorHAnsi" w:cstheme="majorBidi" w:hAnsiTheme="majorHAnsi" w:eastAsia="黑体"/>
         <w:b/>
         <w:bCs/>
       </w:rPr>
@@ -6019,14 +6307,14 @@
     </w:tblStylePr>
     <w:tblStylePr w:type="firstCol">
       <w:rPr>
-        <w:rFonts w:asciiTheme="majorHAnsi" w:cstheme="majorBidi" w:eastAsiaTheme="majorEastAsia" w:hAnsiTheme="majorHAnsi"/>
+        <w:rFonts w:asciiTheme="majorHAnsi" w:cstheme="majorBidi" w:hAnsiTheme="majorHAnsi" w:eastAsia="黑体"/>
         <w:b/>
         <w:bCs/>
       </w:rPr>
     </w:tblStylePr>
     <w:tblStylePr w:type="lastCol">
       <w:rPr>
-        <w:rFonts w:asciiTheme="majorHAnsi" w:cstheme="majorBidi" w:eastAsiaTheme="majorEastAsia" w:hAnsiTheme="majorHAnsi"/>
+        <w:rFonts w:asciiTheme="majorHAnsi" w:cstheme="majorBidi" w:hAnsiTheme="majorHAnsi" w:eastAsia="黑体"/>
         <w:b/>
         <w:bCs/>
       </w:rPr>
@@ -6109,6 +6397,7 @@
         <w:spacing w:after="0" w:before="0" w:line="240" w:lineRule="auto"/>
       </w:pPr>
       <w:rPr>
+        <w:rFonts w:eastAsia="黑体"/>
         <w:b/>
         <w:bCs/>
         <w:color w:themeColor="background1" w:val="FFFFFF"/>
@@ -6131,6 +6420,7 @@
         <w:spacing w:after="0" w:before="0" w:line="240" w:lineRule="auto"/>
       </w:pPr>
       <w:rPr>
+        <w:rFonts w:eastAsia="黑体"/>
         <w:b/>
         <w:bCs/>
       </w:rPr>
@@ -6148,12 +6438,14 @@
     </w:tblStylePr>
     <w:tblStylePr w:type="firstCol">
       <w:rPr>
+        <w:rFonts w:eastAsia="黑体"/>
         <w:b/>
         <w:bCs/>
       </w:rPr>
     </w:tblStylePr>
     <w:tblStylePr w:type="lastCol">
       <w:rPr>
+        <w:rFonts w:eastAsia="黑体"/>
         <w:b/>
         <w:bCs/>
       </w:rPr>
@@ -6215,6 +6507,7 @@
         <w:spacing w:after="0" w:before="0" w:line="240" w:lineRule="auto"/>
       </w:pPr>
       <w:rPr>
+        <w:rFonts w:eastAsia="黑体"/>
         <w:b/>
         <w:bCs/>
         <w:color w:themeColor="background1" w:val="FFFFFF"/>
@@ -6237,6 +6530,7 @@
         <w:spacing w:after="0" w:before="0" w:line="240" w:lineRule="auto"/>
       </w:pPr>
       <w:rPr>
+        <w:rFonts w:eastAsia="黑体"/>
         <w:b/>
         <w:bCs/>
       </w:rPr>
@@ -6254,12 +6548,14 @@
     </w:tblStylePr>
     <w:tblStylePr w:type="firstCol">
       <w:rPr>
+        <w:rFonts w:eastAsia="黑体"/>
         <w:b/>
         <w:bCs/>
       </w:rPr>
     </w:tblStylePr>
     <w:tblStylePr w:type="lastCol">
       <w:rPr>
+        <w:rFonts w:eastAsia="黑体"/>
         <w:b/>
         <w:bCs/>
       </w:rPr>
@@ -6321,6 +6617,7 @@
         <w:spacing w:after="0" w:before="0" w:line="240" w:lineRule="auto"/>
       </w:pPr>
       <w:rPr>
+        <w:rFonts w:eastAsia="黑体"/>
         <w:b/>
         <w:bCs/>
         <w:color w:themeColor="background1" w:val="FFFFFF"/>
@@ -6343,6 +6640,7 @@
         <w:spacing w:after="0" w:before="0" w:line="240" w:lineRule="auto"/>
       </w:pPr>
       <w:rPr>
+        <w:rFonts w:eastAsia="黑体"/>
         <w:b/>
         <w:bCs/>
       </w:rPr>
@@ -6360,12 +6658,14 @@
     </w:tblStylePr>
     <w:tblStylePr w:type="firstCol">
       <w:rPr>
+        <w:rFonts w:eastAsia="黑体"/>
         <w:b/>
         <w:bCs/>
       </w:rPr>
     </w:tblStylePr>
     <w:tblStylePr w:type="lastCol">
       <w:rPr>
+        <w:rFonts w:eastAsia="黑体"/>
         <w:b/>
         <w:bCs/>
       </w:rPr>
@@ -6427,6 +6727,7 @@
         <w:spacing w:after="0" w:before="0" w:line="240" w:lineRule="auto"/>
       </w:pPr>
       <w:rPr>
+        <w:rFonts w:eastAsia="黑体"/>
         <w:b/>
         <w:bCs/>
         <w:color w:themeColor="background1" w:val="FFFFFF"/>
@@ -6449,6 +6750,7 @@
         <w:spacing w:after="0" w:before="0" w:line="240" w:lineRule="auto"/>
       </w:pPr>
       <w:rPr>
+        <w:rFonts w:eastAsia="黑体"/>
         <w:b/>
         <w:bCs/>
       </w:rPr>
@@ -6466,12 +6768,14 @@
     </w:tblStylePr>
     <w:tblStylePr w:type="firstCol">
       <w:rPr>
+        <w:rFonts w:eastAsia="黑体"/>
         <w:b/>
         <w:bCs/>
       </w:rPr>
     </w:tblStylePr>
     <w:tblStylePr w:type="lastCol">
       <w:rPr>
+        <w:rFonts w:eastAsia="黑体"/>
         <w:b/>
         <w:bCs/>
       </w:rPr>
@@ -6533,6 +6837,7 @@
         <w:spacing w:after="0" w:before="0" w:line="240" w:lineRule="auto"/>
       </w:pPr>
       <w:rPr>
+        <w:rFonts w:eastAsia="黑体"/>
         <w:b/>
         <w:bCs/>
         <w:color w:themeColor="background1" w:val="FFFFFF"/>
@@ -6555,6 +6860,7 @@
         <w:spacing w:after="0" w:before="0" w:line="240" w:lineRule="auto"/>
       </w:pPr>
       <w:rPr>
+        <w:rFonts w:eastAsia="黑体"/>
         <w:b/>
         <w:bCs/>
       </w:rPr>
@@ -6572,12 +6878,14 @@
     </w:tblStylePr>
     <w:tblStylePr w:type="firstCol">
       <w:rPr>
+        <w:rFonts w:eastAsia="黑体"/>
         <w:b/>
         <w:bCs/>
       </w:rPr>
     </w:tblStylePr>
     <w:tblStylePr w:type="lastCol">
       <w:rPr>
+        <w:rFonts w:eastAsia="黑体"/>
         <w:b/>
         <w:bCs/>
       </w:rPr>
@@ -6639,6 +6947,7 @@
         <w:spacing w:after="0" w:before="0" w:line="240" w:lineRule="auto"/>
       </w:pPr>
       <w:rPr>
+        <w:rFonts w:eastAsia="黑体"/>
         <w:b/>
         <w:bCs/>
         <w:color w:themeColor="background1" w:val="FFFFFF"/>
@@ -6661,6 +6970,7 @@
         <w:spacing w:after="0" w:before="0" w:line="240" w:lineRule="auto"/>
       </w:pPr>
       <w:rPr>
+        <w:rFonts w:eastAsia="黑体"/>
         <w:b/>
         <w:bCs/>
       </w:rPr>
@@ -6678,12 +6988,14 @@
     </w:tblStylePr>
     <w:tblStylePr w:type="firstCol">
       <w:rPr>
+        <w:rFonts w:eastAsia="黑体"/>
         <w:b/>
         <w:bCs/>
       </w:rPr>
     </w:tblStylePr>
     <w:tblStylePr w:type="lastCol">
       <w:rPr>
+        <w:rFonts w:eastAsia="黑体"/>
         <w:b/>
         <w:bCs/>
       </w:rPr>
@@ -6745,6 +7057,7 @@
         <w:spacing w:after="0" w:before="0" w:line="240" w:lineRule="auto"/>
       </w:pPr>
       <w:rPr>
+        <w:rFonts w:eastAsia="黑体"/>
         <w:b/>
         <w:bCs/>
         <w:color w:themeColor="background1" w:val="FFFFFF"/>
@@ -6767,6 +7080,7 @@
         <w:spacing w:after="0" w:before="0" w:line="240" w:lineRule="auto"/>
       </w:pPr>
       <w:rPr>
+        <w:rFonts w:eastAsia="黑体"/>
         <w:b/>
         <w:bCs/>
       </w:rPr>
@@ -6784,12 +7098,14 @@
     </w:tblStylePr>
     <w:tblStylePr w:type="firstCol">
       <w:rPr>
+        <w:rFonts w:eastAsia="黑体"/>
         <w:b/>
         <w:bCs/>
       </w:rPr>
     </w:tblStylePr>
     <w:tblStylePr w:type="lastCol">
       <w:rPr>
+        <w:rFonts w:eastAsia="黑体"/>
         <w:b/>
         <w:bCs/>
       </w:rPr>
@@ -6848,6 +7164,7 @@
         <w:spacing w:after="0" w:before="0" w:line="240" w:lineRule="auto"/>
       </w:pPr>
       <w:rPr>
+        <w:rFonts w:eastAsia="黑体"/>
         <w:b/>
         <w:bCs/>
         <w:color w:themeColor="background1" w:val="FFFFFF"/>
@@ -6870,6 +7187,7 @@
         <w:spacing w:after="0" w:before="0" w:line="240" w:lineRule="auto"/>
       </w:pPr>
       <w:rPr>
+        <w:rFonts w:eastAsia="黑体"/>
         <w:color w:val="auto"/>
       </w:rPr>
       <w:tblPr/>
@@ -6887,6 +7205,7 @@
     </w:tblStylePr>
     <w:tblStylePr w:type="firstCol">
       <w:rPr>
+        <w:rFonts w:eastAsia="黑体"/>
         <w:b/>
         <w:bCs/>
         <w:color w:themeColor="background1" w:val="FFFFFF"/>
@@ -6906,6 +7225,7 @@
     </w:tblStylePr>
     <w:tblStylePr w:type="lastCol">
       <w:rPr>
+        <w:rFonts w:eastAsia="黑体"/>
         <w:b/>
         <w:bCs/>
         <w:color w:themeColor="background1" w:val="FFFFFF"/>
@@ -6954,6 +7274,7 @@
     </w:tblStylePr>
     <w:tblStylePr w:type="nwCell">
       <w:rPr>
+        <w:rFonts w:eastAsia="黑体"/>
         <w:color w:themeColor="background1" w:val="FFFFFF"/>
       </w:rPr>
       <w:tblPr/>
@@ -6997,6 +7318,7 @@
         <w:spacing w:after="0" w:before="0" w:line="240" w:lineRule="auto"/>
       </w:pPr>
       <w:rPr>
+        <w:rFonts w:eastAsia="黑体"/>
         <w:b/>
         <w:bCs/>
         <w:color w:themeColor="background1" w:val="FFFFFF"/>
@@ -7019,6 +7341,7 @@
         <w:spacing w:after="0" w:before="0" w:line="240" w:lineRule="auto"/>
       </w:pPr>
       <w:rPr>
+        <w:rFonts w:eastAsia="黑体"/>
         <w:color w:val="auto"/>
       </w:rPr>
       <w:tblPr/>
@@ -7036,6 +7359,7 @@
     </w:tblStylePr>
     <w:tblStylePr w:type="firstCol">
       <w:rPr>
+        <w:rFonts w:eastAsia="黑体"/>
         <w:b/>
         <w:bCs/>
         <w:color w:themeColor="background1" w:val="FFFFFF"/>
@@ -7055,6 +7379,7 @@
     </w:tblStylePr>
     <w:tblStylePr w:type="lastCol">
       <w:rPr>
+        <w:rFonts w:eastAsia="黑体"/>
         <w:b/>
         <w:bCs/>
         <w:color w:themeColor="background1" w:val="FFFFFF"/>
@@ -7103,6 +7428,7 @@
     </w:tblStylePr>
     <w:tblStylePr w:type="nwCell">
       <w:rPr>
+        <w:rFonts w:eastAsia="黑体"/>
         <w:color w:themeColor="background1" w:val="FFFFFF"/>
       </w:rPr>
       <w:tblPr/>
@@ -7146,6 +7472,7 @@
         <w:spacing w:after="0" w:before="0" w:line="240" w:lineRule="auto"/>
       </w:pPr>
       <w:rPr>
+        <w:rFonts w:eastAsia="黑体"/>
         <w:b/>
         <w:bCs/>
         <w:color w:themeColor="background1" w:val="FFFFFF"/>
@@ -7168,6 +7495,7 @@
         <w:spacing w:after="0" w:before="0" w:line="240" w:lineRule="auto"/>
       </w:pPr>
       <w:rPr>
+        <w:rFonts w:eastAsia="黑体"/>
         <w:color w:val="auto"/>
       </w:rPr>
       <w:tblPr/>
@@ -7185,6 +7513,7 @@
     </w:tblStylePr>
     <w:tblStylePr w:type="firstCol">
       <w:rPr>
+        <w:rFonts w:eastAsia="黑体"/>
         <w:b/>
         <w:bCs/>
         <w:color w:themeColor="background1" w:val="FFFFFF"/>
@@ -7204,6 +7533,7 @@
     </w:tblStylePr>
     <w:tblStylePr w:type="lastCol">
       <w:rPr>
+        <w:rFonts w:eastAsia="黑体"/>
         <w:b/>
         <w:bCs/>
         <w:color w:themeColor="background1" w:val="FFFFFF"/>
@@ -7252,6 +7582,7 @@
     </w:tblStylePr>
     <w:tblStylePr w:type="nwCell">
       <w:rPr>
+        <w:rFonts w:eastAsia="黑体"/>
         <w:color w:themeColor="background1" w:val="FFFFFF"/>
       </w:rPr>
       <w:tblPr/>
@@ -7295,6 +7626,7 @@
         <w:spacing w:after="0" w:before="0" w:line="240" w:lineRule="auto"/>
       </w:pPr>
       <w:rPr>
+        <w:rFonts w:eastAsia="黑体"/>
         <w:b/>
         <w:bCs/>
         <w:color w:themeColor="background1" w:val="FFFFFF"/>
@@ -7317,6 +7649,7 @@
         <w:spacing w:after="0" w:before="0" w:line="240" w:lineRule="auto"/>
       </w:pPr>
       <w:rPr>
+        <w:rFonts w:eastAsia="黑体"/>
         <w:color w:val="auto"/>
       </w:rPr>
       <w:tblPr/>
@@ -7334,6 +7667,7 @@
     </w:tblStylePr>
     <w:tblStylePr w:type="firstCol">
       <w:rPr>
+        <w:rFonts w:eastAsia="黑体"/>
         <w:b/>
         <w:bCs/>
         <w:color w:themeColor="background1" w:val="FFFFFF"/>
@@ -7353,6 +7687,7 @@
     </w:tblStylePr>
     <w:tblStylePr w:type="lastCol">
       <w:rPr>
+        <w:rFonts w:eastAsia="黑体"/>
         <w:b/>
         <w:bCs/>
         <w:color w:themeColor="background1" w:val="FFFFFF"/>
@@ -7401,6 +7736,7 @@
     </w:tblStylePr>
     <w:tblStylePr w:type="nwCell">
       <w:rPr>
+        <w:rFonts w:eastAsia="黑体"/>
         <w:color w:themeColor="background1" w:val="FFFFFF"/>
       </w:rPr>
       <w:tblPr/>
@@ -7444,6 +7780,7 @@
         <w:spacing w:after="0" w:before="0" w:line="240" w:lineRule="auto"/>
       </w:pPr>
       <w:rPr>
+        <w:rFonts w:eastAsia="黑体"/>
         <w:b/>
         <w:bCs/>
         <w:color w:themeColor="background1" w:val="FFFFFF"/>
@@ -7466,6 +7803,7 @@
         <w:spacing w:after="0" w:before="0" w:line="240" w:lineRule="auto"/>
       </w:pPr>
       <w:rPr>
+        <w:rFonts w:eastAsia="黑体"/>
         <w:color w:val="auto"/>
       </w:rPr>
       <w:tblPr/>
@@ -7483,6 +7821,7 @@
     </w:tblStylePr>
     <w:tblStylePr w:type="firstCol">
       <w:rPr>
+        <w:rFonts w:eastAsia="黑体"/>
         <w:b/>
         <w:bCs/>
         <w:color w:themeColor="background1" w:val="FFFFFF"/>
@@ -7502,6 +7841,7 @@
     </w:tblStylePr>
     <w:tblStylePr w:type="lastCol">
       <w:rPr>
+        <w:rFonts w:eastAsia="黑体"/>
         <w:b/>
         <w:bCs/>
         <w:color w:themeColor="background1" w:val="FFFFFF"/>
@@ -7550,6 +7890,7 @@
     </w:tblStylePr>
     <w:tblStylePr w:type="nwCell">
       <w:rPr>
+        <w:rFonts w:eastAsia="黑体"/>
         <w:color w:themeColor="background1" w:val="FFFFFF"/>
       </w:rPr>
       <w:tblPr/>
@@ -7593,6 +7934,7 @@
         <w:spacing w:after="0" w:before="0" w:line="240" w:lineRule="auto"/>
       </w:pPr>
       <w:rPr>
+        <w:rFonts w:eastAsia="黑体"/>
         <w:b/>
         <w:bCs/>
         <w:color w:themeColor="background1" w:val="FFFFFF"/>
@@ -7615,6 +7957,7 @@
         <w:spacing w:after="0" w:before="0" w:line="240" w:lineRule="auto"/>
       </w:pPr>
       <w:rPr>
+        <w:rFonts w:eastAsia="黑体"/>
         <w:color w:val="auto"/>
       </w:rPr>
       <w:tblPr/>
@@ -7632,6 +7975,7 @@
     </w:tblStylePr>
     <w:tblStylePr w:type="firstCol">
       <w:rPr>
+        <w:rFonts w:eastAsia="黑体"/>
         <w:b/>
         <w:bCs/>
         <w:color w:themeColor="background1" w:val="FFFFFF"/>
@@ -7651,6 +7995,7 @@
     </w:tblStylePr>
     <w:tblStylePr w:type="lastCol">
       <w:rPr>
+        <w:rFonts w:eastAsia="黑体"/>
         <w:b/>
         <w:bCs/>
         <w:color w:themeColor="background1" w:val="FFFFFF"/>
@@ -7699,6 +8044,7 @@
     </w:tblStylePr>
     <w:tblStylePr w:type="nwCell">
       <w:rPr>
+        <w:rFonts w:eastAsia="黑体"/>
         <w:color w:themeColor="background1" w:val="FFFFFF"/>
       </w:rPr>
       <w:tblPr/>
@@ -7742,6 +8088,7 @@
         <w:spacing w:after="0" w:before="0" w:line="240" w:lineRule="auto"/>
       </w:pPr>
       <w:rPr>
+        <w:rFonts w:eastAsia="黑体"/>
         <w:b/>
         <w:bCs/>
         <w:color w:themeColor="background1" w:val="FFFFFF"/>
@@ -7764,6 +8111,7 @@
         <w:spacing w:after="0" w:before="0" w:line="240" w:lineRule="auto"/>
       </w:pPr>
       <w:rPr>
+        <w:rFonts w:eastAsia="黑体"/>
         <w:color w:val="auto"/>
       </w:rPr>
       <w:tblPr/>
@@ -7781,6 +8129,7 @@
     </w:tblStylePr>
     <w:tblStylePr w:type="firstCol">
       <w:rPr>
+        <w:rFonts w:eastAsia="黑体"/>
         <w:b/>
         <w:bCs/>
         <w:color w:themeColor="background1" w:val="FFFFFF"/>
@@ -7800,6 +8149,7 @@
     </w:tblStylePr>
     <w:tblStylePr w:type="lastCol">
       <w:rPr>
+        <w:rFonts w:eastAsia="黑体"/>
         <w:b/>
         <w:bCs/>
         <w:color w:themeColor="background1" w:val="FFFFFF"/>
@@ -7848,6 +8198,7 @@
     </w:tblStylePr>
     <w:tblStylePr w:type="nwCell">
       <w:rPr>
+        <w:rFonts w:eastAsia="黑体"/>
         <w:color w:themeColor="background1" w:val="FFFFFF"/>
       </w:rPr>
       <w:tblPr/>
@@ -7872,6 +8223,7 @@
       <w:spacing w:after="0" w:line="240" w:lineRule="auto"/>
     </w:pPr>
     <w:rPr>
+      <w:rFonts w:eastAsia="黑体"/>
       <w:color w:themeColor="text1" w:val="000000"/>
     </w:rPr>
     <w:tblPr>
@@ -7891,7 +8243,7 @@
     </w:tblPr>
     <w:tblStylePr w:type="firstRow">
       <w:rPr>
-        <w:rFonts w:asciiTheme="majorHAnsi" w:cstheme="majorBidi" w:eastAsiaTheme="majorEastAsia" w:hAnsiTheme="majorHAnsi"/>
+        <w:rFonts w:asciiTheme="majorHAnsi" w:cstheme="majorBidi" w:hAnsiTheme="majorHAnsi" w:eastAsia="黑体"/>
       </w:rPr>
       <w:tblPr/>
       <w:tcPr>
@@ -7903,6 +8255,7 @@
     </w:tblStylePr>
     <w:tblStylePr w:type="lastRow">
       <w:rPr>
+        <w:rFonts w:eastAsia="黑体"/>
         <w:b/>
         <w:bCs/>
         <w:color w:themeColor="text2" w:val="1F497D"/>
@@ -7917,12 +8270,14 @@
     </w:tblStylePr>
     <w:tblStylePr w:type="firstCol">
       <w:rPr>
+        <w:rFonts w:eastAsia="黑体"/>
         <w:b/>
         <w:bCs/>
       </w:rPr>
     </w:tblStylePr>
     <w:tblStylePr w:type="lastCol">
       <w:rPr>
+        <w:rFonts w:eastAsia="黑体"/>
         <w:b/>
         <w:bCs/>
       </w:rPr>
@@ -7956,6 +8311,7 @@
       <w:spacing w:after="0" w:line="240" w:lineRule="auto"/>
     </w:pPr>
     <w:rPr>
+      <w:rFonts w:eastAsia="黑体"/>
       <w:color w:themeColor="text1" w:val="000000"/>
     </w:rPr>
     <w:tblPr>
@@ -7975,7 +8331,7 @@
     </w:tblPr>
     <w:tblStylePr w:type="firstRow">
       <w:rPr>
-        <w:rFonts w:asciiTheme="majorHAnsi" w:cstheme="majorBidi" w:eastAsiaTheme="majorEastAsia" w:hAnsiTheme="majorHAnsi"/>
+        <w:rFonts w:asciiTheme="majorHAnsi" w:cstheme="majorBidi" w:hAnsiTheme="majorHAnsi" w:eastAsia="黑体"/>
       </w:rPr>
       <w:tblPr/>
       <w:tcPr>
@@ -7987,6 +8343,7 @@
     </w:tblStylePr>
     <w:tblStylePr w:type="lastRow">
       <w:rPr>
+        <w:rFonts w:eastAsia="黑体"/>
         <w:b/>
         <w:bCs/>
         <w:color w:themeColor="text2" w:val="1F497D"/>
@@ -8001,12 +8358,14 @@
     </w:tblStylePr>
     <w:tblStylePr w:type="firstCol">
       <w:rPr>
+        <w:rFonts w:eastAsia="黑体"/>
         <w:b/>
         <w:bCs/>
       </w:rPr>
     </w:tblStylePr>
     <w:tblStylePr w:type="lastCol">
       <w:rPr>
+        <w:rFonts w:eastAsia="黑体"/>
         <w:b/>
         <w:bCs/>
       </w:rPr>
@@ -8040,6 +8399,7 @@
       <w:spacing w:after="0" w:line="240" w:lineRule="auto"/>
     </w:pPr>
     <w:rPr>
+      <w:rFonts w:eastAsia="黑体"/>
       <w:color w:themeColor="text1" w:val="000000"/>
     </w:rPr>
     <w:tblPr>
@@ -8059,7 +8419,7 @@
     </w:tblPr>
     <w:tblStylePr w:type="firstRow">
       <w:rPr>
-        <w:rFonts w:asciiTheme="majorHAnsi" w:cstheme="majorBidi" w:eastAsiaTheme="majorEastAsia" w:hAnsiTheme="majorHAnsi"/>
+        <w:rFonts w:asciiTheme="majorHAnsi" w:cstheme="majorBidi" w:hAnsiTheme="majorHAnsi" w:eastAsia="黑体"/>
       </w:rPr>
       <w:tblPr/>
       <w:tcPr>
@@ -8071,6 +8431,7 @@
     </w:tblStylePr>
     <w:tblStylePr w:type="lastRow">
       <w:rPr>
+        <w:rFonts w:eastAsia="黑体"/>
         <w:b/>
         <w:bCs/>
         <w:color w:themeColor="text2" w:val="1F497D"/>
@@ -8085,12 +8446,14 @@
     </w:tblStylePr>
     <w:tblStylePr w:type="firstCol">
       <w:rPr>
+        <w:rFonts w:eastAsia="黑体"/>
         <w:b/>
         <w:bCs/>
       </w:rPr>
     </w:tblStylePr>
     <w:tblStylePr w:type="lastCol">
       <w:rPr>
+        <w:rFonts w:eastAsia="黑体"/>
         <w:b/>
         <w:bCs/>
       </w:rPr>
@@ -8124,6 +8487,7 @@
       <w:spacing w:after="0" w:line="240" w:lineRule="auto"/>
     </w:pPr>
     <w:rPr>
+      <w:rFonts w:eastAsia="黑体"/>
       <w:color w:themeColor="text1" w:val="000000"/>
     </w:rPr>
     <w:tblPr>
@@ -8143,7 +8507,7 @@
     </w:tblPr>
     <w:tblStylePr w:type="firstRow">
       <w:rPr>
-        <w:rFonts w:asciiTheme="majorHAnsi" w:cstheme="majorBidi" w:eastAsiaTheme="majorEastAsia" w:hAnsiTheme="majorHAnsi"/>
+        <w:rFonts w:asciiTheme="majorHAnsi" w:cstheme="majorBidi" w:hAnsiTheme="majorHAnsi" w:eastAsia="黑体"/>
       </w:rPr>
       <w:tblPr/>
       <w:tcPr>
@@ -8155,6 +8519,7 @@
     </w:tblStylePr>
     <w:tblStylePr w:type="lastRow">
       <w:rPr>
+        <w:rFonts w:eastAsia="黑体"/>
         <w:b/>
         <w:bCs/>
         <w:color w:themeColor="text2" w:val="1F497D"/>
@@ -8169,12 +8534,14 @@
     </w:tblStylePr>
     <w:tblStylePr w:type="firstCol">
       <w:rPr>
+        <w:rFonts w:eastAsia="黑体"/>
         <w:b/>
         <w:bCs/>
       </w:rPr>
     </w:tblStylePr>
     <w:tblStylePr w:type="lastCol">
       <w:rPr>
+        <w:rFonts w:eastAsia="黑体"/>
         <w:b/>
         <w:bCs/>
       </w:rPr>
@@ -8208,6 +8575,7 @@
       <w:spacing w:after="0" w:line="240" w:lineRule="auto"/>
     </w:pPr>
     <w:rPr>
+      <w:rFonts w:eastAsia="黑体"/>
       <w:color w:themeColor="text1" w:val="000000"/>
     </w:rPr>
     <w:tblPr>
@@ -8227,7 +8595,7 @@
     </w:tblPr>
     <w:tblStylePr w:type="firstRow">
       <w:rPr>
-        <w:rFonts w:asciiTheme="majorHAnsi" w:cstheme="majorBidi" w:eastAsiaTheme="majorEastAsia" w:hAnsiTheme="majorHAnsi"/>
+        <w:rFonts w:asciiTheme="majorHAnsi" w:cstheme="majorBidi" w:hAnsiTheme="majorHAnsi" w:eastAsia="黑体"/>
       </w:rPr>
       <w:tblPr/>
       <w:tcPr>
@@ -8239,6 +8607,7 @@
     </w:tblStylePr>
     <w:tblStylePr w:type="lastRow">
       <w:rPr>
+        <w:rFonts w:eastAsia="黑体"/>
         <w:b/>
         <w:bCs/>
         <w:color w:themeColor="text2" w:val="1F497D"/>
@@ -8253,12 +8622,14 @@
     </w:tblStylePr>
     <w:tblStylePr w:type="firstCol">
       <w:rPr>
+        <w:rFonts w:eastAsia="黑体"/>
         <w:b/>
         <w:bCs/>
       </w:rPr>
     </w:tblStylePr>
     <w:tblStylePr w:type="lastCol">
       <w:rPr>
+        <w:rFonts w:eastAsia="黑体"/>
         <w:b/>
         <w:bCs/>
       </w:rPr>
@@ -8292,6 +8663,7 @@
       <w:spacing w:after="0" w:line="240" w:lineRule="auto"/>
     </w:pPr>
     <w:rPr>
+      <w:rFonts w:eastAsia="黑体"/>
       <w:color w:themeColor="text1" w:val="000000"/>
     </w:rPr>
     <w:tblPr>
@@ -8311,7 +8683,7 @@
     </w:tblPr>
     <w:tblStylePr w:type="firstRow">
       <w:rPr>
-        <w:rFonts w:asciiTheme="majorHAnsi" w:cstheme="majorBidi" w:eastAsiaTheme="majorEastAsia" w:hAnsiTheme="majorHAnsi"/>
+        <w:rFonts w:asciiTheme="majorHAnsi" w:cstheme="majorBidi" w:hAnsiTheme="majorHAnsi" w:eastAsia="黑体"/>
       </w:rPr>
       <w:tblPr/>
       <w:tcPr>
@@ -8323,6 +8695,7 @@
     </w:tblStylePr>
     <w:tblStylePr w:type="lastRow">
       <w:rPr>
+        <w:rFonts w:eastAsia="黑体"/>
         <w:b/>
         <w:bCs/>
         <w:color w:themeColor="text2" w:val="1F497D"/>
@@ -8337,12 +8710,14 @@
     </w:tblStylePr>
     <w:tblStylePr w:type="firstCol">
       <w:rPr>
+        <w:rFonts w:eastAsia="黑体"/>
         <w:b/>
         <w:bCs/>
       </w:rPr>
     </w:tblStylePr>
     <w:tblStylePr w:type="lastCol">
       <w:rPr>
+        <w:rFonts w:eastAsia="黑体"/>
         <w:b/>
         <w:bCs/>
       </w:rPr>
@@ -8376,6 +8751,7 @@
       <w:spacing w:after="0" w:line="240" w:lineRule="auto"/>
     </w:pPr>
     <w:rPr>
+      <w:rFonts w:eastAsia="黑体"/>
       <w:color w:themeColor="text1" w:val="000000"/>
     </w:rPr>
     <w:tblPr>
@@ -8395,7 +8771,7 @@
     </w:tblPr>
     <w:tblStylePr w:type="firstRow">
       <w:rPr>
-        <w:rFonts w:asciiTheme="majorHAnsi" w:cstheme="majorBidi" w:eastAsiaTheme="majorEastAsia" w:hAnsiTheme="majorHAnsi"/>
+        <w:rFonts w:asciiTheme="majorHAnsi" w:cstheme="majorBidi" w:hAnsiTheme="majorHAnsi" w:eastAsia="黑体"/>
       </w:rPr>
       <w:tblPr/>
       <w:tcPr>
@@ -8407,6 +8783,7 @@
     </w:tblStylePr>
     <w:tblStylePr w:type="lastRow">
       <w:rPr>
+        <w:rFonts w:eastAsia="黑体"/>
         <w:b/>
         <w:bCs/>
         <w:color w:themeColor="text2" w:val="1F497D"/>
@@ -8421,12 +8798,14 @@
     </w:tblStylePr>
     <w:tblStylePr w:type="firstCol">
       <w:rPr>
+        <w:rFonts w:eastAsia="黑体"/>
         <w:b/>
         <w:bCs/>
       </w:rPr>
     </w:tblStylePr>
     <w:tblStylePr w:type="lastCol">
       <w:rPr>
+        <w:rFonts w:eastAsia="黑体"/>
         <w:b/>
         <w:bCs/>
       </w:rPr>
@@ -8460,7 +8839,7 @@
       <w:spacing w:after="0" w:line="240" w:lineRule="auto"/>
     </w:pPr>
     <w:rPr>
-      <w:rFonts w:asciiTheme="majorHAnsi" w:cstheme="majorBidi" w:eastAsiaTheme="majorEastAsia" w:hAnsiTheme="majorHAnsi"/>
+      <w:rFonts w:asciiTheme="majorHAnsi" w:cstheme="majorBidi" w:hAnsiTheme="majorHAnsi" w:eastAsia="黑体"/>
       <w:color w:themeColor="text1" w:val="000000"/>
     </w:rPr>
     <w:tblPr>
@@ -8482,6 +8861,7 @@
     </w:tblPr>
     <w:tblStylePr w:type="firstRow">
       <w:rPr>
+        <w:rFonts w:eastAsia="黑体"/>
         <w:sz w:val="24"/>
         <w:szCs w:val="24"/>
       </w:rPr>
@@ -8588,7 +8968,7 @@
       <w:spacing w:after="0" w:line="240" w:lineRule="auto"/>
     </w:pPr>
     <w:rPr>
-      <w:rFonts w:asciiTheme="majorHAnsi" w:cstheme="majorBidi" w:eastAsiaTheme="majorEastAsia" w:hAnsiTheme="majorHAnsi"/>
+      <w:rFonts w:asciiTheme="majorHAnsi" w:cstheme="majorBidi" w:hAnsiTheme="majorHAnsi" w:eastAsia="黑体"/>
       <w:color w:themeColor="text1" w:val="000000"/>
     </w:rPr>
     <w:tblPr>
@@ -8610,6 +8990,7 @@
     </w:tblPr>
     <w:tblStylePr w:type="firstRow">
       <w:rPr>
+        <w:rFonts w:eastAsia="黑体"/>
         <w:sz w:val="24"/>
         <w:szCs w:val="24"/>
       </w:rPr>
@@ -8716,7 +9097,7 @@
       <w:spacing w:after="0" w:line="240" w:lineRule="auto"/>
     </w:pPr>
     <w:rPr>
-      <w:rFonts w:asciiTheme="majorHAnsi" w:cstheme="majorBidi" w:eastAsiaTheme="majorEastAsia" w:hAnsiTheme="majorHAnsi"/>
+      <w:rFonts w:asciiTheme="majorHAnsi" w:cstheme="majorBidi" w:hAnsiTheme="majorHAnsi" w:eastAsia="黑体"/>
       <w:color w:themeColor="text1" w:val="000000"/>
     </w:rPr>
     <w:tblPr>
@@ -8738,6 +9119,7 @@
     </w:tblPr>
     <w:tblStylePr w:type="firstRow">
       <w:rPr>
+        <w:rFonts w:eastAsia="黑体"/>
         <w:sz w:val="24"/>
         <w:szCs w:val="24"/>
       </w:rPr>
@@ -8844,7 +9226,7 @@
       <w:spacing w:after="0" w:line="240" w:lineRule="auto"/>
     </w:pPr>
     <w:rPr>
-      <w:rFonts w:asciiTheme="majorHAnsi" w:cstheme="majorBidi" w:eastAsiaTheme="majorEastAsia" w:hAnsiTheme="majorHAnsi"/>
+      <w:rFonts w:asciiTheme="majorHAnsi" w:cstheme="majorBidi" w:hAnsiTheme="majorHAnsi" w:eastAsia="黑体"/>
       <w:color w:themeColor="text1" w:val="000000"/>
     </w:rPr>
     <w:tblPr>
@@ -8866,6 +9248,7 @@
     </w:tblPr>
     <w:tblStylePr w:type="firstRow">
       <w:rPr>
+        <w:rFonts w:eastAsia="黑体"/>
         <w:sz w:val="24"/>
         <w:szCs w:val="24"/>
       </w:rPr>
@@ -8972,7 +9355,7 @@
       <w:spacing w:after="0" w:line="240" w:lineRule="auto"/>
     </w:pPr>
     <w:rPr>
-      <w:rFonts w:asciiTheme="majorHAnsi" w:cstheme="majorBidi" w:eastAsiaTheme="majorEastAsia" w:hAnsiTheme="majorHAnsi"/>
+      <w:rFonts w:asciiTheme="majorHAnsi" w:cstheme="majorBidi" w:hAnsiTheme="majorHAnsi" w:eastAsia="黑体"/>
       <w:color w:themeColor="text1" w:val="000000"/>
     </w:rPr>
     <w:tblPr>
@@ -8994,6 +9377,7 @@
     </w:tblPr>
     <w:tblStylePr w:type="firstRow">
       <w:rPr>
+        <w:rFonts w:eastAsia="黑体"/>
         <w:sz w:val="24"/>
         <w:szCs w:val="24"/>
       </w:rPr>
@@ -9100,7 +9484,7 @@
       <w:spacing w:after="0" w:line="240" w:lineRule="auto"/>
     </w:pPr>
     <w:rPr>
-      <w:rFonts w:asciiTheme="majorHAnsi" w:cstheme="majorBidi" w:eastAsiaTheme="majorEastAsia" w:hAnsiTheme="majorHAnsi"/>
+      <w:rFonts w:asciiTheme="majorHAnsi" w:cstheme="majorBidi" w:hAnsiTheme="majorHAnsi" w:eastAsia="黑体"/>
       <w:color w:themeColor="text1" w:val="000000"/>
     </w:rPr>
     <w:tblPr>
@@ -9122,6 +9506,7 @@
     </w:tblPr>
     <w:tblStylePr w:type="firstRow">
       <w:rPr>
+        <w:rFonts w:eastAsia="黑体"/>
         <w:sz w:val="24"/>
         <w:szCs w:val="24"/>
       </w:rPr>
@@ -9228,7 +9613,7 @@
       <w:spacing w:after="0" w:line="240" w:lineRule="auto"/>
     </w:pPr>
     <w:rPr>
-      <w:rFonts w:asciiTheme="majorHAnsi" w:cstheme="majorBidi" w:eastAsiaTheme="majorEastAsia" w:hAnsiTheme="majorHAnsi"/>
+      <w:rFonts w:asciiTheme="majorHAnsi" w:cstheme="majorBidi" w:hAnsiTheme="majorHAnsi" w:eastAsia="黑体"/>
       <w:color w:themeColor="text1" w:val="000000"/>
     </w:rPr>
     <w:tblPr>
@@ -9250,6 +9635,7 @@
     </w:tblPr>
     <w:tblStylePr w:type="firstRow">
       <w:rPr>
+        <w:rFonts w:eastAsia="黑体"/>
         <w:sz w:val="24"/>
         <w:szCs w:val="24"/>
       </w:rPr>
@@ -9379,12 +9765,14 @@
     </w:tcPr>
     <w:tblStylePr w:type="firstRow">
       <w:rPr>
+        <w:rFonts w:eastAsia="黑体"/>
         <w:b/>
         <w:bCs/>
       </w:rPr>
     </w:tblStylePr>
     <w:tblStylePr w:type="lastRow">
       <w:rPr>
+        <w:rFonts w:eastAsia="黑体"/>
         <w:b/>
         <w:bCs/>
       </w:rPr>
@@ -9397,12 +9785,14 @@
     </w:tblStylePr>
     <w:tblStylePr w:type="firstCol">
       <w:rPr>
+        <w:rFonts w:eastAsia="黑体"/>
         <w:b/>
         <w:bCs/>
       </w:rPr>
     </w:tblStylePr>
     <w:tblStylePr w:type="lastCol">
       <w:rPr>
+        <w:rFonts w:eastAsia="黑体"/>
         <w:b/>
         <w:bCs/>
       </w:rPr>
@@ -9452,12 +9842,14 @@
     </w:tcPr>
     <w:tblStylePr w:type="firstRow">
       <w:rPr>
+        <w:rFonts w:eastAsia="黑体"/>
         <w:b/>
         <w:bCs/>
       </w:rPr>
     </w:tblStylePr>
     <w:tblStylePr w:type="lastRow">
       <w:rPr>
+        <w:rFonts w:eastAsia="黑体"/>
         <w:b/>
         <w:bCs/>
       </w:rPr>
@@ -9470,12 +9862,14 @@
     </w:tblStylePr>
     <w:tblStylePr w:type="firstCol">
       <w:rPr>
+        <w:rFonts w:eastAsia="黑体"/>
         <w:b/>
         <w:bCs/>
       </w:rPr>
     </w:tblStylePr>
     <w:tblStylePr w:type="lastCol">
       <w:rPr>
+        <w:rFonts w:eastAsia="黑体"/>
         <w:b/>
         <w:bCs/>
       </w:rPr>
@@ -9525,12 +9919,14 @@
     </w:tcPr>
     <w:tblStylePr w:type="firstRow">
       <w:rPr>
+        <w:rFonts w:eastAsia="黑体"/>
         <w:b/>
         <w:bCs/>
       </w:rPr>
     </w:tblStylePr>
     <w:tblStylePr w:type="lastRow">
       <w:rPr>
+        <w:rFonts w:eastAsia="黑体"/>
         <w:b/>
         <w:bCs/>
       </w:rPr>
@@ -9543,12 +9939,14 @@
     </w:tblStylePr>
     <w:tblStylePr w:type="firstCol">
       <w:rPr>
+        <w:rFonts w:eastAsia="黑体"/>
         <w:b/>
         <w:bCs/>
       </w:rPr>
     </w:tblStylePr>
     <w:tblStylePr w:type="lastCol">
       <w:rPr>
+        <w:rFonts w:eastAsia="黑体"/>
         <w:b/>
         <w:bCs/>
       </w:rPr>
@@ -9598,12 +9996,14 @@
     </w:tcPr>
     <w:tblStylePr w:type="firstRow">
       <w:rPr>
+        <w:rFonts w:eastAsia="黑体"/>
         <w:b/>
         <w:bCs/>
       </w:rPr>
     </w:tblStylePr>
     <w:tblStylePr w:type="lastRow">
       <w:rPr>
+        <w:rFonts w:eastAsia="黑体"/>
         <w:b/>
         <w:bCs/>
       </w:rPr>
@@ -9616,12 +10016,14 @@
     </w:tblStylePr>
     <w:tblStylePr w:type="firstCol">
       <w:rPr>
+        <w:rFonts w:eastAsia="黑体"/>
         <w:b/>
         <w:bCs/>
       </w:rPr>
     </w:tblStylePr>
     <w:tblStylePr w:type="lastCol">
       <w:rPr>
+        <w:rFonts w:eastAsia="黑体"/>
         <w:b/>
         <w:bCs/>
       </w:rPr>
@@ -9671,12 +10073,14 @@
     </w:tcPr>
     <w:tblStylePr w:type="firstRow">
       <w:rPr>
+        <w:rFonts w:eastAsia="黑体"/>
         <w:b/>
         <w:bCs/>
       </w:rPr>
     </w:tblStylePr>
     <w:tblStylePr w:type="lastRow">
       <w:rPr>
+        <w:rFonts w:eastAsia="黑体"/>
         <w:b/>
         <w:bCs/>
       </w:rPr>
@@ -9689,12 +10093,14 @@
     </w:tblStylePr>
     <w:tblStylePr w:type="firstCol">
       <w:rPr>
+        <w:rFonts w:eastAsia="黑体"/>
         <w:b/>
         <w:bCs/>
       </w:rPr>
     </w:tblStylePr>
     <w:tblStylePr w:type="lastCol">
       <w:rPr>
+        <w:rFonts w:eastAsia="黑体"/>
         <w:b/>
         <w:bCs/>
       </w:rPr>
@@ -9744,12 +10150,14 @@
     </w:tcPr>
     <w:tblStylePr w:type="firstRow">
       <w:rPr>
+        <w:rFonts w:eastAsia="黑体"/>
         <w:b/>
         <w:bCs/>
       </w:rPr>
     </w:tblStylePr>
     <w:tblStylePr w:type="lastRow">
       <w:rPr>
+        <w:rFonts w:eastAsia="黑体"/>
         <w:b/>
         <w:bCs/>
       </w:rPr>
@@ -9762,12 +10170,14 @@
     </w:tblStylePr>
     <w:tblStylePr w:type="firstCol">
       <w:rPr>
+        <w:rFonts w:eastAsia="黑体"/>
         <w:b/>
         <w:bCs/>
       </w:rPr>
     </w:tblStylePr>
     <w:tblStylePr w:type="lastCol">
       <w:rPr>
+        <w:rFonts w:eastAsia="黑体"/>
         <w:b/>
         <w:bCs/>
       </w:rPr>
@@ -9817,12 +10227,14 @@
     </w:tcPr>
     <w:tblStylePr w:type="firstRow">
       <w:rPr>
+        <w:rFonts w:eastAsia="黑体"/>
         <w:b/>
         <w:bCs/>
       </w:rPr>
     </w:tblStylePr>
     <w:tblStylePr w:type="lastRow">
       <w:rPr>
+        <w:rFonts w:eastAsia="黑体"/>
         <w:b/>
         <w:bCs/>
       </w:rPr>
@@ -9835,12 +10247,14 @@
     </w:tblStylePr>
     <w:tblStylePr w:type="firstCol">
       <w:rPr>
+        <w:rFonts w:eastAsia="黑体"/>
         <w:b/>
         <w:bCs/>
       </w:rPr>
     </w:tblStylePr>
     <w:tblStylePr w:type="lastCol">
       <w:rPr>
+        <w:rFonts w:eastAsia="黑体"/>
         <w:b/>
         <w:bCs/>
       </w:rPr>
@@ -9867,7 +10281,7 @@
       <w:spacing w:after="0" w:line="240" w:lineRule="auto"/>
     </w:pPr>
     <w:rPr>
-      <w:rFonts w:asciiTheme="majorHAnsi" w:cstheme="majorBidi" w:eastAsiaTheme="majorEastAsia" w:hAnsiTheme="majorHAnsi"/>
+      <w:rFonts w:asciiTheme="majorHAnsi" w:cstheme="majorBidi" w:hAnsiTheme="majorHAnsi" w:eastAsia="黑体"/>
       <w:color w:themeColor="text1" w:val="000000"/>
     </w:rPr>
     <w:tblPr>
@@ -9894,6 +10308,7 @@
     </w:tcPr>
     <w:tblStylePr w:type="firstRow">
       <w:rPr>
+        <w:rFonts w:eastAsia="黑体"/>
         <w:b/>
         <w:bCs/>
         <w:color w:themeColor="text1" w:val="000000"/>
@@ -9905,6 +10320,7 @@
     </w:tblStylePr>
     <w:tblStylePr w:type="lastRow">
       <w:rPr>
+        <w:rFonts w:eastAsia="黑体"/>
         <w:b/>
         <w:bCs/>
         <w:color w:themeColor="text1" w:val="000000"/>
@@ -9924,6 +10340,7 @@
     </w:tblStylePr>
     <w:tblStylePr w:type="firstCol">
       <w:rPr>
+        <w:rFonts w:eastAsia="黑体"/>
         <w:b/>
         <w:bCs/>
         <w:color w:themeColor="text1" w:val="000000"/>
@@ -9943,6 +10360,7 @@
     </w:tblStylePr>
     <w:tblStylePr w:type="lastCol">
       <w:rPr>
+        <w:rFonts w:eastAsia="黑体"/>
         <w:b w:val="0"/>
         <w:bCs w:val="0"/>
         <w:color w:themeColor="text1" w:val="000000"/>
@@ -9992,7 +10410,7 @@
       <w:spacing w:after="0" w:line="240" w:lineRule="auto"/>
     </w:pPr>
     <w:rPr>
-      <w:rFonts w:asciiTheme="majorHAnsi" w:cstheme="majorBidi" w:eastAsiaTheme="majorEastAsia" w:hAnsiTheme="majorHAnsi"/>
+      <w:rFonts w:asciiTheme="majorHAnsi" w:cstheme="majorBidi" w:hAnsiTheme="majorHAnsi" w:eastAsia="黑体"/>
       <w:color w:themeColor="text1" w:val="000000"/>
     </w:rPr>
     <w:tblPr>
@@ -10019,6 +10437,7 @@
     </w:tcPr>
     <w:tblStylePr w:type="firstRow">
       <w:rPr>
+        <w:rFonts w:eastAsia="黑体"/>
         <w:b/>
         <w:bCs/>
         <w:color w:themeColor="text1" w:val="000000"/>
@@ -10030,6 +10449,7 @@
     </w:tblStylePr>
     <w:tblStylePr w:type="lastRow">
       <w:rPr>
+        <w:rFonts w:eastAsia="黑体"/>
         <w:b/>
         <w:bCs/>
         <w:color w:themeColor="text1" w:val="000000"/>
@@ -10049,6 +10469,7 @@
     </w:tblStylePr>
     <w:tblStylePr w:type="firstCol">
       <w:rPr>
+        <w:rFonts w:eastAsia="黑体"/>
         <w:b/>
         <w:bCs/>
         <w:color w:themeColor="text1" w:val="000000"/>
@@ -10068,6 +10489,7 @@
     </w:tblStylePr>
     <w:tblStylePr w:type="lastCol">
       <w:rPr>
+        <w:rFonts w:eastAsia="黑体"/>
         <w:b w:val="0"/>
         <w:bCs w:val="0"/>
         <w:color w:themeColor="text1" w:val="000000"/>
@@ -10117,7 +10539,7 @@
       <w:spacing w:after="0" w:line="240" w:lineRule="auto"/>
     </w:pPr>
     <w:rPr>
-      <w:rFonts w:asciiTheme="majorHAnsi" w:cstheme="majorBidi" w:eastAsiaTheme="majorEastAsia" w:hAnsiTheme="majorHAnsi"/>
+      <w:rFonts w:asciiTheme="majorHAnsi" w:cstheme="majorBidi" w:hAnsiTheme="majorHAnsi" w:eastAsia="黑体"/>
       <w:color w:themeColor="text1" w:val="000000"/>
     </w:rPr>
     <w:tblPr>
@@ -10144,6 +10566,7 @@
     </w:tcPr>
     <w:tblStylePr w:type="firstRow">
       <w:rPr>
+        <w:rFonts w:eastAsia="黑体"/>
         <w:b/>
         <w:bCs/>
         <w:color w:themeColor="text1" w:val="000000"/>
@@ -10155,6 +10578,7 @@
     </w:tblStylePr>
     <w:tblStylePr w:type="lastRow">
       <w:rPr>
+        <w:rFonts w:eastAsia="黑体"/>
         <w:b/>
         <w:bCs/>
         <w:color w:themeColor="text1" w:val="000000"/>
@@ -10174,6 +10598,7 @@
     </w:tblStylePr>
     <w:tblStylePr w:type="firstCol">
       <w:rPr>
+        <w:rFonts w:eastAsia="黑体"/>
         <w:b/>
         <w:bCs/>
         <w:color w:themeColor="text1" w:val="000000"/>
@@ -10193,6 +10618,7 @@
     </w:tblStylePr>
     <w:tblStylePr w:type="lastCol">
       <w:rPr>
+        <w:rFonts w:eastAsia="黑体"/>
         <w:b w:val="0"/>
         <w:bCs w:val="0"/>
         <w:color w:themeColor="text1" w:val="000000"/>
@@ -10242,7 +10668,7 @@
       <w:spacing w:after="0" w:line="240" w:lineRule="auto"/>
     </w:pPr>
     <w:rPr>
-      <w:rFonts w:asciiTheme="majorHAnsi" w:cstheme="majorBidi" w:eastAsiaTheme="majorEastAsia" w:hAnsiTheme="majorHAnsi"/>
+      <w:rFonts w:asciiTheme="majorHAnsi" w:cstheme="majorBidi" w:hAnsiTheme="majorHAnsi" w:eastAsia="黑体"/>
       <w:color w:themeColor="text1" w:val="000000"/>
     </w:rPr>
     <w:tblPr>
@@ -10269,6 +10695,7 @@
     </w:tcPr>
     <w:tblStylePr w:type="firstRow">
       <w:rPr>
+        <w:rFonts w:eastAsia="黑体"/>
         <w:b/>
         <w:bCs/>
         <w:color w:themeColor="text1" w:val="000000"/>
@@ -10280,6 +10707,7 @@
     </w:tblStylePr>
     <w:tblStylePr w:type="lastRow">
       <w:rPr>
+        <w:rFonts w:eastAsia="黑体"/>
         <w:b/>
         <w:bCs/>
         <w:color w:themeColor="text1" w:val="000000"/>
@@ -10299,6 +10727,7 @@
     </w:tblStylePr>
     <w:tblStylePr w:type="firstCol">
       <w:rPr>
+        <w:rFonts w:eastAsia="黑体"/>
         <w:b/>
         <w:bCs/>
         <w:color w:themeColor="text1" w:val="000000"/>
@@ -10318,6 +10747,7 @@
     </w:tblStylePr>
     <w:tblStylePr w:type="lastCol">
       <w:rPr>
+        <w:rFonts w:eastAsia="黑体"/>
         <w:b w:val="0"/>
         <w:bCs w:val="0"/>
         <w:color w:themeColor="text1" w:val="000000"/>
@@ -10367,7 +10797,7 @@
       <w:spacing w:after="0" w:line="240" w:lineRule="auto"/>
     </w:pPr>
     <w:rPr>
-      <w:rFonts w:asciiTheme="majorHAnsi" w:cstheme="majorBidi" w:eastAsiaTheme="majorEastAsia" w:hAnsiTheme="majorHAnsi"/>
+      <w:rFonts w:asciiTheme="majorHAnsi" w:cstheme="majorBidi" w:hAnsiTheme="majorHAnsi" w:eastAsia="黑体"/>
       <w:color w:themeColor="text1" w:val="000000"/>
     </w:rPr>
     <w:tblPr>
@@ -10394,6 +10824,7 @@
     </w:tcPr>
     <w:tblStylePr w:type="firstRow">
       <w:rPr>
+        <w:rFonts w:eastAsia="黑体"/>
         <w:b/>
         <w:bCs/>
         <w:color w:themeColor="text1" w:val="000000"/>
@@ -10405,6 +10836,7 @@
     </w:tblStylePr>
     <w:tblStylePr w:type="lastRow">
       <w:rPr>
+        <w:rFonts w:eastAsia="黑体"/>
         <w:b/>
         <w:bCs/>
         <w:color w:themeColor="text1" w:val="000000"/>
@@ -10424,6 +10856,7 @@
     </w:tblStylePr>
     <w:tblStylePr w:type="firstCol">
       <w:rPr>
+        <w:rFonts w:eastAsia="黑体"/>
         <w:b/>
         <w:bCs/>
         <w:color w:themeColor="text1" w:val="000000"/>
@@ -10443,6 +10876,7 @@
     </w:tblStylePr>
     <w:tblStylePr w:type="lastCol">
       <w:rPr>
+        <w:rFonts w:eastAsia="黑体"/>
         <w:b w:val="0"/>
         <w:bCs w:val="0"/>
         <w:color w:themeColor="text1" w:val="000000"/>
@@ -10492,7 +10926,7 @@
       <w:spacing w:after="0" w:line="240" w:lineRule="auto"/>
     </w:pPr>
     <w:rPr>
-      <w:rFonts w:asciiTheme="majorHAnsi" w:cstheme="majorBidi" w:eastAsiaTheme="majorEastAsia" w:hAnsiTheme="majorHAnsi"/>
+      <w:rFonts w:asciiTheme="majorHAnsi" w:cstheme="majorBidi" w:hAnsiTheme="majorHAnsi" w:eastAsia="黑体"/>
       <w:color w:themeColor="text1" w:val="000000"/>
     </w:rPr>
     <w:tblPr>
@@ -10519,6 +10953,7 @@
     </w:tcPr>
     <w:tblStylePr w:type="firstRow">
       <w:rPr>
+        <w:rFonts w:eastAsia="黑体"/>
         <w:b/>
         <w:bCs/>
         <w:color w:themeColor="text1" w:val="000000"/>
@@ -10530,6 +10965,7 @@
     </w:tblStylePr>
     <w:tblStylePr w:type="lastRow">
       <w:rPr>
+        <w:rFonts w:eastAsia="黑体"/>
         <w:b/>
         <w:bCs/>
         <w:color w:themeColor="text1" w:val="000000"/>
@@ -10549,6 +10985,7 @@
     </w:tblStylePr>
     <w:tblStylePr w:type="firstCol">
       <w:rPr>
+        <w:rFonts w:eastAsia="黑体"/>
         <w:b/>
         <w:bCs/>
         <w:color w:themeColor="text1" w:val="000000"/>
@@ -10568,6 +11005,7 @@
     </w:tblStylePr>
     <w:tblStylePr w:type="lastCol">
       <w:rPr>
+        <w:rFonts w:eastAsia="黑体"/>
         <w:b w:val="0"/>
         <w:bCs w:val="0"/>
         <w:color w:themeColor="text1" w:val="000000"/>
@@ -10617,7 +11055,7 @@
       <w:spacing w:after="0" w:line="240" w:lineRule="auto"/>
     </w:pPr>
     <w:rPr>
-      <w:rFonts w:asciiTheme="majorHAnsi" w:cstheme="majorBidi" w:eastAsiaTheme="majorEastAsia" w:hAnsiTheme="majorHAnsi"/>
+      <w:rFonts w:asciiTheme="majorHAnsi" w:cstheme="majorBidi" w:hAnsiTheme="majorHAnsi" w:eastAsia="黑体"/>
       <w:color w:themeColor="text1" w:val="000000"/>
     </w:rPr>
     <w:tblPr>
@@ -10644,6 +11082,7 @@
     </w:tcPr>
     <w:tblStylePr w:type="firstRow">
       <w:rPr>
+        <w:rFonts w:eastAsia="黑体"/>
         <w:b/>
         <w:bCs/>
         <w:color w:themeColor="text1" w:val="000000"/>
@@ -10655,6 +11094,7 @@
     </w:tblStylePr>
     <w:tblStylePr w:type="lastRow">
       <w:rPr>
+        <w:rFonts w:eastAsia="黑体"/>
         <w:b/>
         <w:bCs/>
         <w:color w:themeColor="text1" w:val="000000"/>
@@ -10674,6 +11114,7 @@
     </w:tblStylePr>
     <w:tblStylePr w:type="firstCol">
       <w:rPr>
+        <w:rFonts w:eastAsia="黑体"/>
         <w:b/>
         <w:bCs/>
         <w:color w:themeColor="text1" w:val="000000"/>
@@ -10693,6 +11134,7 @@
     </w:tblStylePr>
     <w:tblStylePr w:type="lastCol">
       <w:rPr>
+        <w:rFonts w:eastAsia="黑体"/>
         <w:b w:val="0"/>
         <w:bCs w:val="0"/>
         <w:color w:themeColor="text1" w:val="000000"/>
@@ -10765,6 +11207,7 @@
     </w:tcPr>
     <w:tblStylePr w:type="firstRow">
       <w:rPr>
+        <w:rFonts w:eastAsia="黑体"/>
         <w:b/>
         <w:bCs/>
         <w:i w:val="0"/>
@@ -10786,6 +11229,7 @@
     </w:tblStylePr>
     <w:tblStylePr w:type="lastRow">
       <w:rPr>
+        <w:rFonts w:eastAsia="黑体"/>
         <w:b/>
         <w:bCs/>
         <w:i w:val="0"/>
@@ -10807,6 +11251,7 @@
     </w:tblStylePr>
     <w:tblStylePr w:type="firstCol">
       <w:rPr>
+        <w:rFonts w:eastAsia="黑体"/>
         <w:b/>
         <w:bCs/>
         <w:i w:val="0"/>
@@ -10826,6 +11271,7 @@
     </w:tblStylePr>
     <w:tblStylePr w:type="lastCol">
       <w:rPr>
+        <w:rFonts w:eastAsia="黑体"/>
         <w:b/>
         <w:bCs/>
         <w:i w:val="0"/>
@@ -10906,6 +11352,7 @@
     </w:tcPr>
     <w:tblStylePr w:type="firstRow">
       <w:rPr>
+        <w:rFonts w:eastAsia="黑体"/>
         <w:b/>
         <w:bCs/>
         <w:i w:val="0"/>
@@ -10927,6 +11374,7 @@
     </w:tblStylePr>
     <w:tblStylePr w:type="lastRow">
       <w:rPr>
+        <w:rFonts w:eastAsia="黑体"/>
         <w:b/>
         <w:bCs/>
         <w:i w:val="0"/>
@@ -10948,6 +11396,7 @@
     </w:tblStylePr>
     <w:tblStylePr w:type="firstCol">
       <w:rPr>
+        <w:rFonts w:eastAsia="黑体"/>
         <w:b/>
         <w:bCs/>
         <w:i w:val="0"/>
@@ -10967,6 +11416,7 @@
     </w:tblStylePr>
     <w:tblStylePr w:type="lastCol">
       <w:rPr>
+        <w:rFonts w:eastAsia="黑体"/>
         <w:b/>
         <w:bCs/>
         <w:i w:val="0"/>
@@ -11047,6 +11497,7 @@
     </w:tcPr>
     <w:tblStylePr w:type="firstRow">
       <w:rPr>
+        <w:rFonts w:eastAsia="黑体"/>
         <w:b/>
         <w:bCs/>
         <w:i w:val="0"/>
@@ -11068,6 +11519,7 @@
     </w:tblStylePr>
     <w:tblStylePr w:type="lastRow">
       <w:rPr>
+        <w:rFonts w:eastAsia="黑体"/>
         <w:b/>
         <w:bCs/>
         <w:i w:val="0"/>
@@ -11089,6 +11541,7 @@
     </w:tblStylePr>
     <w:tblStylePr w:type="firstCol">
       <w:rPr>
+        <w:rFonts w:eastAsia="黑体"/>
         <w:b/>
         <w:bCs/>
         <w:i w:val="0"/>
@@ -11108,6 +11561,7 @@
     </w:tblStylePr>
     <w:tblStylePr w:type="lastCol">
       <w:rPr>
+        <w:rFonts w:eastAsia="黑体"/>
         <w:b/>
         <w:bCs/>
         <w:i w:val="0"/>
@@ -11188,6 +11642,7 @@
     </w:tcPr>
     <w:tblStylePr w:type="firstRow">
       <w:rPr>
+        <w:rFonts w:eastAsia="黑体"/>
         <w:b/>
         <w:bCs/>
         <w:i w:val="0"/>
@@ -11209,6 +11664,7 @@
     </w:tblStylePr>
     <w:tblStylePr w:type="lastRow">
       <w:rPr>
+        <w:rFonts w:eastAsia="黑体"/>
         <w:b/>
         <w:bCs/>
         <w:i w:val="0"/>
@@ -11230,6 +11686,7 @@
     </w:tblStylePr>
     <w:tblStylePr w:type="firstCol">
       <w:rPr>
+        <w:rFonts w:eastAsia="黑体"/>
         <w:b/>
         <w:bCs/>
         <w:i w:val="0"/>
@@ -11249,6 +11706,7 @@
     </w:tblStylePr>
     <w:tblStylePr w:type="lastCol">
       <w:rPr>
+        <w:rFonts w:eastAsia="黑体"/>
         <w:b/>
         <w:bCs/>
         <w:i w:val="0"/>
@@ -11329,6 +11787,7 @@
     </w:tcPr>
     <w:tblStylePr w:type="firstRow">
       <w:rPr>
+        <w:rFonts w:eastAsia="黑体"/>
         <w:b/>
         <w:bCs/>
         <w:i w:val="0"/>
@@ -11350,6 +11809,7 @@
     </w:tblStylePr>
     <w:tblStylePr w:type="lastRow">
       <w:rPr>
+        <w:rFonts w:eastAsia="黑体"/>
         <w:b/>
         <w:bCs/>
         <w:i w:val="0"/>
@@ -11371,6 +11831,7 @@
     </w:tblStylePr>
     <w:tblStylePr w:type="firstCol">
       <w:rPr>
+        <w:rFonts w:eastAsia="黑体"/>
         <w:b/>
         <w:bCs/>
         <w:i w:val="0"/>
@@ -11390,6 +11851,7 @@
     </w:tblStylePr>
     <w:tblStylePr w:type="lastCol">
       <w:rPr>
+        <w:rFonts w:eastAsia="黑体"/>
         <w:b/>
         <w:bCs/>
         <w:i w:val="0"/>
@@ -11470,6 +11932,7 @@
     </w:tcPr>
     <w:tblStylePr w:type="firstRow">
       <w:rPr>
+        <w:rFonts w:eastAsia="黑体"/>
         <w:b/>
         <w:bCs/>
         <w:i w:val="0"/>
@@ -11491,6 +11954,7 @@
     </w:tblStylePr>
     <w:tblStylePr w:type="lastRow">
       <w:rPr>
+        <w:rFonts w:eastAsia="黑体"/>
         <w:b/>
         <w:bCs/>
         <w:i w:val="0"/>
@@ -11512,6 +11976,7 @@
     </w:tblStylePr>
     <w:tblStylePr w:type="firstCol">
       <w:rPr>
+        <w:rFonts w:eastAsia="黑体"/>
         <w:b/>
         <w:bCs/>
         <w:i w:val="0"/>
@@ -11531,6 +11996,7 @@
     </w:tblStylePr>
     <w:tblStylePr w:type="lastCol">
       <w:rPr>
+        <w:rFonts w:eastAsia="黑体"/>
         <w:b/>
         <w:bCs/>
         <w:i w:val="0"/>
@@ -11611,6 +12077,7 @@
     </w:tcPr>
     <w:tblStylePr w:type="firstRow">
       <w:rPr>
+        <w:rFonts w:eastAsia="黑体"/>
         <w:b/>
         <w:bCs/>
         <w:i w:val="0"/>
@@ -11632,6 +12099,7 @@
     </w:tblStylePr>
     <w:tblStylePr w:type="lastRow">
       <w:rPr>
+        <w:rFonts w:eastAsia="黑体"/>
         <w:b/>
         <w:bCs/>
         <w:i w:val="0"/>
@@ -11653,6 +12121,7 @@
     </w:tblStylePr>
     <w:tblStylePr w:type="firstCol">
       <w:rPr>
+        <w:rFonts w:eastAsia="黑体"/>
         <w:b/>
         <w:bCs/>
         <w:i w:val="0"/>
@@ -11672,6 +12141,7 @@
     </w:tblStylePr>
     <w:tblStylePr w:type="lastCol">
       <w:rPr>
+        <w:rFonts w:eastAsia="黑体"/>
         <w:b/>
         <w:bCs/>
         <w:i w:val="0"/>
@@ -11729,6 +12199,7 @@
       <w:spacing w:after="0" w:line="240" w:lineRule="auto"/>
     </w:pPr>
     <w:rPr>
+      <w:rFonts w:eastAsia="黑体"/>
       <w:color w:themeColor="background1" w:val="FFFFFF"/>
     </w:rPr>
     <w:tblPr>
@@ -11747,6 +12218,7 @@
     </w:tcPr>
     <w:tblStylePr w:type="firstRow">
       <w:rPr>
+        <w:rFonts w:eastAsia="黑体"/>
         <w:b/>
         <w:bCs/>
       </w:rPr>
@@ -11843,6 +12315,7 @@
       <w:spacing w:after="0" w:line="240" w:lineRule="auto"/>
     </w:pPr>
     <w:rPr>
+      <w:rFonts w:eastAsia="黑体"/>
       <w:color w:themeColor="background1" w:val="FFFFFF"/>
     </w:rPr>
     <w:tblPr>
@@ -11861,6 +12334,7 @@
     </w:tcPr>
     <w:tblStylePr w:type="firstRow">
       <w:rPr>
+        <w:rFonts w:eastAsia="黑体"/>
         <w:b/>
         <w:bCs/>
       </w:rPr>
@@ -11957,6 +12431,7 @@
       <w:spacing w:after="0" w:line="240" w:lineRule="auto"/>
     </w:pPr>
     <w:rPr>
+      <w:rFonts w:eastAsia="黑体"/>
       <w:color w:themeColor="background1" w:val="FFFFFF"/>
     </w:rPr>
     <w:tblPr>
@@ -11975,6 +12450,7 @@
     </w:tcPr>
     <w:tblStylePr w:type="firstRow">
       <w:rPr>
+        <w:rFonts w:eastAsia="黑体"/>
         <w:b/>
         <w:bCs/>
       </w:rPr>
@@ -12071,6 +12547,7 @@
       <w:spacing w:after="0" w:line="240" w:lineRule="auto"/>
     </w:pPr>
     <w:rPr>
+      <w:rFonts w:eastAsia="黑体"/>
       <w:color w:themeColor="background1" w:val="FFFFFF"/>
     </w:rPr>
     <w:tblPr>
@@ -12089,6 +12566,7 @@
     </w:tcPr>
     <w:tblStylePr w:type="firstRow">
       <w:rPr>
+        <w:rFonts w:eastAsia="黑体"/>
         <w:b/>
         <w:bCs/>
       </w:rPr>
@@ -12185,6 +12663,7 @@
       <w:spacing w:after="0" w:line="240" w:lineRule="auto"/>
     </w:pPr>
     <w:rPr>
+      <w:rFonts w:eastAsia="黑体"/>
       <w:color w:themeColor="background1" w:val="FFFFFF"/>
     </w:rPr>
     <w:tblPr>
@@ -12203,6 +12682,7 @@
     </w:tcPr>
     <w:tblStylePr w:type="firstRow">
       <w:rPr>
+        <w:rFonts w:eastAsia="黑体"/>
         <w:b/>
         <w:bCs/>
       </w:rPr>
@@ -12299,6 +12779,7 @@
       <w:spacing w:after="0" w:line="240" w:lineRule="auto"/>
     </w:pPr>
     <w:rPr>
+      <w:rFonts w:eastAsia="黑体"/>
       <w:color w:themeColor="background1" w:val="FFFFFF"/>
     </w:rPr>
     <w:tblPr>
@@ -12317,6 +12798,7 @@
     </w:tcPr>
     <w:tblStylePr w:type="firstRow">
       <w:rPr>
+        <w:rFonts w:eastAsia="黑体"/>
         <w:b/>
         <w:bCs/>
       </w:rPr>
@@ -12413,6 +12895,7 @@
       <w:spacing w:after="0" w:line="240" w:lineRule="auto"/>
     </w:pPr>
     <w:rPr>
+      <w:rFonts w:eastAsia="黑体"/>
       <w:color w:themeColor="background1" w:val="FFFFFF"/>
     </w:rPr>
     <w:tblPr>
@@ -12431,6 +12914,7 @@
     </w:tcPr>
     <w:tblStylePr w:type="firstRow">
       <w:rPr>
+        <w:rFonts w:eastAsia="黑体"/>
         <w:b/>
         <w:bCs/>
       </w:rPr>
@@ -12527,6 +13011,7 @@
       <w:spacing w:after="0" w:line="240" w:lineRule="auto"/>
     </w:pPr>
     <w:rPr>
+      <w:rFonts w:eastAsia="黑体"/>
       <w:color w:themeColor="text1" w:val="000000"/>
     </w:rPr>
     <w:tblPr>
@@ -12553,6 +13038,7 @@
     </w:tcPr>
     <w:tblStylePr w:type="firstRow">
       <w:rPr>
+        <w:rFonts w:eastAsia="黑体"/>
         <w:b/>
         <w:bCs/>
       </w:rPr>
@@ -12571,6 +13057,7 @@
     </w:tblStylePr>
     <w:tblStylePr w:type="lastRow">
       <w:rPr>
+        <w:rFonts w:eastAsia="黑体"/>
         <w:b/>
         <w:bCs/>
         <w:color w:themeColor="background1" w:val="FFFFFF"/>
@@ -12585,6 +13072,7 @@
     </w:tblStylePr>
     <w:tblStylePr w:type="firstCol">
       <w:rPr>
+        <w:rFonts w:eastAsia="黑体"/>
         <w:color w:themeColor="background1" w:val="FFFFFF"/>
       </w:rPr>
       <w:tblPr/>
@@ -12602,6 +13090,7 @@
     </w:tblStylePr>
     <w:tblStylePr w:type="lastCol">
       <w:rPr>
+        <w:rFonts w:eastAsia="黑体"/>
         <w:color w:themeColor="background1" w:val="FFFFFF"/>
       </w:rPr>
       <w:tblPr/>
@@ -12631,11 +13120,13 @@
     </w:tblStylePr>
     <w:tblStylePr w:type="neCell">
       <w:rPr>
+        <w:rFonts w:eastAsia="黑体"/>
         <w:color w:themeColor="text1" w:val="000000"/>
       </w:rPr>
     </w:tblStylePr>
     <w:tblStylePr w:type="nwCell">
       <w:rPr>
+        <w:rFonts w:eastAsia="黑体"/>
         <w:color w:themeColor="text1" w:val="000000"/>
       </w:rPr>
     </w:tblStylePr>
@@ -12649,6 +13140,7 @@
       <w:spacing w:after="0" w:line="240" w:lineRule="auto"/>
     </w:pPr>
     <w:rPr>
+      <w:rFonts w:eastAsia="黑体"/>
       <w:color w:themeColor="text1" w:val="000000"/>
     </w:rPr>
     <w:tblPr>
@@ -12675,6 +13167,7 @@
     </w:tcPr>
     <w:tblStylePr w:type="firstRow">
       <w:rPr>
+        <w:rFonts w:eastAsia="黑体"/>
         <w:b/>
         <w:bCs/>
       </w:rPr>
@@ -12693,6 +13186,7 @@
     </w:tblStylePr>
     <w:tblStylePr w:type="lastRow">
       <w:rPr>
+        <w:rFonts w:eastAsia="黑体"/>
         <w:b/>
         <w:bCs/>
         <w:color w:themeColor="background1" w:val="FFFFFF"/>
@@ -12707,6 +13201,7 @@
     </w:tblStylePr>
     <w:tblStylePr w:type="firstCol">
       <w:rPr>
+        <w:rFonts w:eastAsia="黑体"/>
         <w:color w:themeColor="background1" w:val="FFFFFF"/>
       </w:rPr>
       <w:tblPr/>
@@ -12724,6 +13219,7 @@
     </w:tblStylePr>
     <w:tblStylePr w:type="lastCol">
       <w:rPr>
+        <w:rFonts w:eastAsia="黑体"/>
         <w:color w:themeColor="background1" w:val="FFFFFF"/>
       </w:rPr>
       <w:tblPr/>
@@ -12753,11 +13249,13 @@
     </w:tblStylePr>
     <w:tblStylePr w:type="neCell">
       <w:rPr>
+        <w:rFonts w:eastAsia="黑体"/>
         <w:color w:themeColor="text1" w:val="000000"/>
       </w:rPr>
     </w:tblStylePr>
     <w:tblStylePr w:type="nwCell">
       <w:rPr>
+        <w:rFonts w:eastAsia="黑体"/>
         <w:color w:themeColor="text1" w:val="000000"/>
       </w:rPr>
     </w:tblStylePr>
@@ -12771,6 +13269,7 @@
       <w:spacing w:after="0" w:line="240" w:lineRule="auto"/>
     </w:pPr>
     <w:rPr>
+      <w:rFonts w:eastAsia="黑体"/>
       <w:color w:themeColor="text1" w:val="000000"/>
     </w:rPr>
     <w:tblPr>
@@ -12797,6 +13296,7 @@
     </w:tcPr>
     <w:tblStylePr w:type="firstRow">
       <w:rPr>
+        <w:rFonts w:eastAsia="黑体"/>
         <w:b/>
         <w:bCs/>
       </w:rPr>
@@ -12815,6 +13315,7 @@
     </w:tblStylePr>
     <w:tblStylePr w:type="lastRow">
       <w:rPr>
+        <w:rFonts w:eastAsia="黑体"/>
         <w:b/>
         <w:bCs/>
         <w:color w:themeColor="background1" w:val="FFFFFF"/>
@@ -12829,6 +13330,7 @@
     </w:tblStylePr>
     <w:tblStylePr w:type="firstCol">
       <w:rPr>
+        <w:rFonts w:eastAsia="黑体"/>
         <w:color w:themeColor="background1" w:val="FFFFFF"/>
       </w:rPr>
       <w:tblPr/>
@@ -12846,6 +13348,7 @@
     </w:tblStylePr>
     <w:tblStylePr w:type="lastCol">
       <w:rPr>
+        <w:rFonts w:eastAsia="黑体"/>
         <w:color w:themeColor="background1" w:val="FFFFFF"/>
       </w:rPr>
       <w:tblPr/>
@@ -12875,11 +13378,13 @@
     </w:tblStylePr>
     <w:tblStylePr w:type="neCell">
       <w:rPr>
+        <w:rFonts w:eastAsia="黑体"/>
         <w:color w:themeColor="text1" w:val="000000"/>
       </w:rPr>
     </w:tblStylePr>
     <w:tblStylePr w:type="nwCell">
       <w:rPr>
+        <w:rFonts w:eastAsia="黑体"/>
         <w:color w:themeColor="text1" w:val="000000"/>
       </w:rPr>
     </w:tblStylePr>
@@ -12893,6 +13398,7 @@
       <w:spacing w:after="0" w:line="240" w:lineRule="auto"/>
     </w:pPr>
     <w:rPr>
+      <w:rFonts w:eastAsia="黑体"/>
       <w:color w:themeColor="text1" w:val="000000"/>
     </w:rPr>
     <w:tblPr>
@@ -12919,6 +13425,7 @@
     </w:tcPr>
     <w:tblStylePr w:type="firstRow">
       <w:rPr>
+        <w:rFonts w:eastAsia="黑体"/>
         <w:b/>
         <w:bCs/>
       </w:rPr>
@@ -12937,6 +13444,7 @@
     </w:tblStylePr>
     <w:tblStylePr w:type="lastRow">
       <w:rPr>
+        <w:rFonts w:eastAsia="黑体"/>
         <w:b/>
         <w:bCs/>
         <w:color w:themeColor="background1" w:val="FFFFFF"/>
@@ -12951,6 +13459,7 @@
     </w:tblStylePr>
     <w:tblStylePr w:type="firstCol">
       <w:rPr>
+        <w:rFonts w:eastAsia="黑体"/>
         <w:color w:themeColor="background1" w:val="FFFFFF"/>
       </w:rPr>
       <w:tblPr/>
@@ -12968,6 +13477,7 @@
     </w:tblStylePr>
     <w:tblStylePr w:type="lastCol">
       <w:rPr>
+        <w:rFonts w:eastAsia="黑体"/>
         <w:color w:themeColor="background1" w:val="FFFFFF"/>
       </w:rPr>
       <w:tblPr/>
@@ -13005,6 +13515,7 @@
       <w:spacing w:after="0" w:line="240" w:lineRule="auto"/>
     </w:pPr>
     <w:rPr>
+      <w:rFonts w:eastAsia="黑体"/>
       <w:color w:themeColor="text1" w:val="000000"/>
     </w:rPr>
     <w:tblPr>
@@ -13031,6 +13542,7 @@
     </w:tcPr>
     <w:tblStylePr w:type="firstRow">
       <w:rPr>
+        <w:rFonts w:eastAsia="黑体"/>
         <w:b/>
         <w:bCs/>
       </w:rPr>
@@ -13049,6 +13561,7 @@
     </w:tblStylePr>
     <w:tblStylePr w:type="lastRow">
       <w:rPr>
+        <w:rFonts w:eastAsia="黑体"/>
         <w:b/>
         <w:bCs/>
         <w:color w:themeColor="background1" w:val="FFFFFF"/>
@@ -13063,6 +13576,7 @@
     </w:tblStylePr>
     <w:tblStylePr w:type="firstCol">
       <w:rPr>
+        <w:rFonts w:eastAsia="黑体"/>
         <w:color w:themeColor="background1" w:val="FFFFFF"/>
       </w:rPr>
       <w:tblPr/>
@@ -13080,6 +13594,7 @@
     </w:tblStylePr>
     <w:tblStylePr w:type="lastCol">
       <w:rPr>
+        <w:rFonts w:eastAsia="黑体"/>
         <w:color w:themeColor="background1" w:val="FFFFFF"/>
       </w:rPr>
       <w:tblPr/>
@@ -13109,11 +13624,13 @@
     </w:tblStylePr>
     <w:tblStylePr w:type="neCell">
       <w:rPr>
+        <w:rFonts w:eastAsia="黑体"/>
         <w:color w:themeColor="text1" w:val="000000"/>
       </w:rPr>
     </w:tblStylePr>
     <w:tblStylePr w:type="nwCell">
       <w:rPr>
+        <w:rFonts w:eastAsia="黑体"/>
         <w:color w:themeColor="text1" w:val="000000"/>
       </w:rPr>
     </w:tblStylePr>
@@ -13127,6 +13644,7 @@
       <w:spacing w:after="0" w:line="240" w:lineRule="auto"/>
     </w:pPr>
     <w:rPr>
+      <w:rFonts w:eastAsia="黑体"/>
       <w:color w:themeColor="text1" w:val="000000"/>
     </w:rPr>
     <w:tblPr>
@@ -13153,6 +13671,7 @@
     </w:tcPr>
     <w:tblStylePr w:type="firstRow">
       <w:rPr>
+        <w:rFonts w:eastAsia="黑体"/>
         <w:b/>
         <w:bCs/>
       </w:rPr>
@@ -13171,6 +13690,7 @@
     </w:tblStylePr>
     <w:tblStylePr w:type="lastRow">
       <w:rPr>
+        <w:rFonts w:eastAsia="黑体"/>
         <w:b/>
         <w:bCs/>
         <w:color w:themeColor="background1" w:val="FFFFFF"/>
@@ -13185,6 +13705,7 @@
     </w:tblStylePr>
     <w:tblStylePr w:type="firstCol">
       <w:rPr>
+        <w:rFonts w:eastAsia="黑体"/>
         <w:color w:themeColor="background1" w:val="FFFFFF"/>
       </w:rPr>
       <w:tblPr/>
@@ -13202,6 +13723,7 @@
     </w:tblStylePr>
     <w:tblStylePr w:type="lastCol">
       <w:rPr>
+        <w:rFonts w:eastAsia="黑体"/>
         <w:color w:themeColor="background1" w:val="FFFFFF"/>
       </w:rPr>
       <w:tblPr/>
@@ -13231,11 +13753,13 @@
     </w:tblStylePr>
     <w:tblStylePr w:type="neCell">
       <w:rPr>
+        <w:rFonts w:eastAsia="黑体"/>
         <w:color w:themeColor="text1" w:val="000000"/>
       </w:rPr>
     </w:tblStylePr>
     <w:tblStylePr w:type="nwCell">
       <w:rPr>
+        <w:rFonts w:eastAsia="黑体"/>
         <w:color w:themeColor="text1" w:val="000000"/>
       </w:rPr>
     </w:tblStylePr>
@@ -13249,6 +13773,7 @@
       <w:spacing w:after="0" w:line="240" w:lineRule="auto"/>
     </w:pPr>
     <w:rPr>
+      <w:rFonts w:eastAsia="黑体"/>
       <w:color w:themeColor="text1" w:val="000000"/>
     </w:rPr>
     <w:tblPr>
@@ -13275,6 +13800,7 @@
     </w:tcPr>
     <w:tblStylePr w:type="firstRow">
       <w:rPr>
+        <w:rFonts w:eastAsia="黑体"/>
         <w:b/>
         <w:bCs/>
       </w:rPr>
@@ -13293,6 +13819,7 @@
     </w:tblStylePr>
     <w:tblStylePr w:type="lastRow">
       <w:rPr>
+        <w:rFonts w:eastAsia="黑体"/>
         <w:b/>
         <w:bCs/>
         <w:color w:themeColor="background1" w:val="FFFFFF"/>
@@ -13307,6 +13834,7 @@
     </w:tblStylePr>
     <w:tblStylePr w:type="firstCol">
       <w:rPr>
+        <w:rFonts w:eastAsia="黑体"/>
         <w:color w:themeColor="background1" w:val="FFFFFF"/>
       </w:rPr>
       <w:tblPr/>
@@ -13324,6 +13852,7 @@
     </w:tblStylePr>
     <w:tblStylePr w:type="lastCol">
       <w:rPr>
+        <w:rFonts w:eastAsia="黑体"/>
         <w:color w:themeColor="background1" w:val="FFFFFF"/>
       </w:rPr>
       <w:tblPr/>
@@ -13353,11 +13882,13 @@
     </w:tblStylePr>
     <w:tblStylePr w:type="neCell">
       <w:rPr>
+        <w:rFonts w:eastAsia="黑体"/>
         <w:color w:themeColor="text1" w:val="000000"/>
       </w:rPr>
     </w:tblStylePr>
     <w:tblStylePr w:type="nwCell">
       <w:rPr>
+        <w:rFonts w:eastAsia="黑体"/>
         <w:color w:themeColor="text1" w:val="000000"/>
       </w:rPr>
     </w:tblStylePr>
@@ -13371,6 +13902,7 @@
       <w:spacing w:after="0" w:line="240" w:lineRule="auto"/>
     </w:pPr>
     <w:rPr>
+      <w:rFonts w:eastAsia="黑体"/>
       <w:color w:themeColor="text1" w:val="000000"/>
     </w:rPr>
     <w:tblPr>
@@ -13389,6 +13921,7 @@
     </w:tcPr>
     <w:tblStylePr w:type="firstRow">
       <w:rPr>
+        <w:rFonts w:eastAsia="黑体"/>
         <w:b/>
         <w:bCs/>
         <w:color w:themeColor="background1" w:val="FFFFFF"/>
@@ -13403,6 +13936,7 @@
     </w:tblStylePr>
     <w:tblStylePr w:type="lastRow">
       <w:rPr>
+        <w:rFonts w:eastAsia="黑体"/>
         <w:b/>
         <w:bCs/>
         <w:color w:themeColor="accent2" w:themeShade="CC" w:val="9E3A38"/>
@@ -13417,12 +13951,14 @@
     </w:tblStylePr>
     <w:tblStylePr w:type="firstCol">
       <w:rPr>
+        <w:rFonts w:eastAsia="黑体"/>
         <w:b/>
         <w:bCs/>
       </w:rPr>
     </w:tblStylePr>
     <w:tblStylePr w:type="lastCol">
       <w:rPr>
+        <w:rFonts w:eastAsia="黑体"/>
         <w:b/>
         <w:bCs/>
       </w:rPr>
@@ -13457,6 +13993,7 @@
       <w:spacing w:after="0" w:line="240" w:lineRule="auto"/>
     </w:pPr>
     <w:rPr>
+      <w:rFonts w:eastAsia="黑体"/>
       <w:color w:themeColor="text1" w:val="000000"/>
     </w:rPr>
     <w:tblPr>
@@ -13475,6 +14012,7 @@
     </w:tcPr>
     <w:tblStylePr w:type="firstRow">
       <w:rPr>
+        <w:rFonts w:eastAsia="黑体"/>
         <w:b/>
         <w:bCs/>
         <w:color w:themeColor="background1" w:val="FFFFFF"/>
@@ -13489,6 +14027,7 @@
     </w:tblStylePr>
     <w:tblStylePr w:type="lastRow">
       <w:rPr>
+        <w:rFonts w:eastAsia="黑体"/>
         <w:b/>
         <w:bCs/>
         <w:color w:themeColor="accent2" w:themeShade="CC" w:val="9E3A38"/>
@@ -13503,12 +14042,14 @@
     </w:tblStylePr>
     <w:tblStylePr w:type="firstCol">
       <w:rPr>
+        <w:rFonts w:eastAsia="黑体"/>
         <w:b/>
         <w:bCs/>
       </w:rPr>
     </w:tblStylePr>
     <w:tblStylePr w:type="lastCol">
       <w:rPr>
+        <w:rFonts w:eastAsia="黑体"/>
         <w:b/>
         <w:bCs/>
       </w:rPr>
@@ -13543,6 +14084,7 @@
       <w:spacing w:after="0" w:line="240" w:lineRule="auto"/>
     </w:pPr>
     <w:rPr>
+      <w:rFonts w:eastAsia="黑体"/>
       <w:color w:themeColor="text1" w:val="000000"/>
     </w:rPr>
     <w:tblPr>
@@ -13561,6 +14103,7 @@
     </w:tcPr>
     <w:tblStylePr w:type="firstRow">
       <w:rPr>
+        <w:rFonts w:eastAsia="黑体"/>
         <w:b/>
         <w:bCs/>
         <w:color w:themeColor="background1" w:val="FFFFFF"/>
@@ -13575,6 +14118,7 @@
     </w:tblStylePr>
     <w:tblStylePr w:type="lastRow">
       <w:rPr>
+        <w:rFonts w:eastAsia="黑体"/>
         <w:b/>
         <w:bCs/>
         <w:color w:themeColor="accent2" w:themeShade="CC" w:val="9E3A38"/>
@@ -13589,12 +14133,14 @@
     </w:tblStylePr>
     <w:tblStylePr w:type="firstCol">
       <w:rPr>
+        <w:rFonts w:eastAsia="黑体"/>
         <w:b/>
         <w:bCs/>
       </w:rPr>
     </w:tblStylePr>
     <w:tblStylePr w:type="lastCol">
       <w:rPr>
+        <w:rFonts w:eastAsia="黑体"/>
         <w:b/>
         <w:bCs/>
       </w:rPr>
@@ -13629,6 +14175,7 @@
       <w:spacing w:after="0" w:line="240" w:lineRule="auto"/>
     </w:pPr>
     <w:rPr>
+      <w:rFonts w:eastAsia="黑体"/>
       <w:color w:themeColor="text1" w:val="000000"/>
     </w:rPr>
     <w:tblPr>
@@ -13647,6 +14194,7 @@
     </w:tcPr>
     <w:tblStylePr w:type="firstRow">
       <w:rPr>
+        <w:rFonts w:eastAsia="黑体"/>
         <w:b/>
         <w:bCs/>
         <w:color w:themeColor="background1" w:val="FFFFFF"/>
@@ -13661,6 +14209,7 @@
     </w:tblStylePr>
     <w:tblStylePr w:type="lastRow">
       <w:rPr>
+        <w:rFonts w:eastAsia="黑体"/>
         <w:b/>
         <w:bCs/>
         <w:color w:themeColor="accent4" w:themeShade="CC" w:val="664E82"/>
@@ -13675,12 +14224,14 @@
     </w:tblStylePr>
     <w:tblStylePr w:type="firstCol">
       <w:rPr>
+        <w:rFonts w:eastAsia="黑体"/>
         <w:b/>
         <w:bCs/>
       </w:rPr>
     </w:tblStylePr>
     <w:tblStylePr w:type="lastCol">
       <w:rPr>
+        <w:rFonts w:eastAsia="黑体"/>
         <w:b/>
         <w:bCs/>
       </w:rPr>
@@ -13715,6 +14266,7 @@
       <w:spacing w:after="0" w:line="240" w:lineRule="auto"/>
     </w:pPr>
     <w:rPr>
+      <w:rFonts w:eastAsia="黑体"/>
       <w:color w:themeColor="text1" w:val="000000"/>
     </w:rPr>
     <w:tblPr>
@@ -13733,6 +14285,7 @@
     </w:tcPr>
     <w:tblStylePr w:type="firstRow">
       <w:rPr>
+        <w:rFonts w:eastAsia="黑体"/>
         <w:b/>
         <w:bCs/>
         <w:color w:themeColor="background1" w:val="FFFFFF"/>
@@ -13747,6 +14300,7 @@
     </w:tblStylePr>
     <w:tblStylePr w:type="lastRow">
       <w:rPr>
+        <w:rFonts w:eastAsia="黑体"/>
         <w:b/>
         <w:bCs/>
         <w:color w:themeColor="accent3" w:themeShade="CC" w:val="7E9C40"/>
@@ -13761,12 +14315,14 @@
     </w:tblStylePr>
     <w:tblStylePr w:type="firstCol">
       <w:rPr>
+        <w:rFonts w:eastAsia="黑体"/>
         <w:b/>
         <w:bCs/>
       </w:rPr>
     </w:tblStylePr>
     <w:tblStylePr w:type="lastCol">
       <w:rPr>
+        <w:rFonts w:eastAsia="黑体"/>
         <w:b/>
         <w:bCs/>
       </w:rPr>
@@ -13801,6 +14357,7 @@
       <w:spacing w:after="0" w:line="240" w:lineRule="auto"/>
     </w:pPr>
     <w:rPr>
+      <w:rFonts w:eastAsia="黑体"/>
       <w:color w:themeColor="text1" w:val="000000"/>
     </w:rPr>
     <w:tblPr>
@@ -13819,6 +14376,7 @@
     </w:tcPr>
     <w:tblStylePr w:type="firstRow">
       <w:rPr>
+        <w:rFonts w:eastAsia="黑体"/>
         <w:b/>
         <w:bCs/>
         <w:color w:themeColor="background1" w:val="FFFFFF"/>
@@ -13833,6 +14391,7 @@
     </w:tblStylePr>
     <w:tblStylePr w:type="lastRow">
       <w:rPr>
+        <w:rFonts w:eastAsia="黑体"/>
         <w:b/>
         <w:bCs/>
         <w:color w:themeColor="accent6" w:themeShade="CC" w:val="F2730A"/>
@@ -13847,12 +14406,14 @@
     </w:tblStylePr>
     <w:tblStylePr w:type="firstCol">
       <w:rPr>
+        <w:rFonts w:eastAsia="黑体"/>
         <w:b/>
         <w:bCs/>
       </w:rPr>
     </w:tblStylePr>
     <w:tblStylePr w:type="lastCol">
       <w:rPr>
+        <w:rFonts w:eastAsia="黑体"/>
         <w:b/>
         <w:bCs/>
       </w:rPr>
@@ -13887,6 +14448,7 @@
       <w:spacing w:after="0" w:line="240" w:lineRule="auto"/>
     </w:pPr>
     <w:rPr>
+      <w:rFonts w:eastAsia="黑体"/>
       <w:color w:themeColor="text1" w:val="000000"/>
     </w:rPr>
     <w:tblPr>
@@ -13905,6 +14467,7 @@
     </w:tcPr>
     <w:tblStylePr w:type="firstRow">
       <w:rPr>
+        <w:rFonts w:eastAsia="黑体"/>
         <w:b/>
         <w:bCs/>
         <w:color w:themeColor="background1" w:val="FFFFFF"/>
@@ -13919,6 +14482,7 @@
     </w:tblStylePr>
     <w:tblStylePr w:type="lastRow">
       <w:rPr>
+        <w:rFonts w:eastAsia="黑体"/>
         <w:b/>
         <w:bCs/>
         <w:color w:themeColor="accent5" w:themeShade="CC" w:val="348DA5"/>
@@ -13933,12 +14497,14 @@
     </w:tblStylePr>
     <w:tblStylePr w:type="firstCol">
       <w:rPr>
+        <w:rFonts w:eastAsia="黑体"/>
         <w:b/>
         <w:bCs/>
       </w:rPr>
     </w:tblStylePr>
     <w:tblStylePr w:type="lastCol">
       <w:rPr>
+        <w:rFonts w:eastAsia="黑体"/>
         <w:b/>
         <w:bCs/>
       </w:rPr>
@@ -13973,6 +14539,7 @@
       <w:spacing w:after="0" w:line="240" w:lineRule="auto"/>
     </w:pPr>
     <w:rPr>
+      <w:rFonts w:eastAsia="黑体"/>
       <w:color w:themeColor="text1" w:val="000000"/>
     </w:rPr>
     <w:tblPr>
@@ -13994,6 +14561,7 @@
     </w:tcPr>
     <w:tblStylePr w:type="firstRow">
       <w:rPr>
+        <w:rFonts w:eastAsia="黑体"/>
         <w:b/>
         <w:bCs/>
       </w:rPr>
@@ -14004,6 +14572,7 @@
     </w:tblStylePr>
     <w:tblStylePr w:type="lastRow">
       <w:rPr>
+        <w:rFonts w:eastAsia="黑体"/>
         <w:b/>
         <w:bCs/>
         <w:color w:themeColor="text1" w:val="000000"/>
@@ -14015,6 +14584,7 @@
     </w:tblStylePr>
     <w:tblStylePr w:type="firstCol">
       <w:rPr>
+        <w:rFonts w:eastAsia="黑体"/>
         <w:color w:themeColor="background1" w:val="FFFFFF"/>
       </w:rPr>
       <w:tblPr/>
@@ -14024,6 +14594,7 @@
     </w:tblStylePr>
     <w:tblStylePr w:type="lastCol">
       <w:rPr>
+        <w:rFonts w:eastAsia="黑体"/>
         <w:color w:themeColor="background1" w:val="FFFFFF"/>
       </w:rPr>
       <w:tblPr/>
@@ -14053,6 +14624,7 @@
       <w:spacing w:after="0" w:line="240" w:lineRule="auto"/>
     </w:pPr>
     <w:rPr>
+      <w:rFonts w:eastAsia="黑体"/>
       <w:color w:themeColor="text1" w:val="000000"/>
     </w:rPr>
     <w:tblPr>
@@ -14074,6 +14646,7 @@
     </w:tcPr>
     <w:tblStylePr w:type="firstRow">
       <w:rPr>
+        <w:rFonts w:eastAsia="黑体"/>
         <w:b/>
         <w:bCs/>
       </w:rPr>
@@ -14084,6 +14657,7 @@
     </w:tblStylePr>
     <w:tblStylePr w:type="lastRow">
       <w:rPr>
+        <w:rFonts w:eastAsia="黑体"/>
         <w:b/>
         <w:bCs/>
         <w:color w:themeColor="text1" w:val="000000"/>
@@ -14095,6 +14669,7 @@
     </w:tblStylePr>
     <w:tblStylePr w:type="firstCol">
       <w:rPr>
+        <w:rFonts w:eastAsia="黑体"/>
         <w:color w:themeColor="background1" w:val="FFFFFF"/>
       </w:rPr>
       <w:tblPr/>
@@ -14104,6 +14679,7 @@
     </w:tblStylePr>
     <w:tblStylePr w:type="lastCol">
       <w:rPr>
+        <w:rFonts w:eastAsia="黑体"/>
         <w:color w:themeColor="background1" w:val="FFFFFF"/>
       </w:rPr>
       <w:tblPr/>
@@ -14133,6 +14709,7 @@
       <w:spacing w:after="0" w:line="240" w:lineRule="auto"/>
     </w:pPr>
     <w:rPr>
+      <w:rFonts w:eastAsia="黑体"/>
       <w:color w:themeColor="text1" w:val="000000"/>
     </w:rPr>
     <w:tblPr>
@@ -14154,6 +14731,7 @@
     </w:tcPr>
     <w:tblStylePr w:type="firstRow">
       <w:rPr>
+        <w:rFonts w:eastAsia="黑体"/>
         <w:b/>
         <w:bCs/>
       </w:rPr>
@@ -14164,6 +14742,7 @@
     </w:tblStylePr>
     <w:tblStylePr w:type="lastRow">
       <w:rPr>
+        <w:rFonts w:eastAsia="黑体"/>
         <w:b/>
         <w:bCs/>
         <w:color w:themeColor="text1" w:val="000000"/>
@@ -14175,6 +14754,7 @@
     </w:tblStylePr>
     <w:tblStylePr w:type="firstCol">
       <w:rPr>
+        <w:rFonts w:eastAsia="黑体"/>
         <w:color w:themeColor="background1" w:val="FFFFFF"/>
       </w:rPr>
       <w:tblPr/>
@@ -14184,6 +14764,7 @@
     </w:tblStylePr>
     <w:tblStylePr w:type="lastCol">
       <w:rPr>
+        <w:rFonts w:eastAsia="黑体"/>
         <w:color w:themeColor="background1" w:val="FFFFFF"/>
       </w:rPr>
       <w:tblPr/>
@@ -14213,6 +14794,7 @@
       <w:spacing w:after="0" w:line="240" w:lineRule="auto"/>
     </w:pPr>
     <w:rPr>
+      <w:rFonts w:eastAsia="黑体"/>
       <w:color w:themeColor="text1" w:val="000000"/>
     </w:rPr>
     <w:tblPr>
@@ -14234,6 +14816,7 @@
     </w:tcPr>
     <w:tblStylePr w:type="firstRow">
       <w:rPr>
+        <w:rFonts w:eastAsia="黑体"/>
         <w:b/>
         <w:bCs/>
       </w:rPr>
@@ -14244,6 +14827,7 @@
     </w:tblStylePr>
     <w:tblStylePr w:type="lastRow">
       <w:rPr>
+        <w:rFonts w:eastAsia="黑体"/>
         <w:b/>
         <w:bCs/>
         <w:color w:themeColor="text1" w:val="000000"/>
@@ -14255,6 +14839,7 @@
     </w:tblStylePr>
     <w:tblStylePr w:type="firstCol">
       <w:rPr>
+        <w:rFonts w:eastAsia="黑体"/>
         <w:color w:themeColor="background1" w:val="FFFFFF"/>
       </w:rPr>
       <w:tblPr/>
@@ -14264,6 +14849,7 @@
     </w:tblStylePr>
     <w:tblStylePr w:type="lastCol">
       <w:rPr>
+        <w:rFonts w:eastAsia="黑体"/>
         <w:color w:themeColor="background1" w:val="FFFFFF"/>
       </w:rPr>
       <w:tblPr/>
@@ -14293,6 +14879,7 @@
       <w:spacing w:after="0" w:line="240" w:lineRule="auto"/>
     </w:pPr>
     <w:rPr>
+      <w:rFonts w:eastAsia="黑体"/>
       <w:color w:themeColor="text1" w:val="000000"/>
     </w:rPr>
     <w:tblPr>
@@ -14314,6 +14901,7 @@
     </w:tcPr>
     <w:tblStylePr w:type="firstRow">
       <w:rPr>
+        <w:rFonts w:eastAsia="黑体"/>
         <w:b/>
         <w:bCs/>
       </w:rPr>
@@ -14324,6 +14912,7 @@
     </w:tblStylePr>
     <w:tblStylePr w:type="lastRow">
       <w:rPr>
+        <w:rFonts w:eastAsia="黑体"/>
         <w:b/>
         <w:bCs/>
         <w:color w:themeColor="text1" w:val="000000"/>
@@ -14335,6 +14924,7 @@
     </w:tblStylePr>
     <w:tblStylePr w:type="firstCol">
       <w:rPr>
+        <w:rFonts w:eastAsia="黑体"/>
         <w:color w:themeColor="background1" w:val="FFFFFF"/>
       </w:rPr>
       <w:tblPr/>
@@ -14344,6 +14934,7 @@
     </w:tblStylePr>
     <w:tblStylePr w:type="lastCol">
       <w:rPr>
+        <w:rFonts w:eastAsia="黑体"/>
         <w:color w:themeColor="background1" w:val="FFFFFF"/>
       </w:rPr>
       <w:tblPr/>
@@ -14373,6 +14964,7 @@
       <w:spacing w:after="0" w:line="240" w:lineRule="auto"/>
     </w:pPr>
     <w:rPr>
+      <w:rFonts w:eastAsia="黑体"/>
       <w:color w:themeColor="text1" w:val="000000"/>
     </w:rPr>
     <w:tblPr>
@@ -14394,6 +14986,7 @@
     </w:tcPr>
     <w:tblStylePr w:type="firstRow">
       <w:rPr>
+        <w:rFonts w:eastAsia="黑体"/>
         <w:b/>
         <w:bCs/>
       </w:rPr>
@@ -14404,6 +14997,7 @@
     </w:tblStylePr>
     <w:tblStylePr w:type="lastRow">
       <w:rPr>
+        <w:rFonts w:eastAsia="黑体"/>
         <w:b/>
         <w:bCs/>
         <w:color w:themeColor="text1" w:val="000000"/>
@@ -14415,6 +15009,7 @@
     </w:tblStylePr>
     <w:tblStylePr w:type="firstCol">
       <w:rPr>
+        <w:rFonts w:eastAsia="黑体"/>
         <w:color w:themeColor="background1" w:val="FFFFFF"/>
       </w:rPr>
       <w:tblPr/>
@@ -14424,6 +15019,7 @@
     </w:tblStylePr>
     <w:tblStylePr w:type="lastCol">
       <w:rPr>
+        <w:rFonts w:eastAsia="黑体"/>
         <w:color w:themeColor="background1" w:val="FFFFFF"/>
       </w:rPr>
       <w:tblPr/>
@@ -14453,6 +15049,7 @@
       <w:spacing w:after="0" w:line="240" w:lineRule="auto"/>
     </w:pPr>
     <w:rPr>
+      <w:rFonts w:eastAsia="黑体"/>
       <w:color w:themeColor="text1" w:val="000000"/>
     </w:rPr>
     <w:tblPr>
@@ -14474,6 +15071,7 @@
     </w:tcPr>
     <w:tblStylePr w:type="firstRow">
       <w:rPr>
+        <w:rFonts w:eastAsia="黑体"/>
         <w:b/>
         <w:bCs/>
       </w:rPr>
@@ -14484,6 +15082,7 @@
     </w:tblStylePr>
     <w:tblStylePr w:type="lastRow">
       <w:rPr>
+        <w:rFonts w:eastAsia="黑体"/>
         <w:b/>
         <w:bCs/>
         <w:color w:themeColor="text1" w:val="000000"/>
@@ -14495,6 +15094,7 @@
     </w:tblStylePr>
     <w:tblStylePr w:type="firstCol">
       <w:rPr>
+        <w:rFonts w:eastAsia="黑体"/>
         <w:color w:themeColor="background1" w:val="FFFFFF"/>
       </w:rPr>
       <w:tblPr/>
@@ -14504,6 +15104,7 @@
     </w:tblStylePr>
     <w:tblStylePr w:type="lastCol">
       <w:rPr>
+        <w:rFonts w:eastAsia="黑体"/>
         <w:color w:themeColor="background1" w:val="FFFFFF"/>
       </w:rPr>
       <w:tblPr/>
@@ -14536,6 +15137,7 @@
     <w:name w:val="KeywordTok"/>
     <w:basedOn w:val="VerbatimChar"/>
     <w:rPr>
+      <w:rFonts w:eastAsia="黑体"/>
       <w:b/>
       <w:color w:val="007020"/>
     </w:rPr>
@@ -14544,6 +15146,7 @@
     <w:name w:val="DataTypeTok"/>
     <w:basedOn w:val="VerbatimChar"/>
     <w:rPr>
+      <w:rFonts w:eastAsia="黑体"/>
       <w:color w:val="902000"/>
     </w:rPr>
   </w:style>
@@ -14551,6 +15154,7 @@
     <w:name w:val="DecValTok"/>
     <w:basedOn w:val="VerbatimChar"/>
     <w:rPr>
+      <w:rFonts w:eastAsia="黑体"/>
       <w:color w:val="40a070"/>
     </w:rPr>
   </w:style>
@@ -14558,6 +15162,7 @@
     <w:name w:val="BaseNTok"/>
     <w:basedOn w:val="VerbatimChar"/>
     <w:rPr>
+      <w:rFonts w:eastAsia="黑体"/>
       <w:color w:val="40a070"/>
     </w:rPr>
   </w:style>
@@ -14565,6 +15170,7 @@
     <w:name w:val="FloatTok"/>
     <w:basedOn w:val="VerbatimChar"/>
     <w:rPr>
+      <w:rFonts w:eastAsia="黑体"/>
       <w:color w:val="40a070"/>
     </w:rPr>
   </w:style>
@@ -14572,6 +15178,7 @@
     <w:name w:val="ConstantTok"/>
     <w:basedOn w:val="VerbatimChar"/>
     <w:rPr>
+      <w:rFonts w:eastAsia="黑体"/>
       <w:color w:val="880000"/>
     </w:rPr>
   </w:style>
@@ -14579,6 +15186,7 @@
     <w:name w:val="CharTok"/>
     <w:basedOn w:val="VerbatimChar"/>
     <w:rPr>
+      <w:rFonts w:eastAsia="黑体"/>
       <w:color w:val="4070a0"/>
     </w:rPr>
   </w:style>
@@ -14586,6 +15194,7 @@
     <w:name w:val="SpecialCharTok"/>
     <w:basedOn w:val="VerbatimChar"/>
     <w:rPr>
+      <w:rFonts w:eastAsia="黑体"/>
       <w:color w:val="4070a0"/>
     </w:rPr>
   </w:style>
@@ -14593,6 +15202,7 @@
     <w:name w:val="StringTok"/>
     <w:basedOn w:val="VerbatimChar"/>
     <w:rPr>
+      <w:rFonts w:eastAsia="黑体"/>
       <w:color w:val="4070a0"/>
     </w:rPr>
   </w:style>
@@ -14600,6 +15210,7 @@
     <w:name w:val="VerbatimStringTok"/>
     <w:basedOn w:val="VerbatimChar"/>
     <w:rPr>
+      <w:rFonts w:eastAsia="黑体"/>
       <w:color w:val="4070a0"/>
     </w:rPr>
   </w:style>
@@ -14607,6 +15218,7 @@
     <w:name w:val="SpecialStringTok"/>
     <w:basedOn w:val="VerbatimChar"/>
     <w:rPr>
+      <w:rFonts w:eastAsia="黑体"/>
       <w:color w:val="bb6688"/>
     </w:rPr>
   </w:style>
@@ -14614,6 +15226,7 @@
     <w:name w:val="ImportTok"/>
     <w:basedOn w:val="VerbatimChar"/>
     <w:rPr>
+      <w:rFonts w:eastAsia="黑体"/>
       <w:b/>
       <w:color w:val="008000"/>
     </w:rPr>
@@ -14622,6 +15235,7 @@
     <w:name w:val="CommentTok"/>
     <w:basedOn w:val="VerbatimChar"/>
     <w:rPr>
+      <w:rFonts w:eastAsia="黑体"/>
       <w:i/>
       <w:color w:val="60a0b0"/>
     </w:rPr>
@@ -14630,6 +15244,7 @@
     <w:name w:val="DocumentationTok"/>
     <w:basedOn w:val="VerbatimChar"/>
     <w:rPr>
+      <w:rFonts w:eastAsia="黑体"/>
       <w:i/>
       <w:color w:val="ba2121"/>
     </w:rPr>
@@ -14638,6 +15253,7 @@
     <w:name w:val="AnnotationTok"/>
     <w:basedOn w:val="VerbatimChar"/>
     <w:rPr>
+      <w:rFonts w:eastAsia="黑体"/>
       <w:b/>
       <w:i/>
       <w:color w:val="60a0b0"/>
@@ -14647,6 +15263,7 @@
     <w:name w:val="CommentVarTok"/>
     <w:basedOn w:val="VerbatimChar"/>
     <w:rPr>
+      <w:rFonts w:eastAsia="黑体"/>
       <w:b/>
       <w:i/>
       <w:color w:val="60a0b0"/>
@@ -14656,6 +15273,7 @@
     <w:name w:val="OtherTok"/>
     <w:basedOn w:val="VerbatimChar"/>
     <w:rPr>
+      <w:rFonts w:eastAsia="黑体"/>
       <w:color w:val="007020"/>
     </w:rPr>
   </w:style>
@@ -14663,6 +15281,7 @@
     <w:name w:val="FunctionTok"/>
     <w:basedOn w:val="VerbatimChar"/>
     <w:rPr>
+      <w:rFonts w:eastAsia="黑体"/>
       <w:color w:val="06287e"/>
     </w:rPr>
   </w:style>
@@ -14670,6 +15289,7 @@
     <w:name w:val="VariableTok"/>
     <w:basedOn w:val="VerbatimChar"/>
     <w:rPr>
+      <w:rFonts w:eastAsia="黑体"/>
       <w:color w:val="19177c"/>
     </w:rPr>
   </w:style>
@@ -14677,6 +15297,7 @@
     <w:name w:val="ControlFlowTok"/>
     <w:basedOn w:val="VerbatimChar"/>
     <w:rPr>
+      <w:rFonts w:eastAsia="黑体"/>
       <w:b/>
       <w:color w:val="007020"/>
     </w:rPr>
@@ -14685,6 +15306,7 @@
     <w:name w:val="OperatorTok"/>
     <w:basedOn w:val="VerbatimChar"/>
     <w:rPr>
+      <w:rFonts w:eastAsia="黑体"/>
       <w:color w:val="666666"/>
     </w:rPr>
   </w:style>
@@ -14692,18 +15314,22 @@
     <w:name w:val="BuiltInTok"/>
     <w:basedOn w:val="VerbatimChar"/>
     <w:rPr>
+      <w:rFonts w:eastAsia="黑体"/>
       <w:color w:val="008000"/>
     </w:rPr>
   </w:style>
   <w:style w:type="character" w:customStyle="1" w:styleId="ExtensionTok">
     <w:name w:val="ExtensionTok"/>
     <w:basedOn w:val="VerbatimChar"/>
-    <w:rPr/>
+    <w:rPr>
+      <w:rFonts w:eastAsia="黑体"/>
+    </w:rPr>
   </w:style>
   <w:style w:type="character" w:customStyle="1" w:styleId="PreprocessorTok">
     <w:name w:val="PreprocessorTok"/>
     <w:basedOn w:val="VerbatimChar"/>
     <w:rPr>
+      <w:rFonts w:eastAsia="黑体"/>
       <w:color w:val="bc7a00"/>
     </w:rPr>
   </w:style>
@@ -14711,18 +15337,22 @@
     <w:name w:val="AttributeTok"/>
     <w:basedOn w:val="VerbatimChar"/>
     <w:rPr>
+      <w:rFonts w:eastAsia="黑体"/>
       <w:color w:val="7d9029"/>
     </w:rPr>
   </w:style>
   <w:style w:type="character" w:customStyle="1" w:styleId="RegionMarkerTok">
     <w:name w:val="RegionMarkerTok"/>
     <w:basedOn w:val="VerbatimChar"/>
-    <w:rPr/>
+    <w:rPr>
+      <w:rFonts w:eastAsia="黑体"/>
+    </w:rPr>
   </w:style>
   <w:style w:type="character" w:customStyle="1" w:styleId="InformationTok">
     <w:name w:val="InformationTok"/>
     <w:basedOn w:val="VerbatimChar"/>
     <w:rPr>
+      <w:rFonts w:eastAsia="黑体"/>
       <w:b/>
       <w:i/>
       <w:color w:val="60a0b0"/>
@@ -14732,6 +15362,7 @@
     <w:name w:val="WarningTok"/>
     <w:basedOn w:val="VerbatimChar"/>
     <w:rPr>
+      <w:rFonts w:eastAsia="黑体"/>
       <w:b/>
       <w:i/>
       <w:color w:val="60a0b0"/>
@@ -14741,6 +15372,7 @@
     <w:name w:val="AlertTok"/>
     <w:basedOn w:val="VerbatimChar"/>
     <w:rPr>
+      <w:rFonts w:eastAsia="黑体"/>
       <w:b/>
       <w:color w:val="ff0000"/>
     </w:rPr>
@@ -14749,6 +15381,7 @@
     <w:name w:val="ErrorTok"/>
     <w:basedOn w:val="VerbatimChar"/>
     <w:rPr>
+      <w:rFonts w:eastAsia="黑体"/>
       <w:b/>
       <w:color w:val="ff0000"/>
     </w:rPr>
@@ -14756,7 +15389,9 @@
   <w:style w:type="character" w:customStyle="1" w:styleId="NormalTok">
     <w:name w:val="NormalTok"/>
     <w:basedOn w:val="VerbatimChar"/>
-    <w:rPr/>
+    <w:rPr>
+      <w:rFonts w:eastAsia="黑体"/>
+    </w:rPr>
   </w:style>
 </w:styles>
 </file>
@@ -14805,12 +15440,12 @@
     <a:fontScheme name="Office">
       <a:majorFont>
         <a:latin typeface="Calibri"/>
-        <a:ea typeface=""/>
+        <a:ea typeface="黑体"/>
         <a:cs typeface=""/>
         <a:font script="Jpan" typeface="ＭＳ ゴシック"/>
         <a:font script="Hang" typeface="맑은 고딕"/>
-        <a:font script="Hans" typeface="宋体"/>
-        <a:font script="Hant" typeface="新細明體"/>
+        <a:font script="Hans" typeface="黑体"/>
+        <a:font script="Hant" typeface="黑体"/>
         <a:font script="Arab" typeface="Times New Roman"/>
         <a:font script="Hebr" typeface="Times New Roman"/>
         <a:font script="Thai" typeface="Angsana New"/>
@@ -14840,12 +15475,12 @@
       </a:majorFont>
       <a:minorFont>
         <a:latin typeface="Cambria"/>
-        <a:ea typeface=""/>
+        <a:ea typeface="黑体"/>
         <a:cs typeface=""/>
         <a:font script="Jpan" typeface="ＭＳ 明朝"/>
         <a:font script="Hang" typeface="맑은 고딕"/>
-        <a:font script="Hans" typeface="宋体"/>
-        <a:font script="Hant" typeface="新細明體"/>
+        <a:font script="Hans" typeface="黑体"/>
+        <a:font script="Hant" typeface="黑体"/>
         <a:font script="Arab" typeface="Arial"/>
         <a:font script="Hebr" typeface="Arial"/>
         <a:font script="Thai" typeface="Cordia New"/>

--- a/09-通信电路/03-解调电路/FSK解调电路/FSK解调电路.docx
+++ b/09-通信电路/03-解调电路/FSK解调电路/FSK解调电路.docx
@@ -2369,7 +2369,7 @@
           <w:color w:val="555555"/>
           <w:sz w:val="21"/>
         </w:rPr>
-        <w:t>材料收集者：杜文杰，WX手机：19519196569，QQ:3478827729</w:t>
+        <w:t>材料收集者：杜文杰，微信/手机：19519196569，QQ:3478827729</w:t>
       </w:r>
     </w:p>
     <w:sectPr>
